--- a/Paper/Medical_Physics/Accepted_Submission/Supplementary Table 1.docx
+++ b/Paper/Medical_Physics/Accepted_Submission/Supplementary Table 1.docx
@@ -40,7 +40,17 @@
           <w:sz w:val="24"/>
           <w:szCs w:val="24"/>
         </w:rPr>
-        <w:t>: Minimum Distance to Agreement (DTA) Between the Ablation Contour and the Tumor Contour, % of GTV mapped volume and volume (cc) outside of ablation zone, for R</w:t>
+        <w:t xml:space="preserve">: Minimum Distance to Agreement (DTA) Between the Ablation Contour and the Tumor Contour, % of GTV mapped volume and volume (cc) outside of ablation zone, for </w:t>
+      </w:r>
+      <w:bookmarkStart w:id="0" w:name="_GoBack"/>
+      <w:bookmarkEnd w:id="0"/>
+      <w:r>
+        <w:rPr>
+          <w:rFonts w:ascii="Times New Roman" w:hAnsi="Times New Roman" w:cs="Times New Roman"/>
+          <w:sz w:val="24"/>
+          <w:szCs w:val="24"/>
+        </w:rPr>
+        <w:t>R</w:t>
       </w:r>
       <w:r>
         <w:rPr>
@@ -50,8 +60,6 @@
         </w:rPr>
         <w:t>igid and Deformed registration.</w:t>
       </w:r>
-      <w:bookmarkStart w:id="0" w:name="_GoBack"/>
-      <w:bookmarkEnd w:id="0"/>
       <w:r>
         <w:rPr>
           <w:rFonts w:ascii="Times New Roman" w:hAnsi="Times New Roman" w:cs="Times New Roman"/>
@@ -64,17 +72,17 @@
     <w:tbl>
       <w:tblPr>
         <w:tblStyle w:val="GridTable1Light"/>
-        <w:tblW w:w="9350" w:type="dxa"/>
+        <w:tblW w:w="10632" w:type="dxa"/>
         <w:tblLook w:val="04A0" w:firstRow="1" w:lastRow="0" w:firstColumn="1" w:lastColumn="0" w:noHBand="0" w:noVBand="1"/>
       </w:tblPr>
       <w:tblGrid>
-        <w:gridCol w:w="2020"/>
-        <w:gridCol w:w="950"/>
-        <w:gridCol w:w="1870"/>
+        <w:gridCol w:w="1705"/>
+        <w:gridCol w:w="1265"/>
+        <w:gridCol w:w="1363"/>
         <w:gridCol w:w="876"/>
-        <w:gridCol w:w="1389"/>
-        <w:gridCol w:w="1002"/>
-        <w:gridCol w:w="1243"/>
+        <w:gridCol w:w="1896"/>
+        <w:gridCol w:w="1530"/>
+        <w:gridCol w:w="1997"/>
       </w:tblGrid>
       <w:tr>
         <w:trPr>
@@ -84,7 +92,7 @@
         <w:tc>
           <w:tcPr>
             <w:cnfStyle w:val="001000000000" w:firstRow="0" w:lastRow="0" w:firstColumn="1" w:lastColumn="0" w:oddVBand="0" w:evenVBand="0" w:oddHBand="0" w:evenHBand="0" w:firstRowFirstColumn="0" w:firstRowLastColumn="0" w:lastRowFirstColumn="0" w:lastRowLastColumn="0"/>
-            <w:tcW w:w="2020" w:type="dxa"/>
+            <w:tcW w:w="1705" w:type="dxa"/>
             <w:noWrap/>
             <w:hideMark/>
           </w:tcPr>
@@ -109,7 +117,7 @@
         </w:tc>
         <w:tc>
           <w:tcPr>
-            <w:tcW w:w="2820" w:type="dxa"/>
+            <w:tcW w:w="2628" w:type="dxa"/>
             <w:gridSpan w:val="2"/>
             <w:noWrap/>
             <w:hideMark/>
@@ -136,7 +144,7 @@
         </w:tc>
         <w:tc>
           <w:tcPr>
-            <w:tcW w:w="2255" w:type="dxa"/>
+            <w:tcW w:w="2772" w:type="dxa"/>
             <w:gridSpan w:val="2"/>
           </w:tcPr>
           <w:p>
@@ -161,7 +169,7 @@
         </w:tc>
         <w:tc>
           <w:tcPr>
-            <w:tcW w:w="2255" w:type="dxa"/>
+            <w:tcW w:w="3527" w:type="dxa"/>
             <w:gridSpan w:val="2"/>
           </w:tcPr>
           <w:p>
@@ -192,7 +200,7 @@
         <w:tc>
           <w:tcPr>
             <w:cnfStyle w:val="001000000000" w:firstRow="0" w:lastRow="0" w:firstColumn="1" w:lastColumn="0" w:oddVBand="0" w:evenVBand="0" w:oddHBand="0" w:evenHBand="0" w:firstRowFirstColumn="0" w:firstRowLastColumn="0" w:lastRowFirstColumn="0" w:lastRowLastColumn="0"/>
-            <w:tcW w:w="2020" w:type="dxa"/>
+            <w:tcW w:w="1705" w:type="dxa"/>
             <w:noWrap/>
             <w:hideMark/>
           </w:tcPr>
@@ -217,7 +225,7 @@
         </w:tc>
         <w:tc>
           <w:tcPr>
-            <w:tcW w:w="950" w:type="dxa"/>
+            <w:tcW w:w="1265" w:type="dxa"/>
             <w:noWrap/>
             <w:hideMark/>
           </w:tcPr>
@@ -247,7 +255,7 @@
         </w:tc>
         <w:tc>
           <w:tcPr>
-            <w:tcW w:w="1870" w:type="dxa"/>
+            <w:tcW w:w="1363" w:type="dxa"/>
             <w:noWrap/>
             <w:hideMark/>
           </w:tcPr>
@@ -277,7 +285,7 @@
         </w:tc>
         <w:tc>
           <w:tcPr>
-            <w:tcW w:w="859" w:type="dxa"/>
+            <w:tcW w:w="876" w:type="dxa"/>
           </w:tcPr>
           <w:p>
             <w:pPr>
@@ -305,7 +313,7 @@
         </w:tc>
         <w:tc>
           <w:tcPr>
-            <w:tcW w:w="1396" w:type="dxa"/>
+            <w:tcW w:w="1896" w:type="dxa"/>
           </w:tcPr>
           <w:p>
             <w:pPr>
@@ -333,7 +341,7 @@
         </w:tc>
         <w:tc>
           <w:tcPr>
-            <w:tcW w:w="1012" w:type="dxa"/>
+            <w:tcW w:w="1530" w:type="dxa"/>
           </w:tcPr>
           <w:p>
             <w:pPr>
@@ -361,7 +369,7 @@
         </w:tc>
         <w:tc>
           <w:tcPr>
-            <w:tcW w:w="1243" w:type="dxa"/>
+            <w:tcW w:w="1997" w:type="dxa"/>
           </w:tcPr>
           <w:p>
             <w:pPr>
@@ -395,7 +403,7 @@
         <w:tc>
           <w:tcPr>
             <w:cnfStyle w:val="001000000000" w:firstRow="0" w:lastRow="0" w:firstColumn="1" w:lastColumn="0" w:oddVBand="0" w:evenVBand="0" w:oddHBand="0" w:evenHBand="0" w:firstRowFirstColumn="0" w:firstRowLastColumn="0" w:lastRowFirstColumn="0" w:lastRowLastColumn="0"/>
-            <w:tcW w:w="2020" w:type="dxa"/>
+            <w:tcW w:w="1705" w:type="dxa"/>
             <w:noWrap/>
             <w:hideMark/>
           </w:tcPr>
@@ -420,59 +428,59 @@
         </w:tc>
         <w:tc>
           <w:tcPr>
-            <w:tcW w:w="950" w:type="dxa"/>
-            <w:noWrap/>
-            <w:hideMark/>
-          </w:tcPr>
-          <w:p>
-            <w:pPr>
-              <w:jc w:val="center"/>
-              <w:cnfStyle w:val="000000000000" w:firstRow="0" w:lastRow="0" w:firstColumn="0" w:lastColumn="0" w:oddVBand="0" w:evenVBand="0" w:oddHBand="0" w:evenHBand="0" w:firstRowFirstColumn="0" w:firstRowLastColumn="0" w:lastRowFirstColumn="0" w:lastRowLastColumn="0"/>
-              <w:rPr>
-                <w:rFonts w:ascii="Times New Roman" w:eastAsia="Times New Roman" w:hAnsi="Times New Roman" w:cs="Times New Roman"/>
-                <w:sz w:val="24"/>
-                <w:szCs w:val="24"/>
-              </w:rPr>
-            </w:pPr>
-            <w:r>
-              <w:rPr>
-                <w:rFonts w:ascii="Times New Roman" w:eastAsia="Times New Roman" w:hAnsi="Times New Roman" w:cs="Times New Roman"/>
-                <w:sz w:val="24"/>
-                <w:szCs w:val="24"/>
-              </w:rPr>
-              <w:t>0.00</w:t>
-            </w:r>
-          </w:p>
-        </w:tc>
-        <w:tc>
-          <w:tcPr>
-            <w:tcW w:w="1870" w:type="dxa"/>
-            <w:noWrap/>
-            <w:hideMark/>
-          </w:tcPr>
-          <w:p>
-            <w:pPr>
-              <w:jc w:val="center"/>
-              <w:cnfStyle w:val="000000000000" w:firstRow="0" w:lastRow="0" w:firstColumn="0" w:lastColumn="0" w:oddVBand="0" w:evenVBand="0" w:oddHBand="0" w:evenHBand="0" w:firstRowFirstColumn="0" w:firstRowLastColumn="0" w:lastRowFirstColumn="0" w:lastRowLastColumn="0"/>
-              <w:rPr>
-                <w:rFonts w:ascii="Times New Roman" w:eastAsia="Times New Roman" w:hAnsi="Times New Roman" w:cs="Times New Roman"/>
-                <w:sz w:val="24"/>
-                <w:szCs w:val="24"/>
-              </w:rPr>
-            </w:pPr>
-            <w:r>
-              <w:rPr>
-                <w:rFonts w:ascii="Times New Roman" w:eastAsia="Times New Roman" w:hAnsi="Times New Roman" w:cs="Times New Roman"/>
-                <w:sz w:val="24"/>
-                <w:szCs w:val="24"/>
-              </w:rPr>
-              <w:t>0.00</w:t>
-            </w:r>
-          </w:p>
-        </w:tc>
-        <w:tc>
-          <w:tcPr>
-            <w:tcW w:w="859" w:type="dxa"/>
+            <w:tcW w:w="1265" w:type="dxa"/>
+            <w:noWrap/>
+            <w:hideMark/>
+          </w:tcPr>
+          <w:p>
+            <w:pPr>
+              <w:jc w:val="center"/>
+              <w:cnfStyle w:val="000000000000" w:firstRow="0" w:lastRow="0" w:firstColumn="0" w:lastColumn="0" w:oddVBand="0" w:evenVBand="0" w:oddHBand="0" w:evenHBand="0" w:firstRowFirstColumn="0" w:firstRowLastColumn="0" w:lastRowFirstColumn="0" w:lastRowLastColumn="0"/>
+              <w:rPr>
+                <w:rFonts w:ascii="Times New Roman" w:eastAsia="Times New Roman" w:hAnsi="Times New Roman" w:cs="Times New Roman"/>
+                <w:sz w:val="24"/>
+                <w:szCs w:val="24"/>
+              </w:rPr>
+            </w:pPr>
+            <w:r>
+              <w:rPr>
+                <w:rFonts w:ascii="Times New Roman" w:eastAsia="Times New Roman" w:hAnsi="Times New Roman" w:cs="Times New Roman"/>
+                <w:sz w:val="24"/>
+                <w:szCs w:val="24"/>
+              </w:rPr>
+              <w:t>0.00</w:t>
+            </w:r>
+          </w:p>
+        </w:tc>
+        <w:tc>
+          <w:tcPr>
+            <w:tcW w:w="1363" w:type="dxa"/>
+            <w:noWrap/>
+            <w:hideMark/>
+          </w:tcPr>
+          <w:p>
+            <w:pPr>
+              <w:jc w:val="center"/>
+              <w:cnfStyle w:val="000000000000" w:firstRow="0" w:lastRow="0" w:firstColumn="0" w:lastColumn="0" w:oddVBand="0" w:evenVBand="0" w:oddHBand="0" w:evenHBand="0" w:firstRowFirstColumn="0" w:firstRowLastColumn="0" w:lastRowFirstColumn="0" w:lastRowLastColumn="0"/>
+              <w:rPr>
+                <w:rFonts w:ascii="Times New Roman" w:eastAsia="Times New Roman" w:hAnsi="Times New Roman" w:cs="Times New Roman"/>
+                <w:sz w:val="24"/>
+                <w:szCs w:val="24"/>
+              </w:rPr>
+            </w:pPr>
+            <w:r>
+              <w:rPr>
+                <w:rFonts w:ascii="Times New Roman" w:eastAsia="Times New Roman" w:hAnsi="Times New Roman" w:cs="Times New Roman"/>
+                <w:sz w:val="24"/>
+                <w:szCs w:val="24"/>
+              </w:rPr>
+              <w:t>0.00</w:t>
+            </w:r>
+          </w:p>
+        </w:tc>
+        <w:tc>
+          <w:tcPr>
+            <w:tcW w:w="876" w:type="dxa"/>
             <w:vAlign w:val="bottom"/>
           </w:tcPr>
           <w:p>
@@ -498,7 +506,7 @@
         </w:tc>
         <w:tc>
           <w:tcPr>
-            <w:tcW w:w="1396" w:type="dxa"/>
+            <w:tcW w:w="1896" w:type="dxa"/>
             <w:vAlign w:val="bottom"/>
           </w:tcPr>
           <w:p>
@@ -524,7 +532,7 @@
         </w:tc>
         <w:tc>
           <w:tcPr>
-            <w:tcW w:w="1012" w:type="dxa"/>
+            <w:tcW w:w="1530" w:type="dxa"/>
             <w:vAlign w:val="bottom"/>
           </w:tcPr>
           <w:p>
@@ -551,7 +559,7 @@
         </w:tc>
         <w:tc>
           <w:tcPr>
-            <w:tcW w:w="1243" w:type="dxa"/>
+            <w:tcW w:w="1997" w:type="dxa"/>
             <w:vAlign w:val="bottom"/>
           </w:tcPr>
           <w:p>
@@ -584,7 +592,7 @@
         <w:tc>
           <w:tcPr>
             <w:cnfStyle w:val="001000000000" w:firstRow="0" w:lastRow="0" w:firstColumn="1" w:lastColumn="0" w:oddVBand="0" w:evenVBand="0" w:oddHBand="0" w:evenHBand="0" w:firstRowFirstColumn="0" w:firstRowLastColumn="0" w:lastRowFirstColumn="0" w:lastRowLastColumn="0"/>
-            <w:tcW w:w="2020" w:type="dxa"/>
+            <w:tcW w:w="1705" w:type="dxa"/>
             <w:noWrap/>
             <w:hideMark/>
           </w:tcPr>
@@ -609,7 +617,7 @@
         </w:tc>
         <w:tc>
           <w:tcPr>
-            <w:tcW w:w="950" w:type="dxa"/>
+            <w:tcW w:w="1265" w:type="dxa"/>
             <w:noWrap/>
             <w:hideMark/>
           </w:tcPr>
@@ -635,7 +643,7 @@
         </w:tc>
         <w:tc>
           <w:tcPr>
-            <w:tcW w:w="1870" w:type="dxa"/>
+            <w:tcW w:w="1363" w:type="dxa"/>
             <w:noWrap/>
             <w:hideMark/>
           </w:tcPr>
@@ -661,7 +669,7 @@
         </w:tc>
         <w:tc>
           <w:tcPr>
-            <w:tcW w:w="859" w:type="dxa"/>
+            <w:tcW w:w="876" w:type="dxa"/>
             <w:vAlign w:val="bottom"/>
           </w:tcPr>
           <w:p>
@@ -687,33 +695,33 @@
         </w:tc>
         <w:tc>
           <w:tcPr>
-            <w:tcW w:w="1396" w:type="dxa"/>
-            <w:vAlign w:val="bottom"/>
-          </w:tcPr>
-          <w:p>
-            <w:pPr>
-              <w:jc w:val="center"/>
-              <w:cnfStyle w:val="000000000000" w:firstRow="0" w:lastRow="0" w:firstColumn="0" w:lastColumn="0" w:oddVBand="0" w:evenVBand="0" w:oddHBand="0" w:evenHBand="0" w:firstRowFirstColumn="0" w:firstRowLastColumn="0" w:lastRowFirstColumn="0" w:lastRowLastColumn="0"/>
-              <w:rPr>
-                <w:rFonts w:ascii="Times New Roman" w:eastAsia="Times New Roman" w:hAnsi="Times New Roman" w:cs="Times New Roman"/>
-                <w:sz w:val="24"/>
-                <w:szCs w:val="24"/>
-              </w:rPr>
-            </w:pPr>
-            <w:r>
-              <w:rPr>
-                <w:rFonts w:ascii="Times New Roman" w:hAnsi="Times New Roman" w:cs="Times New Roman"/>
-                <w:color w:val="000000"/>
-                <w:sz w:val="24"/>
-                <w:szCs w:val="24"/>
-              </w:rPr>
-              <w:t>0.00</w:t>
-            </w:r>
-          </w:p>
-        </w:tc>
-        <w:tc>
-          <w:tcPr>
-            <w:tcW w:w="1012" w:type="dxa"/>
+            <w:tcW w:w="1896" w:type="dxa"/>
+            <w:vAlign w:val="bottom"/>
+          </w:tcPr>
+          <w:p>
+            <w:pPr>
+              <w:jc w:val="center"/>
+              <w:cnfStyle w:val="000000000000" w:firstRow="0" w:lastRow="0" w:firstColumn="0" w:lastColumn="0" w:oddVBand="0" w:evenVBand="0" w:oddHBand="0" w:evenHBand="0" w:firstRowFirstColumn="0" w:firstRowLastColumn="0" w:lastRowFirstColumn="0" w:lastRowLastColumn="0"/>
+              <w:rPr>
+                <w:rFonts w:ascii="Times New Roman" w:eastAsia="Times New Roman" w:hAnsi="Times New Roman" w:cs="Times New Roman"/>
+                <w:sz w:val="24"/>
+                <w:szCs w:val="24"/>
+              </w:rPr>
+            </w:pPr>
+            <w:r>
+              <w:rPr>
+                <w:rFonts w:ascii="Times New Roman" w:hAnsi="Times New Roman" w:cs="Times New Roman"/>
+                <w:color w:val="000000"/>
+                <w:sz w:val="24"/>
+                <w:szCs w:val="24"/>
+              </w:rPr>
+              <w:t>0.00</w:t>
+            </w:r>
+          </w:p>
+        </w:tc>
+        <w:tc>
+          <w:tcPr>
+            <w:tcW w:w="1530" w:type="dxa"/>
             <w:vAlign w:val="bottom"/>
           </w:tcPr>
           <w:p>
@@ -740,7 +748,7 @@
         </w:tc>
         <w:tc>
           <w:tcPr>
-            <w:tcW w:w="1243" w:type="dxa"/>
+            <w:tcW w:w="1997" w:type="dxa"/>
             <w:vAlign w:val="bottom"/>
           </w:tcPr>
           <w:p>
@@ -773,7 +781,7 @@
         <w:tc>
           <w:tcPr>
             <w:cnfStyle w:val="001000000000" w:firstRow="0" w:lastRow="0" w:firstColumn="1" w:lastColumn="0" w:oddVBand="0" w:evenVBand="0" w:oddHBand="0" w:evenHBand="0" w:firstRowFirstColumn="0" w:firstRowLastColumn="0" w:lastRowFirstColumn="0" w:lastRowLastColumn="0"/>
-            <w:tcW w:w="2020" w:type="dxa"/>
+            <w:tcW w:w="1705" w:type="dxa"/>
             <w:noWrap/>
             <w:hideMark/>
           </w:tcPr>
@@ -798,33 +806,33 @@
         </w:tc>
         <w:tc>
           <w:tcPr>
-            <w:tcW w:w="950" w:type="dxa"/>
-            <w:noWrap/>
-            <w:hideMark/>
-          </w:tcPr>
-          <w:p>
-            <w:pPr>
-              <w:jc w:val="center"/>
-              <w:cnfStyle w:val="000000000000" w:firstRow="0" w:lastRow="0" w:firstColumn="0" w:lastColumn="0" w:oddVBand="0" w:evenVBand="0" w:oddHBand="0" w:evenHBand="0" w:firstRowFirstColumn="0" w:firstRowLastColumn="0" w:lastRowFirstColumn="0" w:lastRowLastColumn="0"/>
-              <w:rPr>
-                <w:rFonts w:ascii="Times New Roman" w:eastAsia="Times New Roman" w:hAnsi="Times New Roman" w:cs="Times New Roman"/>
-                <w:sz w:val="24"/>
-                <w:szCs w:val="24"/>
-              </w:rPr>
-            </w:pPr>
-            <w:r>
-              <w:rPr>
-                <w:rFonts w:ascii="Times New Roman" w:eastAsia="Times New Roman" w:hAnsi="Times New Roman" w:cs="Times New Roman"/>
-                <w:sz w:val="24"/>
-                <w:szCs w:val="24"/>
-              </w:rPr>
-              <w:t>0.00</w:t>
-            </w:r>
-          </w:p>
-        </w:tc>
-        <w:tc>
-          <w:tcPr>
-            <w:tcW w:w="1870" w:type="dxa"/>
+            <w:tcW w:w="1265" w:type="dxa"/>
+            <w:noWrap/>
+            <w:hideMark/>
+          </w:tcPr>
+          <w:p>
+            <w:pPr>
+              <w:jc w:val="center"/>
+              <w:cnfStyle w:val="000000000000" w:firstRow="0" w:lastRow="0" w:firstColumn="0" w:lastColumn="0" w:oddVBand="0" w:evenVBand="0" w:oddHBand="0" w:evenHBand="0" w:firstRowFirstColumn="0" w:firstRowLastColumn="0" w:lastRowFirstColumn="0" w:lastRowLastColumn="0"/>
+              <w:rPr>
+                <w:rFonts w:ascii="Times New Roman" w:eastAsia="Times New Roman" w:hAnsi="Times New Roman" w:cs="Times New Roman"/>
+                <w:sz w:val="24"/>
+                <w:szCs w:val="24"/>
+              </w:rPr>
+            </w:pPr>
+            <w:r>
+              <w:rPr>
+                <w:rFonts w:ascii="Times New Roman" w:eastAsia="Times New Roman" w:hAnsi="Times New Roman" w:cs="Times New Roman"/>
+                <w:sz w:val="24"/>
+                <w:szCs w:val="24"/>
+              </w:rPr>
+              <w:t>0.00</w:t>
+            </w:r>
+          </w:p>
+        </w:tc>
+        <w:tc>
+          <w:tcPr>
+            <w:tcW w:w="1363" w:type="dxa"/>
             <w:noWrap/>
             <w:hideMark/>
           </w:tcPr>
@@ -850,7 +858,7 @@
         </w:tc>
         <w:tc>
           <w:tcPr>
-            <w:tcW w:w="859" w:type="dxa"/>
+            <w:tcW w:w="876" w:type="dxa"/>
             <w:vAlign w:val="bottom"/>
           </w:tcPr>
           <w:p>
@@ -876,33 +884,33 @@
         </w:tc>
         <w:tc>
           <w:tcPr>
-            <w:tcW w:w="1396" w:type="dxa"/>
-            <w:vAlign w:val="bottom"/>
-          </w:tcPr>
-          <w:p>
-            <w:pPr>
-              <w:jc w:val="center"/>
-              <w:cnfStyle w:val="000000000000" w:firstRow="0" w:lastRow="0" w:firstColumn="0" w:lastColumn="0" w:oddVBand="0" w:evenVBand="0" w:oddHBand="0" w:evenHBand="0" w:firstRowFirstColumn="0" w:firstRowLastColumn="0" w:lastRowFirstColumn="0" w:lastRowLastColumn="0"/>
-              <w:rPr>
-                <w:rFonts w:ascii="Times New Roman" w:eastAsia="Times New Roman" w:hAnsi="Times New Roman" w:cs="Times New Roman"/>
-                <w:sz w:val="24"/>
-                <w:szCs w:val="24"/>
-              </w:rPr>
-            </w:pPr>
-            <w:r>
-              <w:rPr>
-                <w:rFonts w:ascii="Times New Roman" w:hAnsi="Times New Roman" w:cs="Times New Roman"/>
-                <w:color w:val="000000"/>
-                <w:sz w:val="24"/>
-                <w:szCs w:val="24"/>
-              </w:rPr>
-              <w:t>0.00</w:t>
-            </w:r>
-          </w:p>
-        </w:tc>
-        <w:tc>
-          <w:tcPr>
-            <w:tcW w:w="1012" w:type="dxa"/>
+            <w:tcW w:w="1896" w:type="dxa"/>
+            <w:vAlign w:val="bottom"/>
+          </w:tcPr>
+          <w:p>
+            <w:pPr>
+              <w:jc w:val="center"/>
+              <w:cnfStyle w:val="000000000000" w:firstRow="0" w:lastRow="0" w:firstColumn="0" w:lastColumn="0" w:oddVBand="0" w:evenVBand="0" w:oddHBand="0" w:evenHBand="0" w:firstRowFirstColumn="0" w:firstRowLastColumn="0" w:lastRowFirstColumn="0" w:lastRowLastColumn="0"/>
+              <w:rPr>
+                <w:rFonts w:ascii="Times New Roman" w:eastAsia="Times New Roman" w:hAnsi="Times New Roman" w:cs="Times New Roman"/>
+                <w:sz w:val="24"/>
+                <w:szCs w:val="24"/>
+              </w:rPr>
+            </w:pPr>
+            <w:r>
+              <w:rPr>
+                <w:rFonts w:ascii="Times New Roman" w:hAnsi="Times New Roman" w:cs="Times New Roman"/>
+                <w:color w:val="000000"/>
+                <w:sz w:val="24"/>
+                <w:szCs w:val="24"/>
+              </w:rPr>
+              <w:t>0.00</w:t>
+            </w:r>
+          </w:p>
+        </w:tc>
+        <w:tc>
+          <w:tcPr>
+            <w:tcW w:w="1530" w:type="dxa"/>
             <w:vAlign w:val="bottom"/>
           </w:tcPr>
           <w:p>
@@ -929,7 +937,7 @@
         </w:tc>
         <w:tc>
           <w:tcPr>
-            <w:tcW w:w="1243" w:type="dxa"/>
+            <w:tcW w:w="1997" w:type="dxa"/>
             <w:vAlign w:val="bottom"/>
           </w:tcPr>
           <w:p>
@@ -962,7 +970,7 @@
         <w:tc>
           <w:tcPr>
             <w:cnfStyle w:val="001000000000" w:firstRow="0" w:lastRow="0" w:firstColumn="1" w:lastColumn="0" w:oddVBand="0" w:evenVBand="0" w:oddHBand="0" w:evenHBand="0" w:firstRowFirstColumn="0" w:firstRowLastColumn="0" w:lastRowFirstColumn="0" w:lastRowLastColumn="0"/>
-            <w:tcW w:w="2020" w:type="dxa"/>
+            <w:tcW w:w="1705" w:type="dxa"/>
             <w:noWrap/>
             <w:hideMark/>
           </w:tcPr>
@@ -987,7 +995,7 @@
         </w:tc>
         <w:tc>
           <w:tcPr>
-            <w:tcW w:w="950" w:type="dxa"/>
+            <w:tcW w:w="1265" w:type="dxa"/>
             <w:noWrap/>
             <w:hideMark/>
           </w:tcPr>
@@ -1013,112 +1021,112 @@
         </w:tc>
         <w:tc>
           <w:tcPr>
-            <w:tcW w:w="1870" w:type="dxa"/>
-            <w:noWrap/>
-            <w:hideMark/>
-          </w:tcPr>
-          <w:p>
-            <w:pPr>
-              <w:jc w:val="center"/>
-              <w:cnfStyle w:val="000000000000" w:firstRow="0" w:lastRow="0" w:firstColumn="0" w:lastColumn="0" w:oddVBand="0" w:evenVBand="0" w:oddHBand="0" w:evenHBand="0" w:firstRowFirstColumn="0" w:firstRowLastColumn="0" w:lastRowFirstColumn="0" w:lastRowLastColumn="0"/>
-              <w:rPr>
-                <w:rFonts w:ascii="Times New Roman" w:eastAsia="Times New Roman" w:hAnsi="Times New Roman" w:cs="Times New Roman"/>
-                <w:sz w:val="24"/>
-                <w:szCs w:val="24"/>
-              </w:rPr>
-            </w:pPr>
-            <w:r>
-              <w:rPr>
-                <w:rFonts w:ascii="Times New Roman" w:eastAsia="Times New Roman" w:hAnsi="Times New Roman" w:cs="Times New Roman"/>
-                <w:sz w:val="24"/>
-                <w:szCs w:val="24"/>
-              </w:rPr>
-              <w:t>0.00</w:t>
-            </w:r>
-          </w:p>
-        </w:tc>
-        <w:tc>
-          <w:tcPr>
-            <w:tcW w:w="859" w:type="dxa"/>
-            <w:vAlign w:val="bottom"/>
-          </w:tcPr>
-          <w:p>
-            <w:pPr>
-              <w:jc w:val="center"/>
-              <w:cnfStyle w:val="000000000000" w:firstRow="0" w:lastRow="0" w:firstColumn="0" w:lastColumn="0" w:oddVBand="0" w:evenVBand="0" w:oddHBand="0" w:evenHBand="0" w:firstRowFirstColumn="0" w:firstRowLastColumn="0" w:lastRowFirstColumn="0" w:lastRowLastColumn="0"/>
-              <w:rPr>
-                <w:rFonts w:ascii="Times New Roman" w:eastAsia="Times New Roman" w:hAnsi="Times New Roman" w:cs="Times New Roman"/>
-                <w:sz w:val="24"/>
-                <w:szCs w:val="24"/>
-              </w:rPr>
-            </w:pPr>
-            <w:r>
-              <w:rPr>
-                <w:rFonts w:ascii="Times New Roman" w:hAnsi="Times New Roman" w:cs="Times New Roman"/>
-                <w:color w:val="000000"/>
-                <w:sz w:val="24"/>
-                <w:szCs w:val="24"/>
-              </w:rPr>
-              <w:t>0.00</w:t>
-            </w:r>
-          </w:p>
-        </w:tc>
-        <w:tc>
-          <w:tcPr>
-            <w:tcW w:w="1396" w:type="dxa"/>
-            <w:vAlign w:val="bottom"/>
-          </w:tcPr>
-          <w:p>
-            <w:pPr>
-              <w:jc w:val="center"/>
-              <w:cnfStyle w:val="000000000000" w:firstRow="0" w:lastRow="0" w:firstColumn="0" w:lastColumn="0" w:oddVBand="0" w:evenVBand="0" w:oddHBand="0" w:evenHBand="0" w:firstRowFirstColumn="0" w:firstRowLastColumn="0" w:lastRowFirstColumn="0" w:lastRowLastColumn="0"/>
-              <w:rPr>
-                <w:rFonts w:ascii="Times New Roman" w:eastAsia="Times New Roman" w:hAnsi="Times New Roman" w:cs="Times New Roman"/>
-                <w:sz w:val="24"/>
-                <w:szCs w:val="24"/>
-              </w:rPr>
-            </w:pPr>
-            <w:r>
-              <w:rPr>
-                <w:rFonts w:ascii="Times New Roman" w:hAnsi="Times New Roman" w:cs="Times New Roman"/>
-                <w:color w:val="000000"/>
-                <w:sz w:val="24"/>
-                <w:szCs w:val="24"/>
-              </w:rPr>
-              <w:t>0.00</w:t>
-            </w:r>
-          </w:p>
-        </w:tc>
-        <w:tc>
-          <w:tcPr>
-            <w:tcW w:w="1012" w:type="dxa"/>
-            <w:vAlign w:val="bottom"/>
-          </w:tcPr>
-          <w:p>
-            <w:pPr>
-              <w:jc w:val="center"/>
-              <w:cnfStyle w:val="000000000000" w:firstRow="0" w:lastRow="0" w:firstColumn="0" w:lastColumn="0" w:oddVBand="0" w:evenVBand="0" w:oddHBand="0" w:evenHBand="0" w:firstRowFirstColumn="0" w:firstRowLastColumn="0" w:lastRowFirstColumn="0" w:lastRowLastColumn="0"/>
-              <w:rPr>
-                <w:rFonts w:ascii="Times New Roman" w:hAnsi="Times New Roman" w:cs="Times New Roman"/>
-                <w:color w:val="000000"/>
-                <w:sz w:val="24"/>
-                <w:szCs w:val="24"/>
-              </w:rPr>
-            </w:pPr>
-            <w:r>
-              <w:rPr>
-                <w:rFonts w:ascii="Times New Roman" w:hAnsi="Times New Roman" w:cs="Times New Roman"/>
-                <w:color w:val="000000"/>
-                <w:sz w:val="24"/>
-                <w:szCs w:val="24"/>
-              </w:rPr>
-              <w:t>0.00</w:t>
-            </w:r>
-          </w:p>
-        </w:tc>
-        <w:tc>
-          <w:tcPr>
-            <w:tcW w:w="1243" w:type="dxa"/>
+            <w:tcW w:w="1363" w:type="dxa"/>
+            <w:noWrap/>
+            <w:hideMark/>
+          </w:tcPr>
+          <w:p>
+            <w:pPr>
+              <w:jc w:val="center"/>
+              <w:cnfStyle w:val="000000000000" w:firstRow="0" w:lastRow="0" w:firstColumn="0" w:lastColumn="0" w:oddVBand="0" w:evenVBand="0" w:oddHBand="0" w:evenHBand="0" w:firstRowFirstColumn="0" w:firstRowLastColumn="0" w:lastRowFirstColumn="0" w:lastRowLastColumn="0"/>
+              <w:rPr>
+                <w:rFonts w:ascii="Times New Roman" w:eastAsia="Times New Roman" w:hAnsi="Times New Roman" w:cs="Times New Roman"/>
+                <w:sz w:val="24"/>
+                <w:szCs w:val="24"/>
+              </w:rPr>
+            </w:pPr>
+            <w:r>
+              <w:rPr>
+                <w:rFonts w:ascii="Times New Roman" w:eastAsia="Times New Roman" w:hAnsi="Times New Roman" w:cs="Times New Roman"/>
+                <w:sz w:val="24"/>
+                <w:szCs w:val="24"/>
+              </w:rPr>
+              <w:t>0.00</w:t>
+            </w:r>
+          </w:p>
+        </w:tc>
+        <w:tc>
+          <w:tcPr>
+            <w:tcW w:w="876" w:type="dxa"/>
+            <w:vAlign w:val="bottom"/>
+          </w:tcPr>
+          <w:p>
+            <w:pPr>
+              <w:jc w:val="center"/>
+              <w:cnfStyle w:val="000000000000" w:firstRow="0" w:lastRow="0" w:firstColumn="0" w:lastColumn="0" w:oddVBand="0" w:evenVBand="0" w:oddHBand="0" w:evenHBand="0" w:firstRowFirstColumn="0" w:firstRowLastColumn="0" w:lastRowFirstColumn="0" w:lastRowLastColumn="0"/>
+              <w:rPr>
+                <w:rFonts w:ascii="Times New Roman" w:eastAsia="Times New Roman" w:hAnsi="Times New Roman" w:cs="Times New Roman"/>
+                <w:sz w:val="24"/>
+                <w:szCs w:val="24"/>
+              </w:rPr>
+            </w:pPr>
+            <w:r>
+              <w:rPr>
+                <w:rFonts w:ascii="Times New Roman" w:hAnsi="Times New Roman" w:cs="Times New Roman"/>
+                <w:color w:val="000000"/>
+                <w:sz w:val="24"/>
+                <w:szCs w:val="24"/>
+              </w:rPr>
+              <w:t>0.00</w:t>
+            </w:r>
+          </w:p>
+        </w:tc>
+        <w:tc>
+          <w:tcPr>
+            <w:tcW w:w="1896" w:type="dxa"/>
+            <w:vAlign w:val="bottom"/>
+          </w:tcPr>
+          <w:p>
+            <w:pPr>
+              <w:jc w:val="center"/>
+              <w:cnfStyle w:val="000000000000" w:firstRow="0" w:lastRow="0" w:firstColumn="0" w:lastColumn="0" w:oddVBand="0" w:evenVBand="0" w:oddHBand="0" w:evenHBand="0" w:firstRowFirstColumn="0" w:firstRowLastColumn="0" w:lastRowFirstColumn="0" w:lastRowLastColumn="0"/>
+              <w:rPr>
+                <w:rFonts w:ascii="Times New Roman" w:eastAsia="Times New Roman" w:hAnsi="Times New Roman" w:cs="Times New Roman"/>
+                <w:sz w:val="24"/>
+                <w:szCs w:val="24"/>
+              </w:rPr>
+            </w:pPr>
+            <w:r>
+              <w:rPr>
+                <w:rFonts w:ascii="Times New Roman" w:hAnsi="Times New Roman" w:cs="Times New Roman"/>
+                <w:color w:val="000000"/>
+                <w:sz w:val="24"/>
+                <w:szCs w:val="24"/>
+              </w:rPr>
+              <w:t>0.00</w:t>
+            </w:r>
+          </w:p>
+        </w:tc>
+        <w:tc>
+          <w:tcPr>
+            <w:tcW w:w="1530" w:type="dxa"/>
+            <w:vAlign w:val="bottom"/>
+          </w:tcPr>
+          <w:p>
+            <w:pPr>
+              <w:jc w:val="center"/>
+              <w:cnfStyle w:val="000000000000" w:firstRow="0" w:lastRow="0" w:firstColumn="0" w:lastColumn="0" w:oddVBand="0" w:evenVBand="0" w:oddHBand="0" w:evenHBand="0" w:firstRowFirstColumn="0" w:firstRowLastColumn="0" w:lastRowFirstColumn="0" w:lastRowLastColumn="0"/>
+              <w:rPr>
+                <w:rFonts w:ascii="Times New Roman" w:hAnsi="Times New Roman" w:cs="Times New Roman"/>
+                <w:color w:val="000000"/>
+                <w:sz w:val="24"/>
+                <w:szCs w:val="24"/>
+              </w:rPr>
+            </w:pPr>
+            <w:r>
+              <w:rPr>
+                <w:rFonts w:ascii="Times New Roman" w:hAnsi="Times New Roman" w:cs="Times New Roman"/>
+                <w:color w:val="000000"/>
+                <w:sz w:val="24"/>
+                <w:szCs w:val="24"/>
+              </w:rPr>
+              <w:t>0.00</w:t>
+            </w:r>
+          </w:p>
+        </w:tc>
+        <w:tc>
+          <w:tcPr>
+            <w:tcW w:w="1997" w:type="dxa"/>
             <w:vAlign w:val="bottom"/>
           </w:tcPr>
           <w:p>
@@ -1151,7 +1159,7 @@
         <w:tc>
           <w:tcPr>
             <w:cnfStyle w:val="001000000000" w:firstRow="0" w:lastRow="0" w:firstColumn="1" w:lastColumn="0" w:oddVBand="0" w:evenVBand="0" w:oddHBand="0" w:evenHBand="0" w:firstRowFirstColumn="0" w:firstRowLastColumn="0" w:lastRowFirstColumn="0" w:lastRowLastColumn="0"/>
-            <w:tcW w:w="2020" w:type="dxa"/>
+            <w:tcW w:w="1705" w:type="dxa"/>
             <w:noWrap/>
             <w:hideMark/>
           </w:tcPr>
@@ -1176,33 +1184,33 @@
         </w:tc>
         <w:tc>
           <w:tcPr>
-            <w:tcW w:w="950" w:type="dxa"/>
-            <w:noWrap/>
-            <w:hideMark/>
-          </w:tcPr>
-          <w:p>
-            <w:pPr>
-              <w:jc w:val="center"/>
-              <w:cnfStyle w:val="000000000000" w:firstRow="0" w:lastRow="0" w:firstColumn="0" w:lastColumn="0" w:oddVBand="0" w:evenVBand="0" w:oddHBand="0" w:evenHBand="0" w:firstRowFirstColumn="0" w:firstRowLastColumn="0" w:lastRowFirstColumn="0" w:lastRowLastColumn="0"/>
-              <w:rPr>
-                <w:rFonts w:ascii="Times New Roman" w:eastAsia="Times New Roman" w:hAnsi="Times New Roman" w:cs="Times New Roman"/>
-                <w:sz w:val="24"/>
-                <w:szCs w:val="24"/>
-              </w:rPr>
-            </w:pPr>
-            <w:r>
-              <w:rPr>
-                <w:rFonts w:ascii="Times New Roman" w:eastAsia="Times New Roman" w:hAnsi="Times New Roman" w:cs="Times New Roman"/>
-                <w:sz w:val="24"/>
-                <w:szCs w:val="24"/>
-              </w:rPr>
-              <w:t>0.00</w:t>
-            </w:r>
-          </w:p>
-        </w:tc>
-        <w:tc>
-          <w:tcPr>
-            <w:tcW w:w="1870" w:type="dxa"/>
+            <w:tcW w:w="1265" w:type="dxa"/>
+            <w:noWrap/>
+            <w:hideMark/>
+          </w:tcPr>
+          <w:p>
+            <w:pPr>
+              <w:jc w:val="center"/>
+              <w:cnfStyle w:val="000000000000" w:firstRow="0" w:lastRow="0" w:firstColumn="0" w:lastColumn="0" w:oddVBand="0" w:evenVBand="0" w:oddHBand="0" w:evenHBand="0" w:firstRowFirstColumn="0" w:firstRowLastColumn="0" w:lastRowFirstColumn="0" w:lastRowLastColumn="0"/>
+              <w:rPr>
+                <w:rFonts w:ascii="Times New Roman" w:eastAsia="Times New Roman" w:hAnsi="Times New Roman" w:cs="Times New Roman"/>
+                <w:sz w:val="24"/>
+                <w:szCs w:val="24"/>
+              </w:rPr>
+            </w:pPr>
+            <w:r>
+              <w:rPr>
+                <w:rFonts w:ascii="Times New Roman" w:eastAsia="Times New Roman" w:hAnsi="Times New Roman" w:cs="Times New Roman"/>
+                <w:sz w:val="24"/>
+                <w:szCs w:val="24"/>
+              </w:rPr>
+              <w:t>0.00</w:t>
+            </w:r>
+          </w:p>
+        </w:tc>
+        <w:tc>
+          <w:tcPr>
+            <w:tcW w:w="1363" w:type="dxa"/>
             <w:noWrap/>
             <w:hideMark/>
           </w:tcPr>
@@ -1228,7 +1236,7 @@
         </w:tc>
         <w:tc>
           <w:tcPr>
-            <w:tcW w:w="859" w:type="dxa"/>
+            <w:tcW w:w="876" w:type="dxa"/>
             <w:vAlign w:val="bottom"/>
           </w:tcPr>
           <w:p>
@@ -1254,33 +1262,33 @@
         </w:tc>
         <w:tc>
           <w:tcPr>
-            <w:tcW w:w="1396" w:type="dxa"/>
-            <w:vAlign w:val="bottom"/>
-          </w:tcPr>
-          <w:p>
-            <w:pPr>
-              <w:jc w:val="center"/>
-              <w:cnfStyle w:val="000000000000" w:firstRow="0" w:lastRow="0" w:firstColumn="0" w:lastColumn="0" w:oddVBand="0" w:evenVBand="0" w:oddHBand="0" w:evenHBand="0" w:firstRowFirstColumn="0" w:firstRowLastColumn="0" w:lastRowFirstColumn="0" w:lastRowLastColumn="0"/>
-              <w:rPr>
-                <w:rFonts w:ascii="Times New Roman" w:eastAsia="Times New Roman" w:hAnsi="Times New Roman" w:cs="Times New Roman"/>
-                <w:sz w:val="24"/>
-                <w:szCs w:val="24"/>
-              </w:rPr>
-            </w:pPr>
-            <w:r>
-              <w:rPr>
-                <w:rFonts w:ascii="Times New Roman" w:hAnsi="Times New Roman" w:cs="Times New Roman"/>
-                <w:color w:val="000000"/>
-                <w:sz w:val="24"/>
-                <w:szCs w:val="24"/>
-              </w:rPr>
-              <w:t>0.00</w:t>
-            </w:r>
-          </w:p>
-        </w:tc>
-        <w:tc>
-          <w:tcPr>
-            <w:tcW w:w="1012" w:type="dxa"/>
+            <w:tcW w:w="1896" w:type="dxa"/>
+            <w:vAlign w:val="bottom"/>
+          </w:tcPr>
+          <w:p>
+            <w:pPr>
+              <w:jc w:val="center"/>
+              <w:cnfStyle w:val="000000000000" w:firstRow="0" w:lastRow="0" w:firstColumn="0" w:lastColumn="0" w:oddVBand="0" w:evenVBand="0" w:oddHBand="0" w:evenHBand="0" w:firstRowFirstColumn="0" w:firstRowLastColumn="0" w:lastRowFirstColumn="0" w:lastRowLastColumn="0"/>
+              <w:rPr>
+                <w:rFonts w:ascii="Times New Roman" w:eastAsia="Times New Roman" w:hAnsi="Times New Roman" w:cs="Times New Roman"/>
+                <w:sz w:val="24"/>
+                <w:szCs w:val="24"/>
+              </w:rPr>
+            </w:pPr>
+            <w:r>
+              <w:rPr>
+                <w:rFonts w:ascii="Times New Roman" w:hAnsi="Times New Roman" w:cs="Times New Roman"/>
+                <w:color w:val="000000"/>
+                <w:sz w:val="24"/>
+                <w:szCs w:val="24"/>
+              </w:rPr>
+              <w:t>0.00</w:t>
+            </w:r>
+          </w:p>
+        </w:tc>
+        <w:tc>
+          <w:tcPr>
+            <w:tcW w:w="1530" w:type="dxa"/>
             <w:vAlign w:val="bottom"/>
           </w:tcPr>
           <w:p>
@@ -1307,7 +1315,7 @@
         </w:tc>
         <w:tc>
           <w:tcPr>
-            <w:tcW w:w="1243" w:type="dxa"/>
+            <w:tcW w:w="1997" w:type="dxa"/>
             <w:vAlign w:val="bottom"/>
           </w:tcPr>
           <w:p>
@@ -1340,7 +1348,7 @@
         <w:tc>
           <w:tcPr>
             <w:cnfStyle w:val="001000000000" w:firstRow="0" w:lastRow="0" w:firstColumn="1" w:lastColumn="0" w:oddVBand="0" w:evenVBand="0" w:oddHBand="0" w:evenHBand="0" w:firstRowFirstColumn="0" w:firstRowLastColumn="0" w:lastRowFirstColumn="0" w:lastRowLastColumn="0"/>
-            <w:tcW w:w="2020" w:type="dxa"/>
+            <w:tcW w:w="1705" w:type="dxa"/>
             <w:noWrap/>
             <w:hideMark/>
           </w:tcPr>
@@ -1365,7 +1373,7 @@
         </w:tc>
         <w:tc>
           <w:tcPr>
-            <w:tcW w:w="950" w:type="dxa"/>
+            <w:tcW w:w="1265" w:type="dxa"/>
             <w:noWrap/>
             <w:hideMark/>
           </w:tcPr>
@@ -1391,33 +1399,33 @@
         </w:tc>
         <w:tc>
           <w:tcPr>
-            <w:tcW w:w="1870" w:type="dxa"/>
-            <w:noWrap/>
-            <w:hideMark/>
-          </w:tcPr>
-          <w:p>
-            <w:pPr>
-              <w:jc w:val="center"/>
-              <w:cnfStyle w:val="000000000000" w:firstRow="0" w:lastRow="0" w:firstColumn="0" w:lastColumn="0" w:oddVBand="0" w:evenVBand="0" w:oddHBand="0" w:evenHBand="0" w:firstRowFirstColumn="0" w:firstRowLastColumn="0" w:lastRowFirstColumn="0" w:lastRowLastColumn="0"/>
-              <w:rPr>
-                <w:rFonts w:ascii="Times New Roman" w:eastAsia="Times New Roman" w:hAnsi="Times New Roman" w:cs="Times New Roman"/>
-                <w:sz w:val="24"/>
-                <w:szCs w:val="24"/>
-              </w:rPr>
-            </w:pPr>
-            <w:r>
-              <w:rPr>
-                <w:rFonts w:ascii="Times New Roman" w:eastAsia="Times New Roman" w:hAnsi="Times New Roman" w:cs="Times New Roman"/>
-                <w:sz w:val="24"/>
-                <w:szCs w:val="24"/>
-              </w:rPr>
-              <w:t>0.00</w:t>
-            </w:r>
-          </w:p>
-        </w:tc>
-        <w:tc>
-          <w:tcPr>
-            <w:tcW w:w="859" w:type="dxa"/>
+            <w:tcW w:w="1363" w:type="dxa"/>
+            <w:noWrap/>
+            <w:hideMark/>
+          </w:tcPr>
+          <w:p>
+            <w:pPr>
+              <w:jc w:val="center"/>
+              <w:cnfStyle w:val="000000000000" w:firstRow="0" w:lastRow="0" w:firstColumn="0" w:lastColumn="0" w:oddVBand="0" w:evenVBand="0" w:oddHBand="0" w:evenHBand="0" w:firstRowFirstColumn="0" w:firstRowLastColumn="0" w:lastRowFirstColumn="0" w:lastRowLastColumn="0"/>
+              <w:rPr>
+                <w:rFonts w:ascii="Times New Roman" w:eastAsia="Times New Roman" w:hAnsi="Times New Roman" w:cs="Times New Roman"/>
+                <w:sz w:val="24"/>
+                <w:szCs w:val="24"/>
+              </w:rPr>
+            </w:pPr>
+            <w:r>
+              <w:rPr>
+                <w:rFonts w:ascii="Times New Roman" w:eastAsia="Times New Roman" w:hAnsi="Times New Roman" w:cs="Times New Roman"/>
+                <w:sz w:val="24"/>
+                <w:szCs w:val="24"/>
+              </w:rPr>
+              <w:t>0.00</w:t>
+            </w:r>
+          </w:p>
+        </w:tc>
+        <w:tc>
+          <w:tcPr>
+            <w:tcW w:w="876" w:type="dxa"/>
             <w:vAlign w:val="bottom"/>
           </w:tcPr>
           <w:p>
@@ -1443,7 +1451,7 @@
         </w:tc>
         <w:tc>
           <w:tcPr>
-            <w:tcW w:w="1396" w:type="dxa"/>
+            <w:tcW w:w="1896" w:type="dxa"/>
             <w:vAlign w:val="bottom"/>
           </w:tcPr>
           <w:p>
@@ -1469,7 +1477,7 @@
         </w:tc>
         <w:tc>
           <w:tcPr>
-            <w:tcW w:w="1012" w:type="dxa"/>
+            <w:tcW w:w="1530" w:type="dxa"/>
             <w:vAlign w:val="bottom"/>
           </w:tcPr>
           <w:p>
@@ -1496,7 +1504,7 @@
         </w:tc>
         <w:tc>
           <w:tcPr>
-            <w:tcW w:w="1243" w:type="dxa"/>
+            <w:tcW w:w="1997" w:type="dxa"/>
             <w:vAlign w:val="bottom"/>
           </w:tcPr>
           <w:p>
@@ -1529,7 +1537,7 @@
         <w:tc>
           <w:tcPr>
             <w:cnfStyle w:val="001000000000" w:firstRow="0" w:lastRow="0" w:firstColumn="1" w:lastColumn="0" w:oddVBand="0" w:evenVBand="0" w:oddHBand="0" w:evenHBand="0" w:firstRowFirstColumn="0" w:firstRowLastColumn="0" w:lastRowFirstColumn="0" w:lastRowLastColumn="0"/>
-            <w:tcW w:w="2020" w:type="dxa"/>
+            <w:tcW w:w="1705" w:type="dxa"/>
             <w:noWrap/>
             <w:hideMark/>
           </w:tcPr>
@@ -1554,59 +1562,59 @@
         </w:tc>
         <w:tc>
           <w:tcPr>
-            <w:tcW w:w="950" w:type="dxa"/>
-            <w:noWrap/>
-            <w:hideMark/>
-          </w:tcPr>
-          <w:p>
-            <w:pPr>
-              <w:jc w:val="center"/>
-              <w:cnfStyle w:val="000000000000" w:firstRow="0" w:lastRow="0" w:firstColumn="0" w:lastColumn="0" w:oddVBand="0" w:evenVBand="0" w:oddHBand="0" w:evenHBand="0" w:firstRowFirstColumn="0" w:firstRowLastColumn="0" w:lastRowFirstColumn="0" w:lastRowLastColumn="0"/>
-              <w:rPr>
-                <w:rFonts w:ascii="Times New Roman" w:eastAsia="Times New Roman" w:hAnsi="Times New Roman" w:cs="Times New Roman"/>
-                <w:sz w:val="24"/>
-                <w:szCs w:val="24"/>
-              </w:rPr>
-            </w:pPr>
-            <w:r>
-              <w:rPr>
-                <w:rFonts w:ascii="Times New Roman" w:eastAsia="Times New Roman" w:hAnsi="Times New Roman" w:cs="Times New Roman"/>
-                <w:sz w:val="24"/>
-                <w:szCs w:val="24"/>
-              </w:rPr>
-              <w:t>0.00</w:t>
-            </w:r>
-          </w:p>
-        </w:tc>
-        <w:tc>
-          <w:tcPr>
-            <w:tcW w:w="1870" w:type="dxa"/>
-            <w:noWrap/>
-            <w:hideMark/>
-          </w:tcPr>
-          <w:p>
-            <w:pPr>
-              <w:jc w:val="center"/>
-              <w:cnfStyle w:val="000000000000" w:firstRow="0" w:lastRow="0" w:firstColumn="0" w:lastColumn="0" w:oddVBand="0" w:evenVBand="0" w:oddHBand="0" w:evenHBand="0" w:firstRowFirstColumn="0" w:firstRowLastColumn="0" w:lastRowFirstColumn="0" w:lastRowLastColumn="0"/>
-              <w:rPr>
-                <w:rFonts w:ascii="Times New Roman" w:eastAsia="Times New Roman" w:hAnsi="Times New Roman" w:cs="Times New Roman"/>
-                <w:sz w:val="24"/>
-                <w:szCs w:val="24"/>
-              </w:rPr>
-            </w:pPr>
-            <w:r>
-              <w:rPr>
-                <w:rFonts w:ascii="Times New Roman" w:eastAsia="Times New Roman" w:hAnsi="Times New Roman" w:cs="Times New Roman"/>
-                <w:sz w:val="24"/>
-                <w:szCs w:val="24"/>
-              </w:rPr>
-              <w:t>0.00</w:t>
-            </w:r>
-          </w:p>
-        </w:tc>
-        <w:tc>
-          <w:tcPr>
-            <w:tcW w:w="859" w:type="dxa"/>
+            <w:tcW w:w="1265" w:type="dxa"/>
+            <w:noWrap/>
+            <w:hideMark/>
+          </w:tcPr>
+          <w:p>
+            <w:pPr>
+              <w:jc w:val="center"/>
+              <w:cnfStyle w:val="000000000000" w:firstRow="0" w:lastRow="0" w:firstColumn="0" w:lastColumn="0" w:oddVBand="0" w:evenVBand="0" w:oddHBand="0" w:evenHBand="0" w:firstRowFirstColumn="0" w:firstRowLastColumn="0" w:lastRowFirstColumn="0" w:lastRowLastColumn="0"/>
+              <w:rPr>
+                <w:rFonts w:ascii="Times New Roman" w:eastAsia="Times New Roman" w:hAnsi="Times New Roman" w:cs="Times New Roman"/>
+                <w:sz w:val="24"/>
+                <w:szCs w:val="24"/>
+              </w:rPr>
+            </w:pPr>
+            <w:r>
+              <w:rPr>
+                <w:rFonts w:ascii="Times New Roman" w:eastAsia="Times New Roman" w:hAnsi="Times New Roman" w:cs="Times New Roman"/>
+                <w:sz w:val="24"/>
+                <w:szCs w:val="24"/>
+              </w:rPr>
+              <w:t>0.00</w:t>
+            </w:r>
+          </w:p>
+        </w:tc>
+        <w:tc>
+          <w:tcPr>
+            <w:tcW w:w="1363" w:type="dxa"/>
+            <w:noWrap/>
+            <w:hideMark/>
+          </w:tcPr>
+          <w:p>
+            <w:pPr>
+              <w:jc w:val="center"/>
+              <w:cnfStyle w:val="000000000000" w:firstRow="0" w:lastRow="0" w:firstColumn="0" w:lastColumn="0" w:oddVBand="0" w:evenVBand="0" w:oddHBand="0" w:evenHBand="0" w:firstRowFirstColumn="0" w:firstRowLastColumn="0" w:lastRowFirstColumn="0" w:lastRowLastColumn="0"/>
+              <w:rPr>
+                <w:rFonts w:ascii="Times New Roman" w:eastAsia="Times New Roman" w:hAnsi="Times New Roman" w:cs="Times New Roman"/>
+                <w:sz w:val="24"/>
+                <w:szCs w:val="24"/>
+              </w:rPr>
+            </w:pPr>
+            <w:r>
+              <w:rPr>
+                <w:rFonts w:ascii="Times New Roman" w:eastAsia="Times New Roman" w:hAnsi="Times New Roman" w:cs="Times New Roman"/>
+                <w:sz w:val="24"/>
+                <w:szCs w:val="24"/>
+              </w:rPr>
+              <w:t>0.00</w:t>
+            </w:r>
+          </w:p>
+        </w:tc>
+        <w:tc>
+          <w:tcPr>
+            <w:tcW w:w="876" w:type="dxa"/>
             <w:vAlign w:val="bottom"/>
           </w:tcPr>
           <w:p>
@@ -1632,7 +1640,7 @@
         </w:tc>
         <w:tc>
           <w:tcPr>
-            <w:tcW w:w="1396" w:type="dxa"/>
+            <w:tcW w:w="1896" w:type="dxa"/>
             <w:vAlign w:val="bottom"/>
           </w:tcPr>
           <w:p>
@@ -1658,7 +1666,7 @@
         </w:tc>
         <w:tc>
           <w:tcPr>
-            <w:tcW w:w="1012" w:type="dxa"/>
+            <w:tcW w:w="1530" w:type="dxa"/>
             <w:vAlign w:val="bottom"/>
           </w:tcPr>
           <w:p>
@@ -1685,7 +1693,7 @@
         </w:tc>
         <w:tc>
           <w:tcPr>
-            <w:tcW w:w="1243" w:type="dxa"/>
+            <w:tcW w:w="1997" w:type="dxa"/>
             <w:vAlign w:val="bottom"/>
           </w:tcPr>
           <w:p>
@@ -1718,7 +1726,7 @@
         <w:tc>
           <w:tcPr>
             <w:cnfStyle w:val="001000000000" w:firstRow="0" w:lastRow="0" w:firstColumn="1" w:lastColumn="0" w:oddVBand="0" w:evenVBand="0" w:oddHBand="0" w:evenHBand="0" w:firstRowFirstColumn="0" w:firstRowLastColumn="0" w:lastRowFirstColumn="0" w:lastRowLastColumn="0"/>
-            <w:tcW w:w="2020" w:type="dxa"/>
+            <w:tcW w:w="1705" w:type="dxa"/>
             <w:noWrap/>
             <w:hideMark/>
           </w:tcPr>
@@ -1743,33 +1751,33 @@
         </w:tc>
         <w:tc>
           <w:tcPr>
-            <w:tcW w:w="950" w:type="dxa"/>
-            <w:noWrap/>
-            <w:hideMark/>
-          </w:tcPr>
-          <w:p>
-            <w:pPr>
-              <w:jc w:val="center"/>
-              <w:cnfStyle w:val="000000000000" w:firstRow="0" w:lastRow="0" w:firstColumn="0" w:lastColumn="0" w:oddVBand="0" w:evenVBand="0" w:oddHBand="0" w:evenHBand="0" w:firstRowFirstColumn="0" w:firstRowLastColumn="0" w:lastRowFirstColumn="0" w:lastRowLastColumn="0"/>
-              <w:rPr>
-                <w:rFonts w:ascii="Times New Roman" w:eastAsia="Times New Roman" w:hAnsi="Times New Roman" w:cs="Times New Roman"/>
-                <w:sz w:val="24"/>
-                <w:szCs w:val="24"/>
-              </w:rPr>
-            </w:pPr>
-            <w:r>
-              <w:rPr>
-                <w:rFonts w:ascii="Times New Roman" w:eastAsia="Times New Roman" w:hAnsi="Times New Roman" w:cs="Times New Roman"/>
-                <w:sz w:val="24"/>
-                <w:szCs w:val="24"/>
-              </w:rPr>
-              <w:t>0.00</w:t>
-            </w:r>
-          </w:p>
-        </w:tc>
-        <w:tc>
-          <w:tcPr>
-            <w:tcW w:w="1870" w:type="dxa"/>
+            <w:tcW w:w="1265" w:type="dxa"/>
+            <w:noWrap/>
+            <w:hideMark/>
+          </w:tcPr>
+          <w:p>
+            <w:pPr>
+              <w:jc w:val="center"/>
+              <w:cnfStyle w:val="000000000000" w:firstRow="0" w:lastRow="0" w:firstColumn="0" w:lastColumn="0" w:oddVBand="0" w:evenVBand="0" w:oddHBand="0" w:evenHBand="0" w:firstRowFirstColumn="0" w:firstRowLastColumn="0" w:lastRowFirstColumn="0" w:lastRowLastColumn="0"/>
+              <w:rPr>
+                <w:rFonts w:ascii="Times New Roman" w:eastAsia="Times New Roman" w:hAnsi="Times New Roman" w:cs="Times New Roman"/>
+                <w:sz w:val="24"/>
+                <w:szCs w:val="24"/>
+              </w:rPr>
+            </w:pPr>
+            <w:r>
+              <w:rPr>
+                <w:rFonts w:ascii="Times New Roman" w:eastAsia="Times New Roman" w:hAnsi="Times New Roman" w:cs="Times New Roman"/>
+                <w:sz w:val="24"/>
+                <w:szCs w:val="24"/>
+              </w:rPr>
+              <w:t>0.00</w:t>
+            </w:r>
+          </w:p>
+        </w:tc>
+        <w:tc>
+          <w:tcPr>
+            <w:tcW w:w="1363" w:type="dxa"/>
             <w:noWrap/>
             <w:hideMark/>
           </w:tcPr>
@@ -1795,7 +1803,7 @@
         </w:tc>
         <w:tc>
           <w:tcPr>
-            <w:tcW w:w="859" w:type="dxa"/>
+            <w:tcW w:w="876" w:type="dxa"/>
             <w:vAlign w:val="bottom"/>
           </w:tcPr>
           <w:p>
@@ -1821,33 +1829,33 @@
         </w:tc>
         <w:tc>
           <w:tcPr>
-            <w:tcW w:w="1396" w:type="dxa"/>
-            <w:vAlign w:val="bottom"/>
-          </w:tcPr>
-          <w:p>
-            <w:pPr>
-              <w:jc w:val="center"/>
-              <w:cnfStyle w:val="000000000000" w:firstRow="0" w:lastRow="0" w:firstColumn="0" w:lastColumn="0" w:oddVBand="0" w:evenVBand="0" w:oddHBand="0" w:evenHBand="0" w:firstRowFirstColumn="0" w:firstRowLastColumn="0" w:lastRowFirstColumn="0" w:lastRowLastColumn="0"/>
-              <w:rPr>
-                <w:rFonts w:ascii="Times New Roman" w:eastAsia="Times New Roman" w:hAnsi="Times New Roman" w:cs="Times New Roman"/>
-                <w:sz w:val="24"/>
-                <w:szCs w:val="24"/>
-              </w:rPr>
-            </w:pPr>
-            <w:r>
-              <w:rPr>
-                <w:rFonts w:ascii="Times New Roman" w:hAnsi="Times New Roman" w:cs="Times New Roman"/>
-                <w:color w:val="000000"/>
-                <w:sz w:val="24"/>
-                <w:szCs w:val="24"/>
-              </w:rPr>
-              <w:t>0.00</w:t>
-            </w:r>
-          </w:p>
-        </w:tc>
-        <w:tc>
-          <w:tcPr>
-            <w:tcW w:w="1012" w:type="dxa"/>
+            <w:tcW w:w="1896" w:type="dxa"/>
+            <w:vAlign w:val="bottom"/>
+          </w:tcPr>
+          <w:p>
+            <w:pPr>
+              <w:jc w:val="center"/>
+              <w:cnfStyle w:val="000000000000" w:firstRow="0" w:lastRow="0" w:firstColumn="0" w:lastColumn="0" w:oddVBand="0" w:evenVBand="0" w:oddHBand="0" w:evenHBand="0" w:firstRowFirstColumn="0" w:firstRowLastColumn="0" w:lastRowFirstColumn="0" w:lastRowLastColumn="0"/>
+              <w:rPr>
+                <w:rFonts w:ascii="Times New Roman" w:eastAsia="Times New Roman" w:hAnsi="Times New Roman" w:cs="Times New Roman"/>
+                <w:sz w:val="24"/>
+                <w:szCs w:val="24"/>
+              </w:rPr>
+            </w:pPr>
+            <w:r>
+              <w:rPr>
+                <w:rFonts w:ascii="Times New Roman" w:hAnsi="Times New Roman" w:cs="Times New Roman"/>
+                <w:color w:val="000000"/>
+                <w:sz w:val="24"/>
+                <w:szCs w:val="24"/>
+              </w:rPr>
+              <w:t>0.00</w:t>
+            </w:r>
+          </w:p>
+        </w:tc>
+        <w:tc>
+          <w:tcPr>
+            <w:tcW w:w="1530" w:type="dxa"/>
             <w:vAlign w:val="bottom"/>
           </w:tcPr>
           <w:p>
@@ -1874,7 +1882,7 @@
         </w:tc>
         <w:tc>
           <w:tcPr>
-            <w:tcW w:w="1243" w:type="dxa"/>
+            <w:tcW w:w="1997" w:type="dxa"/>
             <w:vAlign w:val="bottom"/>
           </w:tcPr>
           <w:p>
@@ -1907,7 +1915,7 @@
         <w:tc>
           <w:tcPr>
             <w:cnfStyle w:val="001000000000" w:firstRow="0" w:lastRow="0" w:firstColumn="1" w:lastColumn="0" w:oddVBand="0" w:evenVBand="0" w:oddHBand="0" w:evenHBand="0" w:firstRowFirstColumn="0" w:firstRowLastColumn="0" w:lastRowFirstColumn="0" w:lastRowLastColumn="0"/>
-            <w:tcW w:w="2020" w:type="dxa"/>
+            <w:tcW w:w="1705" w:type="dxa"/>
             <w:noWrap/>
             <w:hideMark/>
           </w:tcPr>
@@ -1932,59 +1940,59 @@
         </w:tc>
         <w:tc>
           <w:tcPr>
-            <w:tcW w:w="950" w:type="dxa"/>
-            <w:noWrap/>
-            <w:hideMark/>
-          </w:tcPr>
-          <w:p>
-            <w:pPr>
-              <w:jc w:val="center"/>
-              <w:cnfStyle w:val="000000000000" w:firstRow="0" w:lastRow="0" w:firstColumn="0" w:lastColumn="0" w:oddVBand="0" w:evenVBand="0" w:oddHBand="0" w:evenHBand="0" w:firstRowFirstColumn="0" w:firstRowLastColumn="0" w:lastRowFirstColumn="0" w:lastRowLastColumn="0"/>
-              <w:rPr>
-                <w:rFonts w:ascii="Times New Roman" w:eastAsia="Times New Roman" w:hAnsi="Times New Roman" w:cs="Times New Roman"/>
-                <w:sz w:val="24"/>
-                <w:szCs w:val="24"/>
-              </w:rPr>
-            </w:pPr>
-            <w:r>
-              <w:rPr>
-                <w:rFonts w:ascii="Times New Roman" w:eastAsia="Times New Roman" w:hAnsi="Times New Roman" w:cs="Times New Roman"/>
-                <w:sz w:val="24"/>
-                <w:szCs w:val="24"/>
-              </w:rPr>
-              <w:t>0.00</w:t>
-            </w:r>
-          </w:p>
-        </w:tc>
-        <w:tc>
-          <w:tcPr>
-            <w:tcW w:w="1870" w:type="dxa"/>
-            <w:noWrap/>
-            <w:hideMark/>
-          </w:tcPr>
-          <w:p>
-            <w:pPr>
-              <w:jc w:val="center"/>
-              <w:cnfStyle w:val="000000000000" w:firstRow="0" w:lastRow="0" w:firstColumn="0" w:lastColumn="0" w:oddVBand="0" w:evenVBand="0" w:oddHBand="0" w:evenHBand="0" w:firstRowFirstColumn="0" w:firstRowLastColumn="0" w:lastRowFirstColumn="0" w:lastRowLastColumn="0"/>
-              <w:rPr>
-                <w:rFonts w:ascii="Times New Roman" w:eastAsia="Times New Roman" w:hAnsi="Times New Roman" w:cs="Times New Roman"/>
-                <w:sz w:val="24"/>
-                <w:szCs w:val="24"/>
-              </w:rPr>
-            </w:pPr>
-            <w:r>
-              <w:rPr>
-                <w:rFonts w:ascii="Times New Roman" w:eastAsia="Times New Roman" w:hAnsi="Times New Roman" w:cs="Times New Roman"/>
-                <w:sz w:val="24"/>
-                <w:szCs w:val="24"/>
-              </w:rPr>
-              <w:t>0.00</w:t>
-            </w:r>
-          </w:p>
-        </w:tc>
-        <w:tc>
-          <w:tcPr>
-            <w:tcW w:w="859" w:type="dxa"/>
+            <w:tcW w:w="1265" w:type="dxa"/>
+            <w:noWrap/>
+            <w:hideMark/>
+          </w:tcPr>
+          <w:p>
+            <w:pPr>
+              <w:jc w:val="center"/>
+              <w:cnfStyle w:val="000000000000" w:firstRow="0" w:lastRow="0" w:firstColumn="0" w:lastColumn="0" w:oddVBand="0" w:evenVBand="0" w:oddHBand="0" w:evenHBand="0" w:firstRowFirstColumn="0" w:firstRowLastColumn="0" w:lastRowFirstColumn="0" w:lastRowLastColumn="0"/>
+              <w:rPr>
+                <w:rFonts w:ascii="Times New Roman" w:eastAsia="Times New Roman" w:hAnsi="Times New Roman" w:cs="Times New Roman"/>
+                <w:sz w:val="24"/>
+                <w:szCs w:val="24"/>
+              </w:rPr>
+            </w:pPr>
+            <w:r>
+              <w:rPr>
+                <w:rFonts w:ascii="Times New Roman" w:eastAsia="Times New Roman" w:hAnsi="Times New Roman" w:cs="Times New Roman"/>
+                <w:sz w:val="24"/>
+                <w:szCs w:val="24"/>
+              </w:rPr>
+              <w:t>0.00</w:t>
+            </w:r>
+          </w:p>
+        </w:tc>
+        <w:tc>
+          <w:tcPr>
+            <w:tcW w:w="1363" w:type="dxa"/>
+            <w:noWrap/>
+            <w:hideMark/>
+          </w:tcPr>
+          <w:p>
+            <w:pPr>
+              <w:jc w:val="center"/>
+              <w:cnfStyle w:val="000000000000" w:firstRow="0" w:lastRow="0" w:firstColumn="0" w:lastColumn="0" w:oddVBand="0" w:evenVBand="0" w:oddHBand="0" w:evenHBand="0" w:firstRowFirstColumn="0" w:firstRowLastColumn="0" w:lastRowFirstColumn="0" w:lastRowLastColumn="0"/>
+              <w:rPr>
+                <w:rFonts w:ascii="Times New Roman" w:eastAsia="Times New Roman" w:hAnsi="Times New Roman" w:cs="Times New Roman"/>
+                <w:sz w:val="24"/>
+                <w:szCs w:val="24"/>
+              </w:rPr>
+            </w:pPr>
+            <w:r>
+              <w:rPr>
+                <w:rFonts w:ascii="Times New Roman" w:eastAsia="Times New Roman" w:hAnsi="Times New Roman" w:cs="Times New Roman"/>
+                <w:sz w:val="24"/>
+                <w:szCs w:val="24"/>
+              </w:rPr>
+              <w:t>0.00</w:t>
+            </w:r>
+          </w:p>
+        </w:tc>
+        <w:tc>
+          <w:tcPr>
+            <w:tcW w:w="876" w:type="dxa"/>
             <w:vAlign w:val="bottom"/>
           </w:tcPr>
           <w:p>
@@ -2010,7 +2018,7 @@
         </w:tc>
         <w:tc>
           <w:tcPr>
-            <w:tcW w:w="1396" w:type="dxa"/>
+            <w:tcW w:w="1896" w:type="dxa"/>
             <w:vAlign w:val="bottom"/>
           </w:tcPr>
           <w:p>
@@ -2036,7 +2044,7 @@
         </w:tc>
         <w:tc>
           <w:tcPr>
-            <w:tcW w:w="1012" w:type="dxa"/>
+            <w:tcW w:w="1530" w:type="dxa"/>
             <w:vAlign w:val="bottom"/>
           </w:tcPr>
           <w:p>
@@ -2063,7 +2071,7 @@
         </w:tc>
         <w:tc>
           <w:tcPr>
-            <w:tcW w:w="1243" w:type="dxa"/>
+            <w:tcW w:w="1997" w:type="dxa"/>
             <w:vAlign w:val="bottom"/>
           </w:tcPr>
           <w:p>
@@ -2096,7 +2104,7 @@
         <w:tc>
           <w:tcPr>
             <w:cnfStyle w:val="001000000000" w:firstRow="0" w:lastRow="0" w:firstColumn="1" w:lastColumn="0" w:oddVBand="0" w:evenVBand="0" w:oddHBand="0" w:evenHBand="0" w:firstRowFirstColumn="0" w:firstRowLastColumn="0" w:lastRowFirstColumn="0" w:lastRowLastColumn="0"/>
-            <w:tcW w:w="2020" w:type="dxa"/>
+            <w:tcW w:w="1705" w:type="dxa"/>
             <w:noWrap/>
             <w:hideMark/>
           </w:tcPr>
@@ -2121,33 +2129,33 @@
         </w:tc>
         <w:tc>
           <w:tcPr>
-            <w:tcW w:w="950" w:type="dxa"/>
-            <w:noWrap/>
-            <w:hideMark/>
-          </w:tcPr>
-          <w:p>
-            <w:pPr>
-              <w:jc w:val="center"/>
-              <w:cnfStyle w:val="000000000000" w:firstRow="0" w:lastRow="0" w:firstColumn="0" w:lastColumn="0" w:oddVBand="0" w:evenVBand="0" w:oddHBand="0" w:evenHBand="0" w:firstRowFirstColumn="0" w:firstRowLastColumn="0" w:lastRowFirstColumn="0" w:lastRowLastColumn="0"/>
-              <w:rPr>
-                <w:rFonts w:ascii="Times New Roman" w:eastAsia="Times New Roman" w:hAnsi="Times New Roman" w:cs="Times New Roman"/>
-                <w:sz w:val="24"/>
-                <w:szCs w:val="24"/>
-              </w:rPr>
-            </w:pPr>
-            <w:r>
-              <w:rPr>
-                <w:rFonts w:ascii="Times New Roman" w:eastAsia="Times New Roman" w:hAnsi="Times New Roman" w:cs="Times New Roman"/>
-                <w:sz w:val="24"/>
-                <w:szCs w:val="24"/>
-              </w:rPr>
-              <w:t>0.00</w:t>
-            </w:r>
-          </w:p>
-        </w:tc>
-        <w:tc>
-          <w:tcPr>
-            <w:tcW w:w="1870" w:type="dxa"/>
+            <w:tcW w:w="1265" w:type="dxa"/>
+            <w:noWrap/>
+            <w:hideMark/>
+          </w:tcPr>
+          <w:p>
+            <w:pPr>
+              <w:jc w:val="center"/>
+              <w:cnfStyle w:val="000000000000" w:firstRow="0" w:lastRow="0" w:firstColumn="0" w:lastColumn="0" w:oddVBand="0" w:evenVBand="0" w:oddHBand="0" w:evenHBand="0" w:firstRowFirstColumn="0" w:firstRowLastColumn="0" w:lastRowFirstColumn="0" w:lastRowLastColumn="0"/>
+              <w:rPr>
+                <w:rFonts w:ascii="Times New Roman" w:eastAsia="Times New Roman" w:hAnsi="Times New Roman" w:cs="Times New Roman"/>
+                <w:sz w:val="24"/>
+                <w:szCs w:val="24"/>
+              </w:rPr>
+            </w:pPr>
+            <w:r>
+              <w:rPr>
+                <w:rFonts w:ascii="Times New Roman" w:eastAsia="Times New Roman" w:hAnsi="Times New Roman" w:cs="Times New Roman"/>
+                <w:sz w:val="24"/>
+                <w:szCs w:val="24"/>
+              </w:rPr>
+              <w:t>0.00</w:t>
+            </w:r>
+          </w:p>
+        </w:tc>
+        <w:tc>
+          <w:tcPr>
+            <w:tcW w:w="1363" w:type="dxa"/>
             <w:noWrap/>
             <w:hideMark/>
           </w:tcPr>
@@ -2173,7 +2181,7 @@
         </w:tc>
         <w:tc>
           <w:tcPr>
-            <w:tcW w:w="859" w:type="dxa"/>
+            <w:tcW w:w="876" w:type="dxa"/>
             <w:vAlign w:val="bottom"/>
           </w:tcPr>
           <w:p>
@@ -2199,33 +2207,33 @@
         </w:tc>
         <w:tc>
           <w:tcPr>
-            <w:tcW w:w="1396" w:type="dxa"/>
-            <w:vAlign w:val="bottom"/>
-          </w:tcPr>
-          <w:p>
-            <w:pPr>
-              <w:jc w:val="center"/>
-              <w:cnfStyle w:val="000000000000" w:firstRow="0" w:lastRow="0" w:firstColumn="0" w:lastColumn="0" w:oddVBand="0" w:evenVBand="0" w:oddHBand="0" w:evenHBand="0" w:firstRowFirstColumn="0" w:firstRowLastColumn="0" w:lastRowFirstColumn="0" w:lastRowLastColumn="0"/>
-              <w:rPr>
-                <w:rFonts w:ascii="Times New Roman" w:eastAsia="Times New Roman" w:hAnsi="Times New Roman" w:cs="Times New Roman"/>
-                <w:sz w:val="24"/>
-                <w:szCs w:val="24"/>
-              </w:rPr>
-            </w:pPr>
-            <w:r>
-              <w:rPr>
-                <w:rFonts w:ascii="Times New Roman" w:hAnsi="Times New Roman" w:cs="Times New Roman"/>
-                <w:color w:val="000000"/>
-                <w:sz w:val="24"/>
-                <w:szCs w:val="24"/>
-              </w:rPr>
-              <w:t>0.00</w:t>
-            </w:r>
-          </w:p>
-        </w:tc>
-        <w:tc>
-          <w:tcPr>
-            <w:tcW w:w="1012" w:type="dxa"/>
+            <w:tcW w:w="1896" w:type="dxa"/>
+            <w:vAlign w:val="bottom"/>
+          </w:tcPr>
+          <w:p>
+            <w:pPr>
+              <w:jc w:val="center"/>
+              <w:cnfStyle w:val="000000000000" w:firstRow="0" w:lastRow="0" w:firstColumn="0" w:lastColumn="0" w:oddVBand="0" w:evenVBand="0" w:oddHBand="0" w:evenHBand="0" w:firstRowFirstColumn="0" w:firstRowLastColumn="0" w:lastRowFirstColumn="0" w:lastRowLastColumn="0"/>
+              <w:rPr>
+                <w:rFonts w:ascii="Times New Roman" w:eastAsia="Times New Roman" w:hAnsi="Times New Roman" w:cs="Times New Roman"/>
+                <w:sz w:val="24"/>
+                <w:szCs w:val="24"/>
+              </w:rPr>
+            </w:pPr>
+            <w:r>
+              <w:rPr>
+                <w:rFonts w:ascii="Times New Roman" w:hAnsi="Times New Roman" w:cs="Times New Roman"/>
+                <w:color w:val="000000"/>
+                <w:sz w:val="24"/>
+                <w:szCs w:val="24"/>
+              </w:rPr>
+              <w:t>0.00</w:t>
+            </w:r>
+          </w:p>
+        </w:tc>
+        <w:tc>
+          <w:tcPr>
+            <w:tcW w:w="1530" w:type="dxa"/>
             <w:vAlign w:val="bottom"/>
           </w:tcPr>
           <w:p>
@@ -2252,7 +2260,7 @@
         </w:tc>
         <w:tc>
           <w:tcPr>
-            <w:tcW w:w="1243" w:type="dxa"/>
+            <w:tcW w:w="1997" w:type="dxa"/>
             <w:vAlign w:val="bottom"/>
           </w:tcPr>
           <w:p>
@@ -2285,7 +2293,7 @@
         <w:tc>
           <w:tcPr>
             <w:cnfStyle w:val="001000000000" w:firstRow="0" w:lastRow="0" w:firstColumn="1" w:lastColumn="0" w:oddVBand="0" w:evenVBand="0" w:oddHBand="0" w:evenHBand="0" w:firstRowFirstColumn="0" w:firstRowLastColumn="0" w:lastRowFirstColumn="0" w:lastRowLastColumn="0"/>
-            <w:tcW w:w="2020" w:type="dxa"/>
+            <w:tcW w:w="1705" w:type="dxa"/>
             <w:noWrap/>
             <w:hideMark/>
           </w:tcPr>
@@ -2310,59 +2318,59 @@
         </w:tc>
         <w:tc>
           <w:tcPr>
-            <w:tcW w:w="950" w:type="dxa"/>
-            <w:noWrap/>
-            <w:hideMark/>
-          </w:tcPr>
-          <w:p>
-            <w:pPr>
-              <w:jc w:val="center"/>
-              <w:cnfStyle w:val="000000000000" w:firstRow="0" w:lastRow="0" w:firstColumn="0" w:lastColumn="0" w:oddVBand="0" w:evenVBand="0" w:oddHBand="0" w:evenHBand="0" w:firstRowFirstColumn="0" w:firstRowLastColumn="0" w:lastRowFirstColumn="0" w:lastRowLastColumn="0"/>
-              <w:rPr>
-                <w:rFonts w:ascii="Times New Roman" w:eastAsia="Times New Roman" w:hAnsi="Times New Roman" w:cs="Times New Roman"/>
-                <w:sz w:val="24"/>
-                <w:szCs w:val="24"/>
-              </w:rPr>
-            </w:pPr>
-            <w:r>
-              <w:rPr>
-                <w:rFonts w:ascii="Times New Roman" w:eastAsia="Times New Roman" w:hAnsi="Times New Roman" w:cs="Times New Roman"/>
-                <w:sz w:val="24"/>
-                <w:szCs w:val="24"/>
-              </w:rPr>
-              <w:t>0.00</w:t>
-            </w:r>
-          </w:p>
-        </w:tc>
-        <w:tc>
-          <w:tcPr>
-            <w:tcW w:w="1870" w:type="dxa"/>
-            <w:noWrap/>
-            <w:hideMark/>
-          </w:tcPr>
-          <w:p>
-            <w:pPr>
-              <w:jc w:val="center"/>
-              <w:cnfStyle w:val="000000000000" w:firstRow="0" w:lastRow="0" w:firstColumn="0" w:lastColumn="0" w:oddVBand="0" w:evenVBand="0" w:oddHBand="0" w:evenHBand="0" w:firstRowFirstColumn="0" w:firstRowLastColumn="0" w:lastRowFirstColumn="0" w:lastRowLastColumn="0"/>
-              <w:rPr>
-                <w:rFonts w:ascii="Times New Roman" w:eastAsia="Times New Roman" w:hAnsi="Times New Roman" w:cs="Times New Roman"/>
-                <w:sz w:val="24"/>
-                <w:szCs w:val="24"/>
-              </w:rPr>
-            </w:pPr>
-            <w:r>
-              <w:rPr>
-                <w:rFonts w:ascii="Times New Roman" w:eastAsia="Times New Roman" w:hAnsi="Times New Roman" w:cs="Times New Roman"/>
-                <w:sz w:val="24"/>
-                <w:szCs w:val="24"/>
-              </w:rPr>
-              <w:t>0.00</w:t>
-            </w:r>
-          </w:p>
-        </w:tc>
-        <w:tc>
-          <w:tcPr>
-            <w:tcW w:w="859" w:type="dxa"/>
+            <w:tcW w:w="1265" w:type="dxa"/>
+            <w:noWrap/>
+            <w:hideMark/>
+          </w:tcPr>
+          <w:p>
+            <w:pPr>
+              <w:jc w:val="center"/>
+              <w:cnfStyle w:val="000000000000" w:firstRow="0" w:lastRow="0" w:firstColumn="0" w:lastColumn="0" w:oddVBand="0" w:evenVBand="0" w:oddHBand="0" w:evenHBand="0" w:firstRowFirstColumn="0" w:firstRowLastColumn="0" w:lastRowFirstColumn="0" w:lastRowLastColumn="0"/>
+              <w:rPr>
+                <w:rFonts w:ascii="Times New Roman" w:eastAsia="Times New Roman" w:hAnsi="Times New Roman" w:cs="Times New Roman"/>
+                <w:sz w:val="24"/>
+                <w:szCs w:val="24"/>
+              </w:rPr>
+            </w:pPr>
+            <w:r>
+              <w:rPr>
+                <w:rFonts w:ascii="Times New Roman" w:eastAsia="Times New Roman" w:hAnsi="Times New Roman" w:cs="Times New Roman"/>
+                <w:sz w:val="24"/>
+                <w:szCs w:val="24"/>
+              </w:rPr>
+              <w:t>0.00</w:t>
+            </w:r>
+          </w:p>
+        </w:tc>
+        <w:tc>
+          <w:tcPr>
+            <w:tcW w:w="1363" w:type="dxa"/>
+            <w:noWrap/>
+            <w:hideMark/>
+          </w:tcPr>
+          <w:p>
+            <w:pPr>
+              <w:jc w:val="center"/>
+              <w:cnfStyle w:val="000000000000" w:firstRow="0" w:lastRow="0" w:firstColumn="0" w:lastColumn="0" w:oddVBand="0" w:evenVBand="0" w:oddHBand="0" w:evenHBand="0" w:firstRowFirstColumn="0" w:firstRowLastColumn="0" w:lastRowFirstColumn="0" w:lastRowLastColumn="0"/>
+              <w:rPr>
+                <w:rFonts w:ascii="Times New Roman" w:eastAsia="Times New Roman" w:hAnsi="Times New Roman" w:cs="Times New Roman"/>
+                <w:sz w:val="24"/>
+                <w:szCs w:val="24"/>
+              </w:rPr>
+            </w:pPr>
+            <w:r>
+              <w:rPr>
+                <w:rFonts w:ascii="Times New Roman" w:eastAsia="Times New Roman" w:hAnsi="Times New Roman" w:cs="Times New Roman"/>
+                <w:sz w:val="24"/>
+                <w:szCs w:val="24"/>
+              </w:rPr>
+              <w:t>0.00</w:t>
+            </w:r>
+          </w:p>
+        </w:tc>
+        <w:tc>
+          <w:tcPr>
+            <w:tcW w:w="876" w:type="dxa"/>
             <w:vAlign w:val="bottom"/>
           </w:tcPr>
           <w:p>
@@ -2388,7 +2396,7 @@
         </w:tc>
         <w:tc>
           <w:tcPr>
-            <w:tcW w:w="1396" w:type="dxa"/>
+            <w:tcW w:w="1896" w:type="dxa"/>
             <w:vAlign w:val="bottom"/>
           </w:tcPr>
           <w:p>
@@ -2414,7 +2422,7 @@
         </w:tc>
         <w:tc>
           <w:tcPr>
-            <w:tcW w:w="1012" w:type="dxa"/>
+            <w:tcW w:w="1530" w:type="dxa"/>
             <w:vAlign w:val="bottom"/>
           </w:tcPr>
           <w:p>
@@ -2441,7 +2449,7 @@
         </w:tc>
         <w:tc>
           <w:tcPr>
-            <w:tcW w:w="1243" w:type="dxa"/>
+            <w:tcW w:w="1997" w:type="dxa"/>
             <w:vAlign w:val="bottom"/>
           </w:tcPr>
           <w:p>
@@ -2474,7 +2482,7 @@
         <w:tc>
           <w:tcPr>
             <w:cnfStyle w:val="001000000000" w:firstRow="0" w:lastRow="0" w:firstColumn="1" w:lastColumn="0" w:oddVBand="0" w:evenVBand="0" w:oddHBand="0" w:evenHBand="0" w:firstRowFirstColumn="0" w:firstRowLastColumn="0" w:lastRowFirstColumn="0" w:lastRowLastColumn="0"/>
-            <w:tcW w:w="2020" w:type="dxa"/>
+            <w:tcW w:w="1705" w:type="dxa"/>
             <w:noWrap/>
             <w:hideMark/>
           </w:tcPr>
@@ -2499,59 +2507,59 @@
         </w:tc>
         <w:tc>
           <w:tcPr>
-            <w:tcW w:w="950" w:type="dxa"/>
-            <w:noWrap/>
-            <w:hideMark/>
-          </w:tcPr>
-          <w:p>
-            <w:pPr>
-              <w:jc w:val="center"/>
-              <w:cnfStyle w:val="000000000000" w:firstRow="0" w:lastRow="0" w:firstColumn="0" w:lastColumn="0" w:oddVBand="0" w:evenVBand="0" w:oddHBand="0" w:evenHBand="0" w:firstRowFirstColumn="0" w:firstRowLastColumn="0" w:lastRowFirstColumn="0" w:lastRowLastColumn="0"/>
-              <w:rPr>
-                <w:rFonts w:ascii="Times New Roman" w:eastAsia="Times New Roman" w:hAnsi="Times New Roman" w:cs="Times New Roman"/>
-                <w:sz w:val="24"/>
-                <w:szCs w:val="24"/>
-              </w:rPr>
-            </w:pPr>
-            <w:r>
-              <w:rPr>
-                <w:rFonts w:ascii="Times New Roman" w:eastAsia="Times New Roman" w:hAnsi="Times New Roman" w:cs="Times New Roman"/>
-                <w:sz w:val="24"/>
-                <w:szCs w:val="24"/>
-              </w:rPr>
-              <w:t>0.00</w:t>
-            </w:r>
-          </w:p>
-        </w:tc>
-        <w:tc>
-          <w:tcPr>
-            <w:tcW w:w="1870" w:type="dxa"/>
-            <w:noWrap/>
-            <w:hideMark/>
-          </w:tcPr>
-          <w:p>
-            <w:pPr>
-              <w:jc w:val="center"/>
-              <w:cnfStyle w:val="000000000000" w:firstRow="0" w:lastRow="0" w:firstColumn="0" w:lastColumn="0" w:oddVBand="0" w:evenVBand="0" w:oddHBand="0" w:evenHBand="0" w:firstRowFirstColumn="0" w:firstRowLastColumn="0" w:lastRowFirstColumn="0" w:lastRowLastColumn="0"/>
-              <w:rPr>
-                <w:rFonts w:ascii="Times New Roman" w:eastAsia="Times New Roman" w:hAnsi="Times New Roman" w:cs="Times New Roman"/>
-                <w:sz w:val="24"/>
-                <w:szCs w:val="24"/>
-              </w:rPr>
-            </w:pPr>
-            <w:r>
-              <w:rPr>
-                <w:rFonts w:ascii="Times New Roman" w:eastAsia="Times New Roman" w:hAnsi="Times New Roman" w:cs="Times New Roman"/>
-                <w:sz w:val="24"/>
-                <w:szCs w:val="24"/>
-              </w:rPr>
-              <w:t>0.00</w:t>
-            </w:r>
-          </w:p>
-        </w:tc>
-        <w:tc>
-          <w:tcPr>
-            <w:tcW w:w="859" w:type="dxa"/>
+            <w:tcW w:w="1265" w:type="dxa"/>
+            <w:noWrap/>
+            <w:hideMark/>
+          </w:tcPr>
+          <w:p>
+            <w:pPr>
+              <w:jc w:val="center"/>
+              <w:cnfStyle w:val="000000000000" w:firstRow="0" w:lastRow="0" w:firstColumn="0" w:lastColumn="0" w:oddVBand="0" w:evenVBand="0" w:oddHBand="0" w:evenHBand="0" w:firstRowFirstColumn="0" w:firstRowLastColumn="0" w:lastRowFirstColumn="0" w:lastRowLastColumn="0"/>
+              <w:rPr>
+                <w:rFonts w:ascii="Times New Roman" w:eastAsia="Times New Roman" w:hAnsi="Times New Roman" w:cs="Times New Roman"/>
+                <w:sz w:val="24"/>
+                <w:szCs w:val="24"/>
+              </w:rPr>
+            </w:pPr>
+            <w:r>
+              <w:rPr>
+                <w:rFonts w:ascii="Times New Roman" w:eastAsia="Times New Roman" w:hAnsi="Times New Roman" w:cs="Times New Roman"/>
+                <w:sz w:val="24"/>
+                <w:szCs w:val="24"/>
+              </w:rPr>
+              <w:t>0.00</w:t>
+            </w:r>
+          </w:p>
+        </w:tc>
+        <w:tc>
+          <w:tcPr>
+            <w:tcW w:w="1363" w:type="dxa"/>
+            <w:noWrap/>
+            <w:hideMark/>
+          </w:tcPr>
+          <w:p>
+            <w:pPr>
+              <w:jc w:val="center"/>
+              <w:cnfStyle w:val="000000000000" w:firstRow="0" w:lastRow="0" w:firstColumn="0" w:lastColumn="0" w:oddVBand="0" w:evenVBand="0" w:oddHBand="0" w:evenHBand="0" w:firstRowFirstColumn="0" w:firstRowLastColumn="0" w:lastRowFirstColumn="0" w:lastRowLastColumn="0"/>
+              <w:rPr>
+                <w:rFonts w:ascii="Times New Roman" w:eastAsia="Times New Roman" w:hAnsi="Times New Roman" w:cs="Times New Roman"/>
+                <w:sz w:val="24"/>
+                <w:szCs w:val="24"/>
+              </w:rPr>
+            </w:pPr>
+            <w:r>
+              <w:rPr>
+                <w:rFonts w:ascii="Times New Roman" w:eastAsia="Times New Roman" w:hAnsi="Times New Roman" w:cs="Times New Roman"/>
+                <w:sz w:val="24"/>
+                <w:szCs w:val="24"/>
+              </w:rPr>
+              <w:t>0.00</w:t>
+            </w:r>
+          </w:p>
+        </w:tc>
+        <w:tc>
+          <w:tcPr>
+            <w:tcW w:w="876" w:type="dxa"/>
             <w:vAlign w:val="bottom"/>
           </w:tcPr>
           <w:p>
@@ -2577,7 +2585,7 @@
         </w:tc>
         <w:tc>
           <w:tcPr>
-            <w:tcW w:w="1396" w:type="dxa"/>
+            <w:tcW w:w="1896" w:type="dxa"/>
             <w:vAlign w:val="bottom"/>
           </w:tcPr>
           <w:p>
@@ -2603,7 +2611,7 @@
         </w:tc>
         <w:tc>
           <w:tcPr>
-            <w:tcW w:w="1012" w:type="dxa"/>
+            <w:tcW w:w="1530" w:type="dxa"/>
             <w:vAlign w:val="bottom"/>
           </w:tcPr>
           <w:p>
@@ -2630,7 +2638,7 @@
         </w:tc>
         <w:tc>
           <w:tcPr>
-            <w:tcW w:w="1243" w:type="dxa"/>
+            <w:tcW w:w="1997" w:type="dxa"/>
             <w:vAlign w:val="bottom"/>
           </w:tcPr>
           <w:p>
@@ -2663,7 +2671,7 @@
         <w:tc>
           <w:tcPr>
             <w:cnfStyle w:val="001000000000" w:firstRow="0" w:lastRow="0" w:firstColumn="1" w:lastColumn="0" w:oddVBand="0" w:evenVBand="0" w:oddHBand="0" w:evenHBand="0" w:firstRowFirstColumn="0" w:firstRowLastColumn="0" w:lastRowFirstColumn="0" w:lastRowLastColumn="0"/>
-            <w:tcW w:w="2020" w:type="dxa"/>
+            <w:tcW w:w="1705" w:type="dxa"/>
             <w:noWrap/>
             <w:hideMark/>
           </w:tcPr>
@@ -2688,7 +2696,7 @@
         </w:tc>
         <w:tc>
           <w:tcPr>
-            <w:tcW w:w="950" w:type="dxa"/>
+            <w:tcW w:w="1265" w:type="dxa"/>
             <w:noWrap/>
             <w:hideMark/>
           </w:tcPr>
@@ -2714,112 +2722,112 @@
         </w:tc>
         <w:tc>
           <w:tcPr>
-            <w:tcW w:w="1870" w:type="dxa"/>
-            <w:noWrap/>
-            <w:hideMark/>
-          </w:tcPr>
-          <w:p>
-            <w:pPr>
-              <w:jc w:val="center"/>
-              <w:cnfStyle w:val="000000000000" w:firstRow="0" w:lastRow="0" w:firstColumn="0" w:lastColumn="0" w:oddVBand="0" w:evenVBand="0" w:oddHBand="0" w:evenHBand="0" w:firstRowFirstColumn="0" w:firstRowLastColumn="0" w:lastRowFirstColumn="0" w:lastRowLastColumn="0"/>
-              <w:rPr>
-                <w:rFonts w:ascii="Times New Roman" w:eastAsia="Times New Roman" w:hAnsi="Times New Roman" w:cs="Times New Roman"/>
-                <w:sz w:val="24"/>
-                <w:szCs w:val="24"/>
-              </w:rPr>
-            </w:pPr>
-            <w:r>
-              <w:rPr>
-                <w:rFonts w:ascii="Times New Roman" w:eastAsia="Times New Roman" w:hAnsi="Times New Roman" w:cs="Times New Roman"/>
-                <w:sz w:val="24"/>
-                <w:szCs w:val="24"/>
-              </w:rPr>
-              <w:t>0.00</w:t>
-            </w:r>
-          </w:p>
-        </w:tc>
-        <w:tc>
-          <w:tcPr>
-            <w:tcW w:w="859" w:type="dxa"/>
-            <w:vAlign w:val="bottom"/>
-          </w:tcPr>
-          <w:p>
-            <w:pPr>
-              <w:jc w:val="center"/>
-              <w:cnfStyle w:val="000000000000" w:firstRow="0" w:lastRow="0" w:firstColumn="0" w:lastColumn="0" w:oddVBand="0" w:evenVBand="0" w:oddHBand="0" w:evenHBand="0" w:firstRowFirstColumn="0" w:firstRowLastColumn="0" w:lastRowFirstColumn="0" w:lastRowLastColumn="0"/>
-              <w:rPr>
-                <w:rFonts w:ascii="Times New Roman" w:eastAsia="Times New Roman" w:hAnsi="Times New Roman" w:cs="Times New Roman"/>
-                <w:sz w:val="24"/>
-                <w:szCs w:val="24"/>
-              </w:rPr>
-            </w:pPr>
-            <w:r>
-              <w:rPr>
-                <w:rFonts w:ascii="Times New Roman" w:hAnsi="Times New Roman" w:cs="Times New Roman"/>
-                <w:color w:val="000000"/>
-                <w:sz w:val="24"/>
-                <w:szCs w:val="24"/>
-              </w:rPr>
-              <w:t>0.00</w:t>
-            </w:r>
-          </w:p>
-        </w:tc>
-        <w:tc>
-          <w:tcPr>
-            <w:tcW w:w="1396" w:type="dxa"/>
-            <w:vAlign w:val="bottom"/>
-          </w:tcPr>
-          <w:p>
-            <w:pPr>
-              <w:jc w:val="center"/>
-              <w:cnfStyle w:val="000000000000" w:firstRow="0" w:lastRow="0" w:firstColumn="0" w:lastColumn="0" w:oddVBand="0" w:evenVBand="0" w:oddHBand="0" w:evenHBand="0" w:firstRowFirstColumn="0" w:firstRowLastColumn="0" w:lastRowFirstColumn="0" w:lastRowLastColumn="0"/>
-              <w:rPr>
-                <w:rFonts w:ascii="Times New Roman" w:eastAsia="Times New Roman" w:hAnsi="Times New Roman" w:cs="Times New Roman"/>
-                <w:sz w:val="24"/>
-                <w:szCs w:val="24"/>
-              </w:rPr>
-            </w:pPr>
-            <w:r>
-              <w:rPr>
-                <w:rFonts w:ascii="Times New Roman" w:hAnsi="Times New Roman" w:cs="Times New Roman"/>
-                <w:color w:val="000000"/>
-                <w:sz w:val="24"/>
-                <w:szCs w:val="24"/>
-              </w:rPr>
-              <w:t>0.00</w:t>
-            </w:r>
-          </w:p>
-        </w:tc>
-        <w:tc>
-          <w:tcPr>
-            <w:tcW w:w="1012" w:type="dxa"/>
-            <w:vAlign w:val="bottom"/>
-          </w:tcPr>
-          <w:p>
-            <w:pPr>
-              <w:jc w:val="center"/>
-              <w:cnfStyle w:val="000000000000" w:firstRow="0" w:lastRow="0" w:firstColumn="0" w:lastColumn="0" w:oddVBand="0" w:evenVBand="0" w:oddHBand="0" w:evenHBand="0" w:firstRowFirstColumn="0" w:firstRowLastColumn="0" w:lastRowFirstColumn="0" w:lastRowLastColumn="0"/>
-              <w:rPr>
-                <w:rFonts w:ascii="Times New Roman" w:hAnsi="Times New Roman" w:cs="Times New Roman"/>
-                <w:color w:val="000000"/>
-                <w:sz w:val="24"/>
-                <w:szCs w:val="24"/>
-              </w:rPr>
-            </w:pPr>
-            <w:r>
-              <w:rPr>
-                <w:rFonts w:ascii="Times New Roman" w:hAnsi="Times New Roman" w:cs="Times New Roman"/>
-                <w:color w:val="000000"/>
-                <w:sz w:val="24"/>
-                <w:szCs w:val="24"/>
-              </w:rPr>
-              <w:t>0.00</w:t>
-            </w:r>
-          </w:p>
-        </w:tc>
-        <w:tc>
-          <w:tcPr>
-            <w:tcW w:w="1243" w:type="dxa"/>
+            <w:tcW w:w="1363" w:type="dxa"/>
+            <w:noWrap/>
+            <w:hideMark/>
+          </w:tcPr>
+          <w:p>
+            <w:pPr>
+              <w:jc w:val="center"/>
+              <w:cnfStyle w:val="000000000000" w:firstRow="0" w:lastRow="0" w:firstColumn="0" w:lastColumn="0" w:oddVBand="0" w:evenVBand="0" w:oddHBand="0" w:evenHBand="0" w:firstRowFirstColumn="0" w:firstRowLastColumn="0" w:lastRowFirstColumn="0" w:lastRowLastColumn="0"/>
+              <w:rPr>
+                <w:rFonts w:ascii="Times New Roman" w:eastAsia="Times New Roman" w:hAnsi="Times New Roman" w:cs="Times New Roman"/>
+                <w:sz w:val="24"/>
+                <w:szCs w:val="24"/>
+              </w:rPr>
+            </w:pPr>
+            <w:r>
+              <w:rPr>
+                <w:rFonts w:ascii="Times New Roman" w:eastAsia="Times New Roman" w:hAnsi="Times New Roman" w:cs="Times New Roman"/>
+                <w:sz w:val="24"/>
+                <w:szCs w:val="24"/>
+              </w:rPr>
+              <w:t>0.00</w:t>
+            </w:r>
+          </w:p>
+        </w:tc>
+        <w:tc>
+          <w:tcPr>
+            <w:tcW w:w="876" w:type="dxa"/>
+            <w:vAlign w:val="bottom"/>
+          </w:tcPr>
+          <w:p>
+            <w:pPr>
+              <w:jc w:val="center"/>
+              <w:cnfStyle w:val="000000000000" w:firstRow="0" w:lastRow="0" w:firstColumn="0" w:lastColumn="0" w:oddVBand="0" w:evenVBand="0" w:oddHBand="0" w:evenHBand="0" w:firstRowFirstColumn="0" w:firstRowLastColumn="0" w:lastRowFirstColumn="0" w:lastRowLastColumn="0"/>
+              <w:rPr>
+                <w:rFonts w:ascii="Times New Roman" w:eastAsia="Times New Roman" w:hAnsi="Times New Roman" w:cs="Times New Roman"/>
+                <w:sz w:val="24"/>
+                <w:szCs w:val="24"/>
+              </w:rPr>
+            </w:pPr>
+            <w:r>
+              <w:rPr>
+                <w:rFonts w:ascii="Times New Roman" w:hAnsi="Times New Roman" w:cs="Times New Roman"/>
+                <w:color w:val="000000"/>
+                <w:sz w:val="24"/>
+                <w:szCs w:val="24"/>
+              </w:rPr>
+              <w:t>0.00</w:t>
+            </w:r>
+          </w:p>
+        </w:tc>
+        <w:tc>
+          <w:tcPr>
+            <w:tcW w:w="1896" w:type="dxa"/>
+            <w:vAlign w:val="bottom"/>
+          </w:tcPr>
+          <w:p>
+            <w:pPr>
+              <w:jc w:val="center"/>
+              <w:cnfStyle w:val="000000000000" w:firstRow="0" w:lastRow="0" w:firstColumn="0" w:lastColumn="0" w:oddVBand="0" w:evenVBand="0" w:oddHBand="0" w:evenHBand="0" w:firstRowFirstColumn="0" w:firstRowLastColumn="0" w:lastRowFirstColumn="0" w:lastRowLastColumn="0"/>
+              <w:rPr>
+                <w:rFonts w:ascii="Times New Roman" w:eastAsia="Times New Roman" w:hAnsi="Times New Roman" w:cs="Times New Roman"/>
+                <w:sz w:val="24"/>
+                <w:szCs w:val="24"/>
+              </w:rPr>
+            </w:pPr>
+            <w:r>
+              <w:rPr>
+                <w:rFonts w:ascii="Times New Roman" w:hAnsi="Times New Roman" w:cs="Times New Roman"/>
+                <w:color w:val="000000"/>
+                <w:sz w:val="24"/>
+                <w:szCs w:val="24"/>
+              </w:rPr>
+              <w:t>0.00</w:t>
+            </w:r>
+          </w:p>
+        </w:tc>
+        <w:tc>
+          <w:tcPr>
+            <w:tcW w:w="1530" w:type="dxa"/>
+            <w:vAlign w:val="bottom"/>
+          </w:tcPr>
+          <w:p>
+            <w:pPr>
+              <w:jc w:val="center"/>
+              <w:cnfStyle w:val="000000000000" w:firstRow="0" w:lastRow="0" w:firstColumn="0" w:lastColumn="0" w:oddVBand="0" w:evenVBand="0" w:oddHBand="0" w:evenHBand="0" w:firstRowFirstColumn="0" w:firstRowLastColumn="0" w:lastRowFirstColumn="0" w:lastRowLastColumn="0"/>
+              <w:rPr>
+                <w:rFonts w:ascii="Times New Roman" w:hAnsi="Times New Roman" w:cs="Times New Roman"/>
+                <w:color w:val="000000"/>
+                <w:sz w:val="24"/>
+                <w:szCs w:val="24"/>
+              </w:rPr>
+            </w:pPr>
+            <w:r>
+              <w:rPr>
+                <w:rFonts w:ascii="Times New Roman" w:hAnsi="Times New Roman" w:cs="Times New Roman"/>
+                <w:color w:val="000000"/>
+                <w:sz w:val="24"/>
+                <w:szCs w:val="24"/>
+              </w:rPr>
+              <w:t>0.00</w:t>
+            </w:r>
+          </w:p>
+        </w:tc>
+        <w:tc>
+          <w:tcPr>
+            <w:tcW w:w="1997" w:type="dxa"/>
             <w:vAlign w:val="bottom"/>
           </w:tcPr>
           <w:p>
@@ -2852,7 +2860,7 @@
         <w:tc>
           <w:tcPr>
             <w:cnfStyle w:val="001000000000" w:firstRow="0" w:lastRow="0" w:firstColumn="1" w:lastColumn="0" w:oddVBand="0" w:evenVBand="0" w:oddHBand="0" w:evenHBand="0" w:firstRowFirstColumn="0" w:firstRowLastColumn="0" w:lastRowFirstColumn="0" w:lastRowLastColumn="0"/>
-            <w:tcW w:w="2020" w:type="dxa"/>
+            <w:tcW w:w="1705" w:type="dxa"/>
             <w:noWrap/>
             <w:hideMark/>
           </w:tcPr>
@@ -2877,33 +2885,33 @@
         </w:tc>
         <w:tc>
           <w:tcPr>
-            <w:tcW w:w="950" w:type="dxa"/>
-            <w:noWrap/>
-            <w:hideMark/>
-          </w:tcPr>
-          <w:p>
-            <w:pPr>
-              <w:jc w:val="center"/>
-              <w:cnfStyle w:val="000000000000" w:firstRow="0" w:lastRow="0" w:firstColumn="0" w:lastColumn="0" w:oddVBand="0" w:evenVBand="0" w:oddHBand="0" w:evenHBand="0" w:firstRowFirstColumn="0" w:firstRowLastColumn="0" w:lastRowFirstColumn="0" w:lastRowLastColumn="0"/>
-              <w:rPr>
-                <w:rFonts w:ascii="Times New Roman" w:eastAsia="Times New Roman" w:hAnsi="Times New Roman" w:cs="Times New Roman"/>
-                <w:sz w:val="24"/>
-                <w:szCs w:val="24"/>
-              </w:rPr>
-            </w:pPr>
-            <w:r>
-              <w:rPr>
-                <w:rFonts w:ascii="Times New Roman" w:eastAsia="Times New Roman" w:hAnsi="Times New Roman" w:cs="Times New Roman"/>
-                <w:sz w:val="24"/>
-                <w:szCs w:val="24"/>
-              </w:rPr>
-              <w:t>0.00</w:t>
-            </w:r>
-          </w:p>
-        </w:tc>
-        <w:tc>
-          <w:tcPr>
-            <w:tcW w:w="1870" w:type="dxa"/>
+            <w:tcW w:w="1265" w:type="dxa"/>
+            <w:noWrap/>
+            <w:hideMark/>
+          </w:tcPr>
+          <w:p>
+            <w:pPr>
+              <w:jc w:val="center"/>
+              <w:cnfStyle w:val="000000000000" w:firstRow="0" w:lastRow="0" w:firstColumn="0" w:lastColumn="0" w:oddVBand="0" w:evenVBand="0" w:oddHBand="0" w:evenHBand="0" w:firstRowFirstColumn="0" w:firstRowLastColumn="0" w:lastRowFirstColumn="0" w:lastRowLastColumn="0"/>
+              <w:rPr>
+                <w:rFonts w:ascii="Times New Roman" w:eastAsia="Times New Roman" w:hAnsi="Times New Roman" w:cs="Times New Roman"/>
+                <w:sz w:val="24"/>
+                <w:szCs w:val="24"/>
+              </w:rPr>
+            </w:pPr>
+            <w:r>
+              <w:rPr>
+                <w:rFonts w:ascii="Times New Roman" w:eastAsia="Times New Roman" w:hAnsi="Times New Roman" w:cs="Times New Roman"/>
+                <w:sz w:val="24"/>
+                <w:szCs w:val="24"/>
+              </w:rPr>
+              <w:t>0.00</w:t>
+            </w:r>
+          </w:p>
+        </w:tc>
+        <w:tc>
+          <w:tcPr>
+            <w:tcW w:w="1363" w:type="dxa"/>
             <w:noWrap/>
             <w:hideMark/>
           </w:tcPr>
@@ -2929,7 +2937,7 @@
         </w:tc>
         <w:tc>
           <w:tcPr>
-            <w:tcW w:w="859" w:type="dxa"/>
+            <w:tcW w:w="876" w:type="dxa"/>
             <w:vAlign w:val="bottom"/>
           </w:tcPr>
           <w:p>
@@ -2955,7 +2963,7 @@
         </w:tc>
         <w:tc>
           <w:tcPr>
-            <w:tcW w:w="1396" w:type="dxa"/>
+            <w:tcW w:w="1896" w:type="dxa"/>
             <w:vAlign w:val="bottom"/>
           </w:tcPr>
           <w:p>
@@ -2981,7 +2989,7 @@
         </w:tc>
         <w:tc>
           <w:tcPr>
-            <w:tcW w:w="1012" w:type="dxa"/>
+            <w:tcW w:w="1530" w:type="dxa"/>
             <w:vAlign w:val="bottom"/>
           </w:tcPr>
           <w:p>
@@ -3008,7 +3016,7 @@
         </w:tc>
         <w:tc>
           <w:tcPr>
-            <w:tcW w:w="1243" w:type="dxa"/>
+            <w:tcW w:w="1997" w:type="dxa"/>
             <w:vAlign w:val="bottom"/>
           </w:tcPr>
           <w:p>
@@ -3041,7 +3049,7 @@
         <w:tc>
           <w:tcPr>
             <w:cnfStyle w:val="001000000000" w:firstRow="0" w:lastRow="0" w:firstColumn="1" w:lastColumn="0" w:oddVBand="0" w:evenVBand="0" w:oddHBand="0" w:evenHBand="0" w:firstRowFirstColumn="0" w:firstRowLastColumn="0" w:lastRowFirstColumn="0" w:lastRowLastColumn="0"/>
-            <w:tcW w:w="2020" w:type="dxa"/>
+            <w:tcW w:w="1705" w:type="dxa"/>
             <w:noWrap/>
             <w:hideMark/>
           </w:tcPr>
@@ -3066,7 +3074,7 @@
         </w:tc>
         <w:tc>
           <w:tcPr>
-            <w:tcW w:w="950" w:type="dxa"/>
+            <w:tcW w:w="1265" w:type="dxa"/>
             <w:noWrap/>
             <w:hideMark/>
           </w:tcPr>
@@ -3094,7 +3102,7 @@
         </w:tc>
         <w:tc>
           <w:tcPr>
-            <w:tcW w:w="1870" w:type="dxa"/>
+            <w:tcW w:w="1363" w:type="dxa"/>
             <w:noWrap/>
             <w:hideMark/>
           </w:tcPr>
@@ -3122,7 +3130,7 @@
         </w:tc>
         <w:tc>
           <w:tcPr>
-            <w:tcW w:w="859" w:type="dxa"/>
+            <w:tcW w:w="876" w:type="dxa"/>
           </w:tcPr>
           <w:p>
             <w:pPr>
@@ -3148,7 +3156,7 @@
         </w:tc>
         <w:tc>
           <w:tcPr>
-            <w:tcW w:w="1396" w:type="dxa"/>
+            <w:tcW w:w="1896" w:type="dxa"/>
           </w:tcPr>
           <w:p>
             <w:pPr>
@@ -3174,7 +3182,7 @@
         </w:tc>
         <w:tc>
           <w:tcPr>
-            <w:tcW w:w="1012" w:type="dxa"/>
+            <w:tcW w:w="1530" w:type="dxa"/>
           </w:tcPr>
           <w:p>
             <w:pPr>
@@ -3200,7 +3208,7 @@
         </w:tc>
         <w:tc>
           <w:tcPr>
-            <w:tcW w:w="1243" w:type="dxa"/>
+            <w:tcW w:w="1997" w:type="dxa"/>
           </w:tcPr>
           <w:p>
             <w:pPr>
@@ -3232,7 +3240,7 @@
         <w:tc>
           <w:tcPr>
             <w:cnfStyle w:val="001000000000" w:firstRow="0" w:lastRow="0" w:firstColumn="1" w:lastColumn="0" w:oddVBand="0" w:evenVBand="0" w:oddHBand="0" w:evenHBand="0" w:firstRowFirstColumn="0" w:firstRowLastColumn="0" w:lastRowFirstColumn="0" w:lastRowLastColumn="0"/>
-            <w:tcW w:w="2020" w:type="dxa"/>
+            <w:tcW w:w="1705" w:type="dxa"/>
             <w:noWrap/>
             <w:hideMark/>
           </w:tcPr>
@@ -3257,7 +3265,7 @@
         </w:tc>
         <w:tc>
           <w:tcPr>
-            <w:tcW w:w="950" w:type="dxa"/>
+            <w:tcW w:w="1265" w:type="dxa"/>
             <w:noWrap/>
             <w:hideMark/>
           </w:tcPr>
@@ -3285,7 +3293,7 @@
         </w:tc>
         <w:tc>
           <w:tcPr>
-            <w:tcW w:w="1870" w:type="dxa"/>
+            <w:tcW w:w="1363" w:type="dxa"/>
             <w:noWrap/>
             <w:hideMark/>
           </w:tcPr>
@@ -3313,7 +3321,7 @@
         </w:tc>
         <w:tc>
           <w:tcPr>
-            <w:tcW w:w="859" w:type="dxa"/>
+            <w:tcW w:w="876" w:type="dxa"/>
           </w:tcPr>
           <w:p>
             <w:pPr>
@@ -3339,7 +3347,7 @@
         </w:tc>
         <w:tc>
           <w:tcPr>
-            <w:tcW w:w="1396" w:type="dxa"/>
+            <w:tcW w:w="1896" w:type="dxa"/>
           </w:tcPr>
           <w:p>
             <w:pPr>
@@ -3365,7 +3373,7 @@
         </w:tc>
         <w:tc>
           <w:tcPr>
-            <w:tcW w:w="1012" w:type="dxa"/>
+            <w:tcW w:w="1530" w:type="dxa"/>
           </w:tcPr>
           <w:p>
             <w:pPr>
@@ -3391,7 +3399,7 @@
         </w:tc>
         <w:tc>
           <w:tcPr>
-            <w:tcW w:w="1243" w:type="dxa"/>
+            <w:tcW w:w="1997" w:type="dxa"/>
           </w:tcPr>
           <w:p>
             <w:pPr>
@@ -3423,7 +3431,7 @@
         <w:tc>
           <w:tcPr>
             <w:cnfStyle w:val="001000000000" w:firstRow="0" w:lastRow="0" w:firstColumn="1" w:lastColumn="0" w:oddVBand="0" w:evenVBand="0" w:oddHBand="0" w:evenHBand="0" w:firstRowFirstColumn="0" w:firstRowLastColumn="0" w:lastRowFirstColumn="0" w:lastRowLastColumn="0"/>
-            <w:tcW w:w="2020" w:type="dxa"/>
+            <w:tcW w:w="1705" w:type="dxa"/>
             <w:noWrap/>
             <w:hideMark/>
           </w:tcPr>
@@ -3448,7 +3456,7 @@
         </w:tc>
         <w:tc>
           <w:tcPr>
-            <w:tcW w:w="950" w:type="dxa"/>
+            <w:tcW w:w="1265" w:type="dxa"/>
             <w:noWrap/>
             <w:hideMark/>
           </w:tcPr>
@@ -3478,7 +3486,7 @@
         </w:tc>
         <w:tc>
           <w:tcPr>
-            <w:tcW w:w="1870" w:type="dxa"/>
+            <w:tcW w:w="1363" w:type="dxa"/>
             <w:noWrap/>
             <w:hideMark/>
           </w:tcPr>
@@ -3508,7 +3516,7 @@
         </w:tc>
         <w:tc>
           <w:tcPr>
-            <w:tcW w:w="859" w:type="dxa"/>
+            <w:tcW w:w="876" w:type="dxa"/>
           </w:tcPr>
           <w:p>
             <w:pPr>
@@ -3536,7 +3544,7 @@
         </w:tc>
         <w:tc>
           <w:tcPr>
-            <w:tcW w:w="1396" w:type="dxa"/>
+            <w:tcW w:w="1896" w:type="dxa"/>
           </w:tcPr>
           <w:p>
             <w:pPr>
@@ -3564,7 +3572,7 @@
         </w:tc>
         <w:tc>
           <w:tcPr>
-            <w:tcW w:w="1012" w:type="dxa"/>
+            <w:tcW w:w="1530" w:type="dxa"/>
           </w:tcPr>
           <w:p>
             <w:pPr>
@@ -3592,7 +3600,7 @@
         </w:tc>
         <w:tc>
           <w:tcPr>
-            <w:tcW w:w="1243" w:type="dxa"/>
+            <w:tcW w:w="1997" w:type="dxa"/>
           </w:tcPr>
           <w:p>
             <w:pPr>
@@ -3626,7 +3634,7 @@
         <w:tc>
           <w:tcPr>
             <w:cnfStyle w:val="001000000000" w:firstRow="0" w:lastRow="0" w:firstColumn="1" w:lastColumn="0" w:oddVBand="0" w:evenVBand="0" w:oddHBand="0" w:evenHBand="0" w:firstRowFirstColumn="0" w:firstRowLastColumn="0" w:lastRowFirstColumn="0" w:lastRowLastColumn="0"/>
-            <w:tcW w:w="2020" w:type="dxa"/>
+            <w:tcW w:w="1705" w:type="dxa"/>
             <w:noWrap/>
             <w:hideMark/>
           </w:tcPr>
@@ -3651,7 +3659,7 @@
         </w:tc>
         <w:tc>
           <w:tcPr>
-            <w:tcW w:w="950" w:type="dxa"/>
+            <w:tcW w:w="1265" w:type="dxa"/>
             <w:noWrap/>
             <w:hideMark/>
           </w:tcPr>
@@ -3677,7 +3685,7 @@
         </w:tc>
         <w:tc>
           <w:tcPr>
-            <w:tcW w:w="1870" w:type="dxa"/>
+            <w:tcW w:w="1363" w:type="dxa"/>
             <w:noWrap/>
             <w:hideMark/>
           </w:tcPr>
@@ -3703,7 +3711,7 @@
         </w:tc>
         <w:tc>
           <w:tcPr>
-            <w:tcW w:w="859" w:type="dxa"/>
+            <w:tcW w:w="876" w:type="dxa"/>
             <w:vAlign w:val="bottom"/>
           </w:tcPr>
           <w:p>
@@ -3729,33 +3737,33 @@
         </w:tc>
         <w:tc>
           <w:tcPr>
-            <w:tcW w:w="1396" w:type="dxa"/>
-            <w:vAlign w:val="bottom"/>
-          </w:tcPr>
-          <w:p>
-            <w:pPr>
-              <w:jc w:val="center"/>
-              <w:cnfStyle w:val="000000000000" w:firstRow="0" w:lastRow="0" w:firstColumn="0" w:lastColumn="0" w:oddVBand="0" w:evenVBand="0" w:oddHBand="0" w:evenHBand="0" w:firstRowFirstColumn="0" w:firstRowLastColumn="0" w:lastRowFirstColumn="0" w:lastRowLastColumn="0"/>
-              <w:rPr>
-                <w:rFonts w:ascii="Times New Roman" w:eastAsia="Times New Roman" w:hAnsi="Times New Roman" w:cs="Times New Roman"/>
-                <w:sz w:val="24"/>
-                <w:szCs w:val="24"/>
-              </w:rPr>
-            </w:pPr>
-            <w:r>
-              <w:rPr>
-                <w:rFonts w:ascii="Times New Roman" w:hAnsi="Times New Roman" w:cs="Times New Roman"/>
-                <w:color w:val="000000"/>
-                <w:sz w:val="24"/>
-                <w:szCs w:val="24"/>
-              </w:rPr>
-              <w:t>0.00</w:t>
-            </w:r>
-          </w:p>
-        </w:tc>
-        <w:tc>
-          <w:tcPr>
-            <w:tcW w:w="1012" w:type="dxa"/>
+            <w:tcW w:w="1896" w:type="dxa"/>
+            <w:vAlign w:val="bottom"/>
+          </w:tcPr>
+          <w:p>
+            <w:pPr>
+              <w:jc w:val="center"/>
+              <w:cnfStyle w:val="000000000000" w:firstRow="0" w:lastRow="0" w:firstColumn="0" w:lastColumn="0" w:oddVBand="0" w:evenVBand="0" w:oddHBand="0" w:evenHBand="0" w:firstRowFirstColumn="0" w:firstRowLastColumn="0" w:lastRowFirstColumn="0" w:lastRowLastColumn="0"/>
+              <w:rPr>
+                <w:rFonts w:ascii="Times New Roman" w:eastAsia="Times New Roman" w:hAnsi="Times New Roman" w:cs="Times New Roman"/>
+                <w:sz w:val="24"/>
+                <w:szCs w:val="24"/>
+              </w:rPr>
+            </w:pPr>
+            <w:r>
+              <w:rPr>
+                <w:rFonts w:ascii="Times New Roman" w:hAnsi="Times New Roman" w:cs="Times New Roman"/>
+                <w:color w:val="000000"/>
+                <w:sz w:val="24"/>
+                <w:szCs w:val="24"/>
+              </w:rPr>
+              <w:t>0.00</w:t>
+            </w:r>
+          </w:p>
+        </w:tc>
+        <w:tc>
+          <w:tcPr>
+            <w:tcW w:w="1530" w:type="dxa"/>
             <w:vAlign w:val="bottom"/>
           </w:tcPr>
           <w:p>
@@ -3782,7 +3790,7 @@
         </w:tc>
         <w:tc>
           <w:tcPr>
-            <w:tcW w:w="1243" w:type="dxa"/>
+            <w:tcW w:w="1997" w:type="dxa"/>
             <w:vAlign w:val="bottom"/>
           </w:tcPr>
           <w:p>
@@ -3815,7 +3823,7 @@
         <w:tc>
           <w:tcPr>
             <w:cnfStyle w:val="001000000000" w:firstRow="0" w:lastRow="0" w:firstColumn="1" w:lastColumn="0" w:oddVBand="0" w:evenVBand="0" w:oddHBand="0" w:evenHBand="0" w:firstRowFirstColumn="0" w:firstRowLastColumn="0" w:lastRowFirstColumn="0" w:lastRowLastColumn="0"/>
-            <w:tcW w:w="2020" w:type="dxa"/>
+            <w:tcW w:w="1705" w:type="dxa"/>
             <w:noWrap/>
             <w:hideMark/>
           </w:tcPr>
@@ -3840,33 +3848,33 @@
         </w:tc>
         <w:tc>
           <w:tcPr>
-            <w:tcW w:w="950" w:type="dxa"/>
-            <w:noWrap/>
-            <w:hideMark/>
-          </w:tcPr>
-          <w:p>
-            <w:pPr>
-              <w:jc w:val="center"/>
-              <w:cnfStyle w:val="000000000000" w:firstRow="0" w:lastRow="0" w:firstColumn="0" w:lastColumn="0" w:oddVBand="0" w:evenVBand="0" w:oddHBand="0" w:evenHBand="0" w:firstRowFirstColumn="0" w:firstRowLastColumn="0" w:lastRowFirstColumn="0" w:lastRowLastColumn="0"/>
-              <w:rPr>
-                <w:rFonts w:ascii="Times New Roman" w:eastAsia="Times New Roman" w:hAnsi="Times New Roman" w:cs="Times New Roman"/>
-                <w:sz w:val="24"/>
-                <w:szCs w:val="24"/>
-              </w:rPr>
-            </w:pPr>
-            <w:r>
-              <w:rPr>
-                <w:rFonts w:ascii="Times New Roman" w:eastAsia="Times New Roman" w:hAnsi="Times New Roman" w:cs="Times New Roman"/>
-                <w:sz w:val="24"/>
-                <w:szCs w:val="24"/>
-              </w:rPr>
-              <w:t>0.00</w:t>
-            </w:r>
-          </w:p>
-        </w:tc>
-        <w:tc>
-          <w:tcPr>
-            <w:tcW w:w="1870" w:type="dxa"/>
+            <w:tcW w:w="1265" w:type="dxa"/>
+            <w:noWrap/>
+            <w:hideMark/>
+          </w:tcPr>
+          <w:p>
+            <w:pPr>
+              <w:jc w:val="center"/>
+              <w:cnfStyle w:val="000000000000" w:firstRow="0" w:lastRow="0" w:firstColumn="0" w:lastColumn="0" w:oddVBand="0" w:evenVBand="0" w:oddHBand="0" w:evenHBand="0" w:firstRowFirstColumn="0" w:firstRowLastColumn="0" w:lastRowFirstColumn="0" w:lastRowLastColumn="0"/>
+              <w:rPr>
+                <w:rFonts w:ascii="Times New Roman" w:eastAsia="Times New Roman" w:hAnsi="Times New Roman" w:cs="Times New Roman"/>
+                <w:sz w:val="24"/>
+                <w:szCs w:val="24"/>
+              </w:rPr>
+            </w:pPr>
+            <w:r>
+              <w:rPr>
+                <w:rFonts w:ascii="Times New Roman" w:eastAsia="Times New Roman" w:hAnsi="Times New Roman" w:cs="Times New Roman"/>
+                <w:sz w:val="24"/>
+                <w:szCs w:val="24"/>
+              </w:rPr>
+              <w:t>0.00</w:t>
+            </w:r>
+          </w:p>
+        </w:tc>
+        <w:tc>
+          <w:tcPr>
+            <w:tcW w:w="1363" w:type="dxa"/>
             <w:noWrap/>
             <w:hideMark/>
           </w:tcPr>
@@ -3892,7 +3900,7 @@
         </w:tc>
         <w:tc>
           <w:tcPr>
-            <w:tcW w:w="859" w:type="dxa"/>
+            <w:tcW w:w="876" w:type="dxa"/>
             <w:vAlign w:val="bottom"/>
           </w:tcPr>
           <w:p>
@@ -3918,33 +3926,33 @@
         </w:tc>
         <w:tc>
           <w:tcPr>
-            <w:tcW w:w="1396" w:type="dxa"/>
-            <w:vAlign w:val="bottom"/>
-          </w:tcPr>
-          <w:p>
-            <w:pPr>
-              <w:jc w:val="center"/>
-              <w:cnfStyle w:val="000000000000" w:firstRow="0" w:lastRow="0" w:firstColumn="0" w:lastColumn="0" w:oddVBand="0" w:evenVBand="0" w:oddHBand="0" w:evenHBand="0" w:firstRowFirstColumn="0" w:firstRowLastColumn="0" w:lastRowFirstColumn="0" w:lastRowLastColumn="0"/>
-              <w:rPr>
-                <w:rFonts w:ascii="Times New Roman" w:eastAsia="Times New Roman" w:hAnsi="Times New Roman" w:cs="Times New Roman"/>
-                <w:sz w:val="24"/>
-                <w:szCs w:val="24"/>
-              </w:rPr>
-            </w:pPr>
-            <w:r>
-              <w:rPr>
-                <w:rFonts w:ascii="Times New Roman" w:hAnsi="Times New Roman" w:cs="Times New Roman"/>
-                <w:color w:val="000000"/>
-                <w:sz w:val="24"/>
-                <w:szCs w:val="24"/>
-              </w:rPr>
-              <w:t>0.00</w:t>
-            </w:r>
-          </w:p>
-        </w:tc>
-        <w:tc>
-          <w:tcPr>
-            <w:tcW w:w="1012" w:type="dxa"/>
+            <w:tcW w:w="1896" w:type="dxa"/>
+            <w:vAlign w:val="bottom"/>
+          </w:tcPr>
+          <w:p>
+            <w:pPr>
+              <w:jc w:val="center"/>
+              <w:cnfStyle w:val="000000000000" w:firstRow="0" w:lastRow="0" w:firstColumn="0" w:lastColumn="0" w:oddVBand="0" w:evenVBand="0" w:oddHBand="0" w:evenHBand="0" w:firstRowFirstColumn="0" w:firstRowLastColumn="0" w:lastRowFirstColumn="0" w:lastRowLastColumn="0"/>
+              <w:rPr>
+                <w:rFonts w:ascii="Times New Roman" w:eastAsia="Times New Roman" w:hAnsi="Times New Roman" w:cs="Times New Roman"/>
+                <w:sz w:val="24"/>
+                <w:szCs w:val="24"/>
+              </w:rPr>
+            </w:pPr>
+            <w:r>
+              <w:rPr>
+                <w:rFonts w:ascii="Times New Roman" w:hAnsi="Times New Roman" w:cs="Times New Roman"/>
+                <w:color w:val="000000"/>
+                <w:sz w:val="24"/>
+                <w:szCs w:val="24"/>
+              </w:rPr>
+              <w:t>0.00</w:t>
+            </w:r>
+          </w:p>
+        </w:tc>
+        <w:tc>
+          <w:tcPr>
+            <w:tcW w:w="1530" w:type="dxa"/>
             <w:vAlign w:val="bottom"/>
           </w:tcPr>
           <w:p>
@@ -3971,7 +3979,7 @@
         </w:tc>
         <w:tc>
           <w:tcPr>
-            <w:tcW w:w="1243" w:type="dxa"/>
+            <w:tcW w:w="1997" w:type="dxa"/>
             <w:vAlign w:val="bottom"/>
           </w:tcPr>
           <w:p>
@@ -4004,7 +4012,7 @@
         <w:tc>
           <w:tcPr>
             <w:cnfStyle w:val="001000000000" w:firstRow="0" w:lastRow="0" w:firstColumn="1" w:lastColumn="0" w:oddVBand="0" w:evenVBand="0" w:oddHBand="0" w:evenHBand="0" w:firstRowFirstColumn="0" w:firstRowLastColumn="0" w:lastRowFirstColumn="0" w:lastRowLastColumn="0"/>
-            <w:tcW w:w="2020" w:type="dxa"/>
+            <w:tcW w:w="1705" w:type="dxa"/>
             <w:noWrap/>
             <w:hideMark/>
           </w:tcPr>
@@ -4029,7 +4037,7 @@
         </w:tc>
         <w:tc>
           <w:tcPr>
-            <w:tcW w:w="950" w:type="dxa"/>
+            <w:tcW w:w="1265" w:type="dxa"/>
             <w:noWrap/>
             <w:hideMark/>
           </w:tcPr>
@@ -4055,7 +4063,7 @@
         </w:tc>
         <w:tc>
           <w:tcPr>
-            <w:tcW w:w="1870" w:type="dxa"/>
+            <w:tcW w:w="1363" w:type="dxa"/>
             <w:noWrap/>
             <w:hideMark/>
           </w:tcPr>
@@ -4081,86 +4089,86 @@
         </w:tc>
         <w:tc>
           <w:tcPr>
-            <w:tcW w:w="859" w:type="dxa"/>
-            <w:vAlign w:val="bottom"/>
-          </w:tcPr>
-          <w:p>
-            <w:pPr>
-              <w:jc w:val="center"/>
-              <w:cnfStyle w:val="000000000000" w:firstRow="0" w:lastRow="0" w:firstColumn="0" w:lastColumn="0" w:oddVBand="0" w:evenVBand="0" w:oddHBand="0" w:evenHBand="0" w:firstRowFirstColumn="0" w:firstRowLastColumn="0" w:lastRowFirstColumn="0" w:lastRowLastColumn="0"/>
-              <w:rPr>
-                <w:rFonts w:ascii="Times New Roman" w:eastAsia="Times New Roman" w:hAnsi="Times New Roman" w:cs="Times New Roman"/>
-                <w:sz w:val="24"/>
-                <w:szCs w:val="24"/>
-              </w:rPr>
-            </w:pPr>
-            <w:r>
-              <w:rPr>
-                <w:rFonts w:ascii="Times New Roman" w:hAnsi="Times New Roman" w:cs="Times New Roman"/>
-                <w:color w:val="000000"/>
-                <w:sz w:val="24"/>
-                <w:szCs w:val="24"/>
-              </w:rPr>
-              <w:t>0.00</w:t>
-            </w:r>
-          </w:p>
-        </w:tc>
-        <w:tc>
-          <w:tcPr>
-            <w:tcW w:w="1396" w:type="dxa"/>
-            <w:vAlign w:val="bottom"/>
-          </w:tcPr>
-          <w:p>
-            <w:pPr>
-              <w:jc w:val="center"/>
-              <w:cnfStyle w:val="000000000000" w:firstRow="0" w:lastRow="0" w:firstColumn="0" w:lastColumn="0" w:oddVBand="0" w:evenVBand="0" w:oddHBand="0" w:evenHBand="0" w:firstRowFirstColumn="0" w:firstRowLastColumn="0" w:lastRowFirstColumn="0" w:lastRowLastColumn="0"/>
-              <w:rPr>
-                <w:rFonts w:ascii="Times New Roman" w:eastAsia="Times New Roman" w:hAnsi="Times New Roman" w:cs="Times New Roman"/>
-                <w:sz w:val="24"/>
-                <w:szCs w:val="24"/>
-              </w:rPr>
-            </w:pPr>
-            <w:r>
-              <w:rPr>
-                <w:rFonts w:ascii="Times New Roman" w:hAnsi="Times New Roman" w:cs="Times New Roman"/>
-                <w:color w:val="000000"/>
-                <w:sz w:val="24"/>
-                <w:szCs w:val="24"/>
-              </w:rPr>
-              <w:t>0.00</w:t>
-            </w:r>
-          </w:p>
-        </w:tc>
-        <w:tc>
-          <w:tcPr>
-            <w:tcW w:w="1012" w:type="dxa"/>
-            <w:vAlign w:val="bottom"/>
-          </w:tcPr>
-          <w:p>
-            <w:pPr>
-              <w:jc w:val="center"/>
-              <w:cnfStyle w:val="000000000000" w:firstRow="0" w:lastRow="0" w:firstColumn="0" w:lastColumn="0" w:oddVBand="0" w:evenVBand="0" w:oddHBand="0" w:evenHBand="0" w:firstRowFirstColumn="0" w:firstRowLastColumn="0" w:lastRowFirstColumn="0" w:lastRowLastColumn="0"/>
-              <w:rPr>
-                <w:rFonts w:ascii="Times New Roman" w:hAnsi="Times New Roman" w:cs="Times New Roman"/>
-                <w:color w:val="000000"/>
-                <w:sz w:val="24"/>
-                <w:szCs w:val="24"/>
-              </w:rPr>
-            </w:pPr>
-            <w:r>
-              <w:rPr>
-                <w:rFonts w:ascii="Times New Roman" w:hAnsi="Times New Roman" w:cs="Times New Roman"/>
-                <w:color w:val="000000"/>
-                <w:sz w:val="24"/>
-                <w:szCs w:val="24"/>
-              </w:rPr>
-              <w:t>0.00</w:t>
-            </w:r>
-          </w:p>
-        </w:tc>
-        <w:tc>
-          <w:tcPr>
-            <w:tcW w:w="1243" w:type="dxa"/>
+            <w:tcW w:w="876" w:type="dxa"/>
+            <w:vAlign w:val="bottom"/>
+          </w:tcPr>
+          <w:p>
+            <w:pPr>
+              <w:jc w:val="center"/>
+              <w:cnfStyle w:val="000000000000" w:firstRow="0" w:lastRow="0" w:firstColumn="0" w:lastColumn="0" w:oddVBand="0" w:evenVBand="0" w:oddHBand="0" w:evenHBand="0" w:firstRowFirstColumn="0" w:firstRowLastColumn="0" w:lastRowFirstColumn="0" w:lastRowLastColumn="0"/>
+              <w:rPr>
+                <w:rFonts w:ascii="Times New Roman" w:eastAsia="Times New Roman" w:hAnsi="Times New Roman" w:cs="Times New Roman"/>
+                <w:sz w:val="24"/>
+                <w:szCs w:val="24"/>
+              </w:rPr>
+            </w:pPr>
+            <w:r>
+              <w:rPr>
+                <w:rFonts w:ascii="Times New Roman" w:hAnsi="Times New Roman" w:cs="Times New Roman"/>
+                <w:color w:val="000000"/>
+                <w:sz w:val="24"/>
+                <w:szCs w:val="24"/>
+              </w:rPr>
+              <w:t>0.00</w:t>
+            </w:r>
+          </w:p>
+        </w:tc>
+        <w:tc>
+          <w:tcPr>
+            <w:tcW w:w="1896" w:type="dxa"/>
+            <w:vAlign w:val="bottom"/>
+          </w:tcPr>
+          <w:p>
+            <w:pPr>
+              <w:jc w:val="center"/>
+              <w:cnfStyle w:val="000000000000" w:firstRow="0" w:lastRow="0" w:firstColumn="0" w:lastColumn="0" w:oddVBand="0" w:evenVBand="0" w:oddHBand="0" w:evenHBand="0" w:firstRowFirstColumn="0" w:firstRowLastColumn="0" w:lastRowFirstColumn="0" w:lastRowLastColumn="0"/>
+              <w:rPr>
+                <w:rFonts w:ascii="Times New Roman" w:eastAsia="Times New Roman" w:hAnsi="Times New Roman" w:cs="Times New Roman"/>
+                <w:sz w:val="24"/>
+                <w:szCs w:val="24"/>
+              </w:rPr>
+            </w:pPr>
+            <w:r>
+              <w:rPr>
+                <w:rFonts w:ascii="Times New Roman" w:hAnsi="Times New Roman" w:cs="Times New Roman"/>
+                <w:color w:val="000000"/>
+                <w:sz w:val="24"/>
+                <w:szCs w:val="24"/>
+              </w:rPr>
+              <w:t>0.00</w:t>
+            </w:r>
+          </w:p>
+        </w:tc>
+        <w:tc>
+          <w:tcPr>
+            <w:tcW w:w="1530" w:type="dxa"/>
+            <w:vAlign w:val="bottom"/>
+          </w:tcPr>
+          <w:p>
+            <w:pPr>
+              <w:jc w:val="center"/>
+              <w:cnfStyle w:val="000000000000" w:firstRow="0" w:lastRow="0" w:firstColumn="0" w:lastColumn="0" w:oddVBand="0" w:evenVBand="0" w:oddHBand="0" w:evenHBand="0" w:firstRowFirstColumn="0" w:firstRowLastColumn="0" w:lastRowFirstColumn="0" w:lastRowLastColumn="0"/>
+              <w:rPr>
+                <w:rFonts w:ascii="Times New Roman" w:hAnsi="Times New Roman" w:cs="Times New Roman"/>
+                <w:color w:val="000000"/>
+                <w:sz w:val="24"/>
+                <w:szCs w:val="24"/>
+              </w:rPr>
+            </w:pPr>
+            <w:r>
+              <w:rPr>
+                <w:rFonts w:ascii="Times New Roman" w:hAnsi="Times New Roman" w:cs="Times New Roman"/>
+                <w:color w:val="000000"/>
+                <w:sz w:val="24"/>
+                <w:szCs w:val="24"/>
+              </w:rPr>
+              <w:t>0.00</w:t>
+            </w:r>
+          </w:p>
+        </w:tc>
+        <w:tc>
+          <w:tcPr>
+            <w:tcW w:w="1997" w:type="dxa"/>
             <w:vAlign w:val="bottom"/>
           </w:tcPr>
           <w:p>
@@ -4193,7 +4201,7 @@
         <w:tc>
           <w:tcPr>
             <w:cnfStyle w:val="001000000000" w:firstRow="0" w:lastRow="0" w:firstColumn="1" w:lastColumn="0" w:oddVBand="0" w:evenVBand="0" w:oddHBand="0" w:evenHBand="0" w:firstRowFirstColumn="0" w:firstRowLastColumn="0" w:lastRowFirstColumn="0" w:lastRowLastColumn="0"/>
-            <w:tcW w:w="2020" w:type="dxa"/>
+            <w:tcW w:w="1705" w:type="dxa"/>
             <w:noWrap/>
             <w:hideMark/>
           </w:tcPr>
@@ -4218,33 +4226,33 @@
         </w:tc>
         <w:tc>
           <w:tcPr>
-            <w:tcW w:w="950" w:type="dxa"/>
-            <w:noWrap/>
-            <w:hideMark/>
-          </w:tcPr>
-          <w:p>
-            <w:pPr>
-              <w:jc w:val="center"/>
-              <w:cnfStyle w:val="000000000000" w:firstRow="0" w:lastRow="0" w:firstColumn="0" w:lastColumn="0" w:oddVBand="0" w:evenVBand="0" w:oddHBand="0" w:evenHBand="0" w:firstRowFirstColumn="0" w:firstRowLastColumn="0" w:lastRowFirstColumn="0" w:lastRowLastColumn="0"/>
-              <w:rPr>
-                <w:rFonts w:ascii="Times New Roman" w:eastAsia="Times New Roman" w:hAnsi="Times New Roman" w:cs="Times New Roman"/>
-                <w:sz w:val="24"/>
-                <w:szCs w:val="24"/>
-              </w:rPr>
-            </w:pPr>
-            <w:r>
-              <w:rPr>
-                <w:rFonts w:ascii="Times New Roman" w:eastAsia="Times New Roman" w:hAnsi="Times New Roman" w:cs="Times New Roman"/>
-                <w:sz w:val="24"/>
-                <w:szCs w:val="24"/>
-              </w:rPr>
-              <w:t>0.00</w:t>
-            </w:r>
-          </w:p>
-        </w:tc>
-        <w:tc>
-          <w:tcPr>
-            <w:tcW w:w="1870" w:type="dxa"/>
+            <w:tcW w:w="1265" w:type="dxa"/>
+            <w:noWrap/>
+            <w:hideMark/>
+          </w:tcPr>
+          <w:p>
+            <w:pPr>
+              <w:jc w:val="center"/>
+              <w:cnfStyle w:val="000000000000" w:firstRow="0" w:lastRow="0" w:firstColumn="0" w:lastColumn="0" w:oddVBand="0" w:evenVBand="0" w:oddHBand="0" w:evenHBand="0" w:firstRowFirstColumn="0" w:firstRowLastColumn="0" w:lastRowFirstColumn="0" w:lastRowLastColumn="0"/>
+              <w:rPr>
+                <w:rFonts w:ascii="Times New Roman" w:eastAsia="Times New Roman" w:hAnsi="Times New Roman" w:cs="Times New Roman"/>
+                <w:sz w:val="24"/>
+                <w:szCs w:val="24"/>
+              </w:rPr>
+            </w:pPr>
+            <w:r>
+              <w:rPr>
+                <w:rFonts w:ascii="Times New Roman" w:eastAsia="Times New Roman" w:hAnsi="Times New Roman" w:cs="Times New Roman"/>
+                <w:sz w:val="24"/>
+                <w:szCs w:val="24"/>
+              </w:rPr>
+              <w:t>0.00</w:t>
+            </w:r>
+          </w:p>
+        </w:tc>
+        <w:tc>
+          <w:tcPr>
+            <w:tcW w:w="1363" w:type="dxa"/>
             <w:noWrap/>
             <w:hideMark/>
           </w:tcPr>
@@ -4270,7 +4278,7 @@
         </w:tc>
         <w:tc>
           <w:tcPr>
-            <w:tcW w:w="859" w:type="dxa"/>
+            <w:tcW w:w="876" w:type="dxa"/>
             <w:vAlign w:val="bottom"/>
           </w:tcPr>
           <w:p>
@@ -4296,33 +4304,33 @@
         </w:tc>
         <w:tc>
           <w:tcPr>
-            <w:tcW w:w="1396" w:type="dxa"/>
-            <w:vAlign w:val="bottom"/>
-          </w:tcPr>
-          <w:p>
-            <w:pPr>
-              <w:jc w:val="center"/>
-              <w:cnfStyle w:val="000000000000" w:firstRow="0" w:lastRow="0" w:firstColumn="0" w:lastColumn="0" w:oddVBand="0" w:evenVBand="0" w:oddHBand="0" w:evenHBand="0" w:firstRowFirstColumn="0" w:firstRowLastColumn="0" w:lastRowFirstColumn="0" w:lastRowLastColumn="0"/>
-              <w:rPr>
-                <w:rFonts w:ascii="Times New Roman" w:eastAsia="Times New Roman" w:hAnsi="Times New Roman" w:cs="Times New Roman"/>
-                <w:sz w:val="24"/>
-                <w:szCs w:val="24"/>
-              </w:rPr>
-            </w:pPr>
-            <w:r>
-              <w:rPr>
-                <w:rFonts w:ascii="Times New Roman" w:hAnsi="Times New Roman" w:cs="Times New Roman"/>
-                <w:color w:val="000000"/>
-                <w:sz w:val="24"/>
-                <w:szCs w:val="24"/>
-              </w:rPr>
-              <w:t>0.00</w:t>
-            </w:r>
-          </w:p>
-        </w:tc>
-        <w:tc>
-          <w:tcPr>
-            <w:tcW w:w="1012" w:type="dxa"/>
+            <w:tcW w:w="1896" w:type="dxa"/>
+            <w:vAlign w:val="bottom"/>
+          </w:tcPr>
+          <w:p>
+            <w:pPr>
+              <w:jc w:val="center"/>
+              <w:cnfStyle w:val="000000000000" w:firstRow="0" w:lastRow="0" w:firstColumn="0" w:lastColumn="0" w:oddVBand="0" w:evenVBand="0" w:oddHBand="0" w:evenHBand="0" w:firstRowFirstColumn="0" w:firstRowLastColumn="0" w:lastRowFirstColumn="0" w:lastRowLastColumn="0"/>
+              <w:rPr>
+                <w:rFonts w:ascii="Times New Roman" w:eastAsia="Times New Roman" w:hAnsi="Times New Roman" w:cs="Times New Roman"/>
+                <w:sz w:val="24"/>
+                <w:szCs w:val="24"/>
+              </w:rPr>
+            </w:pPr>
+            <w:r>
+              <w:rPr>
+                <w:rFonts w:ascii="Times New Roman" w:hAnsi="Times New Roman" w:cs="Times New Roman"/>
+                <w:color w:val="000000"/>
+                <w:sz w:val="24"/>
+                <w:szCs w:val="24"/>
+              </w:rPr>
+              <w:t>0.00</w:t>
+            </w:r>
+          </w:p>
+        </w:tc>
+        <w:tc>
+          <w:tcPr>
+            <w:tcW w:w="1530" w:type="dxa"/>
             <w:vAlign w:val="bottom"/>
           </w:tcPr>
           <w:p>
@@ -4349,7 +4357,7 @@
         </w:tc>
         <w:tc>
           <w:tcPr>
-            <w:tcW w:w="1243" w:type="dxa"/>
+            <w:tcW w:w="1997" w:type="dxa"/>
             <w:vAlign w:val="bottom"/>
           </w:tcPr>
           <w:p>
@@ -4382,7 +4390,7 @@
         <w:tc>
           <w:tcPr>
             <w:cnfStyle w:val="001000000000" w:firstRow="0" w:lastRow="0" w:firstColumn="1" w:lastColumn="0" w:oddVBand="0" w:evenVBand="0" w:oddHBand="0" w:evenHBand="0" w:firstRowFirstColumn="0" w:firstRowLastColumn="0" w:lastRowFirstColumn="0" w:lastRowLastColumn="0"/>
-            <w:tcW w:w="2020" w:type="dxa"/>
+            <w:tcW w:w="1705" w:type="dxa"/>
             <w:noWrap/>
             <w:hideMark/>
           </w:tcPr>
@@ -4407,7 +4415,7 @@
         </w:tc>
         <w:tc>
           <w:tcPr>
-            <w:tcW w:w="950" w:type="dxa"/>
+            <w:tcW w:w="1265" w:type="dxa"/>
             <w:noWrap/>
             <w:hideMark/>
           </w:tcPr>
@@ -4433,7 +4441,7 @@
         </w:tc>
         <w:tc>
           <w:tcPr>
-            <w:tcW w:w="1870" w:type="dxa"/>
+            <w:tcW w:w="1363" w:type="dxa"/>
             <w:noWrap/>
             <w:hideMark/>
           </w:tcPr>
@@ -4459,86 +4467,86 @@
         </w:tc>
         <w:tc>
           <w:tcPr>
-            <w:tcW w:w="859" w:type="dxa"/>
-            <w:vAlign w:val="bottom"/>
-          </w:tcPr>
-          <w:p>
-            <w:pPr>
-              <w:jc w:val="center"/>
-              <w:cnfStyle w:val="000000000000" w:firstRow="0" w:lastRow="0" w:firstColumn="0" w:lastColumn="0" w:oddVBand="0" w:evenVBand="0" w:oddHBand="0" w:evenHBand="0" w:firstRowFirstColumn="0" w:firstRowLastColumn="0" w:lastRowFirstColumn="0" w:lastRowLastColumn="0"/>
-              <w:rPr>
-                <w:rFonts w:ascii="Times New Roman" w:eastAsia="Times New Roman" w:hAnsi="Times New Roman" w:cs="Times New Roman"/>
-                <w:sz w:val="24"/>
-                <w:szCs w:val="24"/>
-              </w:rPr>
-            </w:pPr>
-            <w:r>
-              <w:rPr>
-                <w:rFonts w:ascii="Times New Roman" w:hAnsi="Times New Roman" w:cs="Times New Roman"/>
-                <w:color w:val="000000"/>
-                <w:sz w:val="24"/>
-                <w:szCs w:val="24"/>
-              </w:rPr>
-              <w:t>0.00</w:t>
-            </w:r>
-          </w:p>
-        </w:tc>
-        <w:tc>
-          <w:tcPr>
-            <w:tcW w:w="1396" w:type="dxa"/>
-            <w:vAlign w:val="bottom"/>
-          </w:tcPr>
-          <w:p>
-            <w:pPr>
-              <w:jc w:val="center"/>
-              <w:cnfStyle w:val="000000000000" w:firstRow="0" w:lastRow="0" w:firstColumn="0" w:lastColumn="0" w:oddVBand="0" w:evenVBand="0" w:oddHBand="0" w:evenHBand="0" w:firstRowFirstColumn="0" w:firstRowLastColumn="0" w:lastRowFirstColumn="0" w:lastRowLastColumn="0"/>
-              <w:rPr>
-                <w:rFonts w:ascii="Times New Roman" w:eastAsia="Times New Roman" w:hAnsi="Times New Roman" w:cs="Times New Roman"/>
-                <w:sz w:val="24"/>
-                <w:szCs w:val="24"/>
-              </w:rPr>
-            </w:pPr>
-            <w:r>
-              <w:rPr>
-                <w:rFonts w:ascii="Times New Roman" w:hAnsi="Times New Roman" w:cs="Times New Roman"/>
-                <w:color w:val="000000"/>
-                <w:sz w:val="24"/>
-                <w:szCs w:val="24"/>
-              </w:rPr>
-              <w:t>0.00</w:t>
-            </w:r>
-          </w:p>
-        </w:tc>
-        <w:tc>
-          <w:tcPr>
-            <w:tcW w:w="1012" w:type="dxa"/>
-            <w:vAlign w:val="bottom"/>
-          </w:tcPr>
-          <w:p>
-            <w:pPr>
-              <w:jc w:val="center"/>
-              <w:cnfStyle w:val="000000000000" w:firstRow="0" w:lastRow="0" w:firstColumn="0" w:lastColumn="0" w:oddVBand="0" w:evenVBand="0" w:oddHBand="0" w:evenHBand="0" w:firstRowFirstColumn="0" w:firstRowLastColumn="0" w:lastRowFirstColumn="0" w:lastRowLastColumn="0"/>
-              <w:rPr>
-                <w:rFonts w:ascii="Times New Roman" w:hAnsi="Times New Roman" w:cs="Times New Roman"/>
-                <w:color w:val="000000"/>
-                <w:sz w:val="24"/>
-                <w:szCs w:val="24"/>
-              </w:rPr>
-            </w:pPr>
-            <w:r>
-              <w:rPr>
-                <w:rFonts w:ascii="Times New Roman" w:hAnsi="Times New Roman" w:cs="Times New Roman"/>
-                <w:color w:val="000000"/>
-                <w:sz w:val="24"/>
-                <w:szCs w:val="24"/>
-              </w:rPr>
-              <w:t>0.00</w:t>
-            </w:r>
-          </w:p>
-        </w:tc>
-        <w:tc>
-          <w:tcPr>
-            <w:tcW w:w="1243" w:type="dxa"/>
+            <w:tcW w:w="876" w:type="dxa"/>
+            <w:vAlign w:val="bottom"/>
+          </w:tcPr>
+          <w:p>
+            <w:pPr>
+              <w:jc w:val="center"/>
+              <w:cnfStyle w:val="000000000000" w:firstRow="0" w:lastRow="0" w:firstColumn="0" w:lastColumn="0" w:oddVBand="0" w:evenVBand="0" w:oddHBand="0" w:evenHBand="0" w:firstRowFirstColumn="0" w:firstRowLastColumn="0" w:lastRowFirstColumn="0" w:lastRowLastColumn="0"/>
+              <w:rPr>
+                <w:rFonts w:ascii="Times New Roman" w:eastAsia="Times New Roman" w:hAnsi="Times New Roman" w:cs="Times New Roman"/>
+                <w:sz w:val="24"/>
+                <w:szCs w:val="24"/>
+              </w:rPr>
+            </w:pPr>
+            <w:r>
+              <w:rPr>
+                <w:rFonts w:ascii="Times New Roman" w:hAnsi="Times New Roman" w:cs="Times New Roman"/>
+                <w:color w:val="000000"/>
+                <w:sz w:val="24"/>
+                <w:szCs w:val="24"/>
+              </w:rPr>
+              <w:t>0.00</w:t>
+            </w:r>
+          </w:p>
+        </w:tc>
+        <w:tc>
+          <w:tcPr>
+            <w:tcW w:w="1896" w:type="dxa"/>
+            <w:vAlign w:val="bottom"/>
+          </w:tcPr>
+          <w:p>
+            <w:pPr>
+              <w:jc w:val="center"/>
+              <w:cnfStyle w:val="000000000000" w:firstRow="0" w:lastRow="0" w:firstColumn="0" w:lastColumn="0" w:oddVBand="0" w:evenVBand="0" w:oddHBand="0" w:evenHBand="0" w:firstRowFirstColumn="0" w:firstRowLastColumn="0" w:lastRowFirstColumn="0" w:lastRowLastColumn="0"/>
+              <w:rPr>
+                <w:rFonts w:ascii="Times New Roman" w:eastAsia="Times New Roman" w:hAnsi="Times New Roman" w:cs="Times New Roman"/>
+                <w:sz w:val="24"/>
+                <w:szCs w:val="24"/>
+              </w:rPr>
+            </w:pPr>
+            <w:r>
+              <w:rPr>
+                <w:rFonts w:ascii="Times New Roman" w:hAnsi="Times New Roman" w:cs="Times New Roman"/>
+                <w:color w:val="000000"/>
+                <w:sz w:val="24"/>
+                <w:szCs w:val="24"/>
+              </w:rPr>
+              <w:t>0.00</w:t>
+            </w:r>
+          </w:p>
+        </w:tc>
+        <w:tc>
+          <w:tcPr>
+            <w:tcW w:w="1530" w:type="dxa"/>
+            <w:vAlign w:val="bottom"/>
+          </w:tcPr>
+          <w:p>
+            <w:pPr>
+              <w:jc w:val="center"/>
+              <w:cnfStyle w:val="000000000000" w:firstRow="0" w:lastRow="0" w:firstColumn="0" w:lastColumn="0" w:oddVBand="0" w:evenVBand="0" w:oddHBand="0" w:evenHBand="0" w:firstRowFirstColumn="0" w:firstRowLastColumn="0" w:lastRowFirstColumn="0" w:lastRowLastColumn="0"/>
+              <w:rPr>
+                <w:rFonts w:ascii="Times New Roman" w:hAnsi="Times New Roman" w:cs="Times New Roman"/>
+                <w:color w:val="000000"/>
+                <w:sz w:val="24"/>
+                <w:szCs w:val="24"/>
+              </w:rPr>
+            </w:pPr>
+            <w:r>
+              <w:rPr>
+                <w:rFonts w:ascii="Times New Roman" w:hAnsi="Times New Roman" w:cs="Times New Roman"/>
+                <w:color w:val="000000"/>
+                <w:sz w:val="24"/>
+                <w:szCs w:val="24"/>
+              </w:rPr>
+              <w:t>0.00</w:t>
+            </w:r>
+          </w:p>
+        </w:tc>
+        <w:tc>
+          <w:tcPr>
+            <w:tcW w:w="1997" w:type="dxa"/>
             <w:vAlign w:val="bottom"/>
           </w:tcPr>
           <w:p>
@@ -4571,7 +4579,7 @@
         <w:tc>
           <w:tcPr>
             <w:cnfStyle w:val="001000000000" w:firstRow="0" w:lastRow="0" w:firstColumn="1" w:lastColumn="0" w:oddVBand="0" w:evenVBand="0" w:oddHBand="0" w:evenHBand="0" w:firstRowFirstColumn="0" w:firstRowLastColumn="0" w:lastRowFirstColumn="0" w:lastRowLastColumn="0"/>
-            <w:tcW w:w="2020" w:type="dxa"/>
+            <w:tcW w:w="1705" w:type="dxa"/>
             <w:noWrap/>
             <w:hideMark/>
           </w:tcPr>
@@ -4596,7 +4604,7 @@
         </w:tc>
         <w:tc>
           <w:tcPr>
-            <w:tcW w:w="950" w:type="dxa"/>
+            <w:tcW w:w="1265" w:type="dxa"/>
             <w:noWrap/>
             <w:hideMark/>
           </w:tcPr>
@@ -4622,7 +4630,7 @@
         </w:tc>
         <w:tc>
           <w:tcPr>
-            <w:tcW w:w="1870" w:type="dxa"/>
+            <w:tcW w:w="1363" w:type="dxa"/>
             <w:noWrap/>
             <w:hideMark/>
           </w:tcPr>
@@ -4648,86 +4656,86 @@
         </w:tc>
         <w:tc>
           <w:tcPr>
-            <w:tcW w:w="859" w:type="dxa"/>
-            <w:vAlign w:val="bottom"/>
-          </w:tcPr>
-          <w:p>
-            <w:pPr>
-              <w:jc w:val="center"/>
-              <w:cnfStyle w:val="000000000000" w:firstRow="0" w:lastRow="0" w:firstColumn="0" w:lastColumn="0" w:oddVBand="0" w:evenVBand="0" w:oddHBand="0" w:evenHBand="0" w:firstRowFirstColumn="0" w:firstRowLastColumn="0" w:lastRowFirstColumn="0" w:lastRowLastColumn="0"/>
-              <w:rPr>
-                <w:rFonts w:ascii="Times New Roman" w:eastAsia="Times New Roman" w:hAnsi="Times New Roman" w:cs="Times New Roman"/>
-                <w:sz w:val="24"/>
-                <w:szCs w:val="24"/>
-              </w:rPr>
-            </w:pPr>
-            <w:r>
-              <w:rPr>
-                <w:rFonts w:ascii="Times New Roman" w:hAnsi="Times New Roman" w:cs="Times New Roman"/>
-                <w:color w:val="000000"/>
-                <w:sz w:val="24"/>
-                <w:szCs w:val="24"/>
-              </w:rPr>
-              <w:t>0.00</w:t>
-            </w:r>
-          </w:p>
-        </w:tc>
-        <w:tc>
-          <w:tcPr>
-            <w:tcW w:w="1396" w:type="dxa"/>
-            <w:vAlign w:val="bottom"/>
-          </w:tcPr>
-          <w:p>
-            <w:pPr>
-              <w:jc w:val="center"/>
-              <w:cnfStyle w:val="000000000000" w:firstRow="0" w:lastRow="0" w:firstColumn="0" w:lastColumn="0" w:oddVBand="0" w:evenVBand="0" w:oddHBand="0" w:evenHBand="0" w:firstRowFirstColumn="0" w:firstRowLastColumn="0" w:lastRowFirstColumn="0" w:lastRowLastColumn="0"/>
-              <w:rPr>
-                <w:rFonts w:ascii="Times New Roman" w:eastAsia="Times New Roman" w:hAnsi="Times New Roman" w:cs="Times New Roman"/>
-                <w:sz w:val="24"/>
-                <w:szCs w:val="24"/>
-              </w:rPr>
-            </w:pPr>
-            <w:r>
-              <w:rPr>
-                <w:rFonts w:ascii="Times New Roman" w:hAnsi="Times New Roman" w:cs="Times New Roman"/>
-                <w:color w:val="000000"/>
-                <w:sz w:val="24"/>
-                <w:szCs w:val="24"/>
-              </w:rPr>
-              <w:t>0.00</w:t>
-            </w:r>
-          </w:p>
-        </w:tc>
-        <w:tc>
-          <w:tcPr>
-            <w:tcW w:w="1012" w:type="dxa"/>
-            <w:vAlign w:val="bottom"/>
-          </w:tcPr>
-          <w:p>
-            <w:pPr>
-              <w:jc w:val="center"/>
-              <w:cnfStyle w:val="000000000000" w:firstRow="0" w:lastRow="0" w:firstColumn="0" w:lastColumn="0" w:oddVBand="0" w:evenVBand="0" w:oddHBand="0" w:evenHBand="0" w:firstRowFirstColumn="0" w:firstRowLastColumn="0" w:lastRowFirstColumn="0" w:lastRowLastColumn="0"/>
-              <w:rPr>
-                <w:rFonts w:ascii="Times New Roman" w:hAnsi="Times New Roman" w:cs="Times New Roman"/>
-                <w:color w:val="000000"/>
-                <w:sz w:val="24"/>
-                <w:szCs w:val="24"/>
-              </w:rPr>
-            </w:pPr>
-            <w:r>
-              <w:rPr>
-                <w:rFonts w:ascii="Times New Roman" w:hAnsi="Times New Roman" w:cs="Times New Roman"/>
-                <w:color w:val="000000"/>
-                <w:sz w:val="24"/>
-                <w:szCs w:val="24"/>
-              </w:rPr>
-              <w:t>0.00</w:t>
-            </w:r>
-          </w:p>
-        </w:tc>
-        <w:tc>
-          <w:tcPr>
-            <w:tcW w:w="1243" w:type="dxa"/>
+            <w:tcW w:w="876" w:type="dxa"/>
+            <w:vAlign w:val="bottom"/>
+          </w:tcPr>
+          <w:p>
+            <w:pPr>
+              <w:jc w:val="center"/>
+              <w:cnfStyle w:val="000000000000" w:firstRow="0" w:lastRow="0" w:firstColumn="0" w:lastColumn="0" w:oddVBand="0" w:evenVBand="0" w:oddHBand="0" w:evenHBand="0" w:firstRowFirstColumn="0" w:firstRowLastColumn="0" w:lastRowFirstColumn="0" w:lastRowLastColumn="0"/>
+              <w:rPr>
+                <w:rFonts w:ascii="Times New Roman" w:eastAsia="Times New Roman" w:hAnsi="Times New Roman" w:cs="Times New Roman"/>
+                <w:sz w:val="24"/>
+                <w:szCs w:val="24"/>
+              </w:rPr>
+            </w:pPr>
+            <w:r>
+              <w:rPr>
+                <w:rFonts w:ascii="Times New Roman" w:hAnsi="Times New Roman" w:cs="Times New Roman"/>
+                <w:color w:val="000000"/>
+                <w:sz w:val="24"/>
+                <w:szCs w:val="24"/>
+              </w:rPr>
+              <w:t>0.00</w:t>
+            </w:r>
+          </w:p>
+        </w:tc>
+        <w:tc>
+          <w:tcPr>
+            <w:tcW w:w="1896" w:type="dxa"/>
+            <w:vAlign w:val="bottom"/>
+          </w:tcPr>
+          <w:p>
+            <w:pPr>
+              <w:jc w:val="center"/>
+              <w:cnfStyle w:val="000000000000" w:firstRow="0" w:lastRow="0" w:firstColumn="0" w:lastColumn="0" w:oddVBand="0" w:evenVBand="0" w:oddHBand="0" w:evenHBand="0" w:firstRowFirstColumn="0" w:firstRowLastColumn="0" w:lastRowFirstColumn="0" w:lastRowLastColumn="0"/>
+              <w:rPr>
+                <w:rFonts w:ascii="Times New Roman" w:eastAsia="Times New Roman" w:hAnsi="Times New Roman" w:cs="Times New Roman"/>
+                <w:sz w:val="24"/>
+                <w:szCs w:val="24"/>
+              </w:rPr>
+            </w:pPr>
+            <w:r>
+              <w:rPr>
+                <w:rFonts w:ascii="Times New Roman" w:hAnsi="Times New Roman" w:cs="Times New Roman"/>
+                <w:color w:val="000000"/>
+                <w:sz w:val="24"/>
+                <w:szCs w:val="24"/>
+              </w:rPr>
+              <w:t>0.00</w:t>
+            </w:r>
+          </w:p>
+        </w:tc>
+        <w:tc>
+          <w:tcPr>
+            <w:tcW w:w="1530" w:type="dxa"/>
+            <w:vAlign w:val="bottom"/>
+          </w:tcPr>
+          <w:p>
+            <w:pPr>
+              <w:jc w:val="center"/>
+              <w:cnfStyle w:val="000000000000" w:firstRow="0" w:lastRow="0" w:firstColumn="0" w:lastColumn="0" w:oddVBand="0" w:evenVBand="0" w:oddHBand="0" w:evenHBand="0" w:firstRowFirstColumn="0" w:firstRowLastColumn="0" w:lastRowFirstColumn="0" w:lastRowLastColumn="0"/>
+              <w:rPr>
+                <w:rFonts w:ascii="Times New Roman" w:hAnsi="Times New Roman" w:cs="Times New Roman"/>
+                <w:color w:val="000000"/>
+                <w:sz w:val="24"/>
+                <w:szCs w:val="24"/>
+              </w:rPr>
+            </w:pPr>
+            <w:r>
+              <w:rPr>
+                <w:rFonts w:ascii="Times New Roman" w:hAnsi="Times New Roman" w:cs="Times New Roman"/>
+                <w:color w:val="000000"/>
+                <w:sz w:val="24"/>
+                <w:szCs w:val="24"/>
+              </w:rPr>
+              <w:t>0.00</w:t>
+            </w:r>
+          </w:p>
+        </w:tc>
+        <w:tc>
+          <w:tcPr>
+            <w:tcW w:w="1997" w:type="dxa"/>
             <w:vAlign w:val="bottom"/>
           </w:tcPr>
           <w:p>
@@ -4760,7 +4768,7 @@
         <w:tc>
           <w:tcPr>
             <w:cnfStyle w:val="001000000000" w:firstRow="0" w:lastRow="0" w:firstColumn="1" w:lastColumn="0" w:oddVBand="0" w:evenVBand="0" w:oddHBand="0" w:evenHBand="0" w:firstRowFirstColumn="0" w:firstRowLastColumn="0" w:lastRowFirstColumn="0" w:lastRowLastColumn="0"/>
-            <w:tcW w:w="2020" w:type="dxa"/>
+            <w:tcW w:w="1705" w:type="dxa"/>
             <w:noWrap/>
             <w:hideMark/>
           </w:tcPr>
@@ -4785,7 +4793,7 @@
         </w:tc>
         <w:tc>
           <w:tcPr>
-            <w:tcW w:w="950" w:type="dxa"/>
+            <w:tcW w:w="1265" w:type="dxa"/>
             <w:noWrap/>
             <w:hideMark/>
           </w:tcPr>
@@ -4811,7 +4819,7 @@
         </w:tc>
         <w:tc>
           <w:tcPr>
-            <w:tcW w:w="1870" w:type="dxa"/>
+            <w:tcW w:w="1363" w:type="dxa"/>
             <w:noWrap/>
             <w:hideMark/>
           </w:tcPr>
@@ -4837,86 +4845,86 @@
         </w:tc>
         <w:tc>
           <w:tcPr>
-            <w:tcW w:w="859" w:type="dxa"/>
-            <w:vAlign w:val="bottom"/>
-          </w:tcPr>
-          <w:p>
-            <w:pPr>
-              <w:jc w:val="center"/>
-              <w:cnfStyle w:val="000000000000" w:firstRow="0" w:lastRow="0" w:firstColumn="0" w:lastColumn="0" w:oddVBand="0" w:evenVBand="0" w:oddHBand="0" w:evenHBand="0" w:firstRowFirstColumn="0" w:firstRowLastColumn="0" w:lastRowFirstColumn="0" w:lastRowLastColumn="0"/>
-              <w:rPr>
-                <w:rFonts w:ascii="Times New Roman" w:eastAsia="Times New Roman" w:hAnsi="Times New Roman" w:cs="Times New Roman"/>
-                <w:sz w:val="24"/>
-                <w:szCs w:val="24"/>
-              </w:rPr>
-            </w:pPr>
-            <w:r>
-              <w:rPr>
-                <w:rFonts w:ascii="Times New Roman" w:hAnsi="Times New Roman" w:cs="Times New Roman"/>
-                <w:color w:val="000000"/>
-                <w:sz w:val="24"/>
-                <w:szCs w:val="24"/>
-              </w:rPr>
-              <w:t>0.00</w:t>
-            </w:r>
-          </w:p>
-        </w:tc>
-        <w:tc>
-          <w:tcPr>
-            <w:tcW w:w="1396" w:type="dxa"/>
-            <w:vAlign w:val="bottom"/>
-          </w:tcPr>
-          <w:p>
-            <w:pPr>
-              <w:jc w:val="center"/>
-              <w:cnfStyle w:val="000000000000" w:firstRow="0" w:lastRow="0" w:firstColumn="0" w:lastColumn="0" w:oddVBand="0" w:evenVBand="0" w:oddHBand="0" w:evenHBand="0" w:firstRowFirstColumn="0" w:firstRowLastColumn="0" w:lastRowFirstColumn="0" w:lastRowLastColumn="0"/>
-              <w:rPr>
-                <w:rFonts w:ascii="Times New Roman" w:eastAsia="Times New Roman" w:hAnsi="Times New Roman" w:cs="Times New Roman"/>
-                <w:sz w:val="24"/>
-                <w:szCs w:val="24"/>
-              </w:rPr>
-            </w:pPr>
-            <w:r>
-              <w:rPr>
-                <w:rFonts w:ascii="Times New Roman" w:hAnsi="Times New Roman" w:cs="Times New Roman"/>
-                <w:color w:val="000000"/>
-                <w:sz w:val="24"/>
-                <w:szCs w:val="24"/>
-              </w:rPr>
-              <w:t>0.00</w:t>
-            </w:r>
-          </w:p>
-        </w:tc>
-        <w:tc>
-          <w:tcPr>
-            <w:tcW w:w="1012" w:type="dxa"/>
-            <w:vAlign w:val="bottom"/>
-          </w:tcPr>
-          <w:p>
-            <w:pPr>
-              <w:jc w:val="center"/>
-              <w:cnfStyle w:val="000000000000" w:firstRow="0" w:lastRow="0" w:firstColumn="0" w:lastColumn="0" w:oddVBand="0" w:evenVBand="0" w:oddHBand="0" w:evenHBand="0" w:firstRowFirstColumn="0" w:firstRowLastColumn="0" w:lastRowFirstColumn="0" w:lastRowLastColumn="0"/>
-              <w:rPr>
-                <w:rFonts w:ascii="Times New Roman" w:hAnsi="Times New Roman" w:cs="Times New Roman"/>
-                <w:color w:val="000000"/>
-                <w:sz w:val="24"/>
-                <w:szCs w:val="24"/>
-              </w:rPr>
-            </w:pPr>
-            <w:r>
-              <w:rPr>
-                <w:rFonts w:ascii="Times New Roman" w:hAnsi="Times New Roman" w:cs="Times New Roman"/>
-                <w:color w:val="000000"/>
-                <w:sz w:val="24"/>
-                <w:szCs w:val="24"/>
-              </w:rPr>
-              <w:t>0.00</w:t>
-            </w:r>
-          </w:p>
-        </w:tc>
-        <w:tc>
-          <w:tcPr>
-            <w:tcW w:w="1243" w:type="dxa"/>
+            <w:tcW w:w="876" w:type="dxa"/>
+            <w:vAlign w:val="bottom"/>
+          </w:tcPr>
+          <w:p>
+            <w:pPr>
+              <w:jc w:val="center"/>
+              <w:cnfStyle w:val="000000000000" w:firstRow="0" w:lastRow="0" w:firstColumn="0" w:lastColumn="0" w:oddVBand="0" w:evenVBand="0" w:oddHBand="0" w:evenHBand="0" w:firstRowFirstColumn="0" w:firstRowLastColumn="0" w:lastRowFirstColumn="0" w:lastRowLastColumn="0"/>
+              <w:rPr>
+                <w:rFonts w:ascii="Times New Roman" w:eastAsia="Times New Roman" w:hAnsi="Times New Roman" w:cs="Times New Roman"/>
+                <w:sz w:val="24"/>
+                <w:szCs w:val="24"/>
+              </w:rPr>
+            </w:pPr>
+            <w:r>
+              <w:rPr>
+                <w:rFonts w:ascii="Times New Roman" w:hAnsi="Times New Roman" w:cs="Times New Roman"/>
+                <w:color w:val="000000"/>
+                <w:sz w:val="24"/>
+                <w:szCs w:val="24"/>
+              </w:rPr>
+              <w:t>0.00</w:t>
+            </w:r>
+          </w:p>
+        </w:tc>
+        <w:tc>
+          <w:tcPr>
+            <w:tcW w:w="1896" w:type="dxa"/>
+            <w:vAlign w:val="bottom"/>
+          </w:tcPr>
+          <w:p>
+            <w:pPr>
+              <w:jc w:val="center"/>
+              <w:cnfStyle w:val="000000000000" w:firstRow="0" w:lastRow="0" w:firstColumn="0" w:lastColumn="0" w:oddVBand="0" w:evenVBand="0" w:oddHBand="0" w:evenHBand="0" w:firstRowFirstColumn="0" w:firstRowLastColumn="0" w:lastRowFirstColumn="0" w:lastRowLastColumn="0"/>
+              <w:rPr>
+                <w:rFonts w:ascii="Times New Roman" w:eastAsia="Times New Roman" w:hAnsi="Times New Roman" w:cs="Times New Roman"/>
+                <w:sz w:val="24"/>
+                <w:szCs w:val="24"/>
+              </w:rPr>
+            </w:pPr>
+            <w:r>
+              <w:rPr>
+                <w:rFonts w:ascii="Times New Roman" w:hAnsi="Times New Roman" w:cs="Times New Roman"/>
+                <w:color w:val="000000"/>
+                <w:sz w:val="24"/>
+                <w:szCs w:val="24"/>
+              </w:rPr>
+              <w:t>0.00</w:t>
+            </w:r>
+          </w:p>
+        </w:tc>
+        <w:tc>
+          <w:tcPr>
+            <w:tcW w:w="1530" w:type="dxa"/>
+            <w:vAlign w:val="bottom"/>
+          </w:tcPr>
+          <w:p>
+            <w:pPr>
+              <w:jc w:val="center"/>
+              <w:cnfStyle w:val="000000000000" w:firstRow="0" w:lastRow="0" w:firstColumn="0" w:lastColumn="0" w:oddVBand="0" w:evenVBand="0" w:oddHBand="0" w:evenHBand="0" w:firstRowFirstColumn="0" w:firstRowLastColumn="0" w:lastRowFirstColumn="0" w:lastRowLastColumn="0"/>
+              <w:rPr>
+                <w:rFonts w:ascii="Times New Roman" w:hAnsi="Times New Roman" w:cs="Times New Roman"/>
+                <w:color w:val="000000"/>
+                <w:sz w:val="24"/>
+                <w:szCs w:val="24"/>
+              </w:rPr>
+            </w:pPr>
+            <w:r>
+              <w:rPr>
+                <w:rFonts w:ascii="Times New Roman" w:hAnsi="Times New Roman" w:cs="Times New Roman"/>
+                <w:color w:val="000000"/>
+                <w:sz w:val="24"/>
+                <w:szCs w:val="24"/>
+              </w:rPr>
+              <w:t>0.00</w:t>
+            </w:r>
+          </w:p>
+        </w:tc>
+        <w:tc>
+          <w:tcPr>
+            <w:tcW w:w="1997" w:type="dxa"/>
             <w:vAlign w:val="bottom"/>
           </w:tcPr>
           <w:p>
@@ -4949,7 +4957,7 @@
         <w:tc>
           <w:tcPr>
             <w:cnfStyle w:val="001000000000" w:firstRow="0" w:lastRow="0" w:firstColumn="1" w:lastColumn="0" w:oddVBand="0" w:evenVBand="0" w:oddHBand="0" w:evenHBand="0" w:firstRowFirstColumn="0" w:firstRowLastColumn="0" w:lastRowFirstColumn="0" w:lastRowLastColumn="0"/>
-            <w:tcW w:w="2020" w:type="dxa"/>
+            <w:tcW w:w="1705" w:type="dxa"/>
             <w:noWrap/>
             <w:hideMark/>
           </w:tcPr>
@@ -4974,33 +4982,33 @@
         </w:tc>
         <w:tc>
           <w:tcPr>
-            <w:tcW w:w="950" w:type="dxa"/>
-            <w:noWrap/>
-            <w:hideMark/>
-          </w:tcPr>
-          <w:p>
-            <w:pPr>
-              <w:jc w:val="center"/>
-              <w:cnfStyle w:val="000000000000" w:firstRow="0" w:lastRow="0" w:firstColumn="0" w:lastColumn="0" w:oddVBand="0" w:evenVBand="0" w:oddHBand="0" w:evenHBand="0" w:firstRowFirstColumn="0" w:firstRowLastColumn="0" w:lastRowFirstColumn="0" w:lastRowLastColumn="0"/>
-              <w:rPr>
-                <w:rFonts w:ascii="Times New Roman" w:eastAsia="Times New Roman" w:hAnsi="Times New Roman" w:cs="Times New Roman"/>
-                <w:sz w:val="24"/>
-                <w:szCs w:val="24"/>
-              </w:rPr>
-            </w:pPr>
-            <w:r>
-              <w:rPr>
-                <w:rFonts w:ascii="Times New Roman" w:eastAsia="Times New Roman" w:hAnsi="Times New Roman" w:cs="Times New Roman"/>
-                <w:sz w:val="24"/>
-                <w:szCs w:val="24"/>
-              </w:rPr>
-              <w:t>0.00</w:t>
-            </w:r>
-          </w:p>
-        </w:tc>
-        <w:tc>
-          <w:tcPr>
-            <w:tcW w:w="1870" w:type="dxa"/>
+            <w:tcW w:w="1265" w:type="dxa"/>
+            <w:noWrap/>
+            <w:hideMark/>
+          </w:tcPr>
+          <w:p>
+            <w:pPr>
+              <w:jc w:val="center"/>
+              <w:cnfStyle w:val="000000000000" w:firstRow="0" w:lastRow="0" w:firstColumn="0" w:lastColumn="0" w:oddVBand="0" w:evenVBand="0" w:oddHBand="0" w:evenHBand="0" w:firstRowFirstColumn="0" w:firstRowLastColumn="0" w:lastRowFirstColumn="0" w:lastRowLastColumn="0"/>
+              <w:rPr>
+                <w:rFonts w:ascii="Times New Roman" w:eastAsia="Times New Roman" w:hAnsi="Times New Roman" w:cs="Times New Roman"/>
+                <w:sz w:val="24"/>
+                <w:szCs w:val="24"/>
+              </w:rPr>
+            </w:pPr>
+            <w:r>
+              <w:rPr>
+                <w:rFonts w:ascii="Times New Roman" w:eastAsia="Times New Roman" w:hAnsi="Times New Roman" w:cs="Times New Roman"/>
+                <w:sz w:val="24"/>
+                <w:szCs w:val="24"/>
+              </w:rPr>
+              <w:t>0.00</w:t>
+            </w:r>
+          </w:p>
+        </w:tc>
+        <w:tc>
+          <w:tcPr>
+            <w:tcW w:w="1363" w:type="dxa"/>
             <w:noWrap/>
             <w:hideMark/>
           </w:tcPr>
@@ -5026,7 +5034,7 @@
         </w:tc>
         <w:tc>
           <w:tcPr>
-            <w:tcW w:w="859" w:type="dxa"/>
+            <w:tcW w:w="876" w:type="dxa"/>
             <w:vAlign w:val="bottom"/>
           </w:tcPr>
           <w:p>
@@ -5052,7 +5060,7 @@
         </w:tc>
         <w:tc>
           <w:tcPr>
-            <w:tcW w:w="1396" w:type="dxa"/>
+            <w:tcW w:w="1896" w:type="dxa"/>
             <w:vAlign w:val="bottom"/>
           </w:tcPr>
           <w:p>
@@ -5078,7 +5086,7 @@
         </w:tc>
         <w:tc>
           <w:tcPr>
-            <w:tcW w:w="1012" w:type="dxa"/>
+            <w:tcW w:w="1530" w:type="dxa"/>
             <w:vAlign w:val="bottom"/>
           </w:tcPr>
           <w:p>
@@ -5105,7 +5113,7 @@
         </w:tc>
         <w:tc>
           <w:tcPr>
-            <w:tcW w:w="1243" w:type="dxa"/>
+            <w:tcW w:w="1997" w:type="dxa"/>
             <w:vAlign w:val="bottom"/>
           </w:tcPr>
           <w:p>
@@ -5138,7 +5146,7 @@
         <w:tc>
           <w:tcPr>
             <w:cnfStyle w:val="001000000000" w:firstRow="0" w:lastRow="0" w:firstColumn="1" w:lastColumn="0" w:oddVBand="0" w:evenVBand="0" w:oddHBand="0" w:evenHBand="0" w:firstRowFirstColumn="0" w:firstRowLastColumn="0" w:lastRowFirstColumn="0" w:lastRowLastColumn="0"/>
-            <w:tcW w:w="2020" w:type="dxa"/>
+            <w:tcW w:w="1705" w:type="dxa"/>
             <w:noWrap/>
             <w:hideMark/>
           </w:tcPr>
@@ -5163,7 +5171,7 @@
         </w:tc>
         <w:tc>
           <w:tcPr>
-            <w:tcW w:w="950" w:type="dxa"/>
+            <w:tcW w:w="1265" w:type="dxa"/>
             <w:noWrap/>
             <w:hideMark/>
           </w:tcPr>
@@ -5189,7 +5197,7 @@
         </w:tc>
         <w:tc>
           <w:tcPr>
-            <w:tcW w:w="1870" w:type="dxa"/>
+            <w:tcW w:w="1363" w:type="dxa"/>
             <w:noWrap/>
             <w:hideMark/>
           </w:tcPr>
@@ -5215,86 +5223,86 @@
         </w:tc>
         <w:tc>
           <w:tcPr>
-            <w:tcW w:w="859" w:type="dxa"/>
-            <w:vAlign w:val="bottom"/>
-          </w:tcPr>
-          <w:p>
-            <w:pPr>
-              <w:jc w:val="center"/>
-              <w:cnfStyle w:val="000000000000" w:firstRow="0" w:lastRow="0" w:firstColumn="0" w:lastColumn="0" w:oddVBand="0" w:evenVBand="0" w:oddHBand="0" w:evenHBand="0" w:firstRowFirstColumn="0" w:firstRowLastColumn="0" w:lastRowFirstColumn="0" w:lastRowLastColumn="0"/>
-              <w:rPr>
-                <w:rFonts w:ascii="Times New Roman" w:eastAsia="Times New Roman" w:hAnsi="Times New Roman" w:cs="Times New Roman"/>
-                <w:sz w:val="24"/>
-                <w:szCs w:val="24"/>
-              </w:rPr>
-            </w:pPr>
-            <w:r>
-              <w:rPr>
-                <w:rFonts w:ascii="Times New Roman" w:hAnsi="Times New Roman" w:cs="Times New Roman"/>
-                <w:color w:val="000000"/>
-                <w:sz w:val="24"/>
-                <w:szCs w:val="24"/>
-              </w:rPr>
-              <w:t>0.00</w:t>
-            </w:r>
-          </w:p>
-        </w:tc>
-        <w:tc>
-          <w:tcPr>
-            <w:tcW w:w="1396" w:type="dxa"/>
-            <w:vAlign w:val="bottom"/>
-          </w:tcPr>
-          <w:p>
-            <w:pPr>
-              <w:jc w:val="center"/>
-              <w:cnfStyle w:val="000000000000" w:firstRow="0" w:lastRow="0" w:firstColumn="0" w:lastColumn="0" w:oddVBand="0" w:evenVBand="0" w:oddHBand="0" w:evenHBand="0" w:firstRowFirstColumn="0" w:firstRowLastColumn="0" w:lastRowFirstColumn="0" w:lastRowLastColumn="0"/>
-              <w:rPr>
-                <w:rFonts w:ascii="Times New Roman" w:eastAsia="Times New Roman" w:hAnsi="Times New Roman" w:cs="Times New Roman"/>
-                <w:sz w:val="24"/>
-                <w:szCs w:val="24"/>
-              </w:rPr>
-            </w:pPr>
-            <w:r>
-              <w:rPr>
-                <w:rFonts w:ascii="Times New Roman" w:hAnsi="Times New Roman" w:cs="Times New Roman"/>
-                <w:color w:val="000000"/>
-                <w:sz w:val="24"/>
-                <w:szCs w:val="24"/>
-              </w:rPr>
-              <w:t>0.00</w:t>
-            </w:r>
-          </w:p>
-        </w:tc>
-        <w:tc>
-          <w:tcPr>
-            <w:tcW w:w="1012" w:type="dxa"/>
-            <w:vAlign w:val="bottom"/>
-          </w:tcPr>
-          <w:p>
-            <w:pPr>
-              <w:jc w:val="center"/>
-              <w:cnfStyle w:val="000000000000" w:firstRow="0" w:lastRow="0" w:firstColumn="0" w:lastColumn="0" w:oddVBand="0" w:evenVBand="0" w:oddHBand="0" w:evenHBand="0" w:firstRowFirstColumn="0" w:firstRowLastColumn="0" w:lastRowFirstColumn="0" w:lastRowLastColumn="0"/>
-              <w:rPr>
-                <w:rFonts w:ascii="Times New Roman" w:hAnsi="Times New Roman" w:cs="Times New Roman"/>
-                <w:color w:val="000000"/>
-                <w:sz w:val="24"/>
-                <w:szCs w:val="24"/>
-              </w:rPr>
-            </w:pPr>
-            <w:r>
-              <w:rPr>
-                <w:rFonts w:ascii="Times New Roman" w:hAnsi="Times New Roman" w:cs="Times New Roman"/>
-                <w:color w:val="000000"/>
-                <w:sz w:val="24"/>
-                <w:szCs w:val="24"/>
-              </w:rPr>
-              <w:t>0.00</w:t>
-            </w:r>
-          </w:p>
-        </w:tc>
-        <w:tc>
-          <w:tcPr>
-            <w:tcW w:w="1243" w:type="dxa"/>
+            <w:tcW w:w="876" w:type="dxa"/>
+            <w:vAlign w:val="bottom"/>
+          </w:tcPr>
+          <w:p>
+            <w:pPr>
+              <w:jc w:val="center"/>
+              <w:cnfStyle w:val="000000000000" w:firstRow="0" w:lastRow="0" w:firstColumn="0" w:lastColumn="0" w:oddVBand="0" w:evenVBand="0" w:oddHBand="0" w:evenHBand="0" w:firstRowFirstColumn="0" w:firstRowLastColumn="0" w:lastRowFirstColumn="0" w:lastRowLastColumn="0"/>
+              <w:rPr>
+                <w:rFonts w:ascii="Times New Roman" w:eastAsia="Times New Roman" w:hAnsi="Times New Roman" w:cs="Times New Roman"/>
+                <w:sz w:val="24"/>
+                <w:szCs w:val="24"/>
+              </w:rPr>
+            </w:pPr>
+            <w:r>
+              <w:rPr>
+                <w:rFonts w:ascii="Times New Roman" w:hAnsi="Times New Roman" w:cs="Times New Roman"/>
+                <w:color w:val="000000"/>
+                <w:sz w:val="24"/>
+                <w:szCs w:val="24"/>
+              </w:rPr>
+              <w:t>0.00</w:t>
+            </w:r>
+          </w:p>
+        </w:tc>
+        <w:tc>
+          <w:tcPr>
+            <w:tcW w:w="1896" w:type="dxa"/>
+            <w:vAlign w:val="bottom"/>
+          </w:tcPr>
+          <w:p>
+            <w:pPr>
+              <w:jc w:val="center"/>
+              <w:cnfStyle w:val="000000000000" w:firstRow="0" w:lastRow="0" w:firstColumn="0" w:lastColumn="0" w:oddVBand="0" w:evenVBand="0" w:oddHBand="0" w:evenHBand="0" w:firstRowFirstColumn="0" w:firstRowLastColumn="0" w:lastRowFirstColumn="0" w:lastRowLastColumn="0"/>
+              <w:rPr>
+                <w:rFonts w:ascii="Times New Roman" w:eastAsia="Times New Roman" w:hAnsi="Times New Roman" w:cs="Times New Roman"/>
+                <w:sz w:val="24"/>
+                <w:szCs w:val="24"/>
+              </w:rPr>
+            </w:pPr>
+            <w:r>
+              <w:rPr>
+                <w:rFonts w:ascii="Times New Roman" w:hAnsi="Times New Roman" w:cs="Times New Roman"/>
+                <w:color w:val="000000"/>
+                <w:sz w:val="24"/>
+                <w:szCs w:val="24"/>
+              </w:rPr>
+              <w:t>0.00</w:t>
+            </w:r>
+          </w:p>
+        </w:tc>
+        <w:tc>
+          <w:tcPr>
+            <w:tcW w:w="1530" w:type="dxa"/>
+            <w:vAlign w:val="bottom"/>
+          </w:tcPr>
+          <w:p>
+            <w:pPr>
+              <w:jc w:val="center"/>
+              <w:cnfStyle w:val="000000000000" w:firstRow="0" w:lastRow="0" w:firstColumn="0" w:lastColumn="0" w:oddVBand="0" w:evenVBand="0" w:oddHBand="0" w:evenHBand="0" w:firstRowFirstColumn="0" w:firstRowLastColumn="0" w:lastRowFirstColumn="0" w:lastRowLastColumn="0"/>
+              <w:rPr>
+                <w:rFonts w:ascii="Times New Roman" w:hAnsi="Times New Roman" w:cs="Times New Roman"/>
+                <w:color w:val="000000"/>
+                <w:sz w:val="24"/>
+                <w:szCs w:val="24"/>
+              </w:rPr>
+            </w:pPr>
+            <w:r>
+              <w:rPr>
+                <w:rFonts w:ascii="Times New Roman" w:hAnsi="Times New Roman" w:cs="Times New Roman"/>
+                <w:color w:val="000000"/>
+                <w:sz w:val="24"/>
+                <w:szCs w:val="24"/>
+              </w:rPr>
+              <w:t>0.00</w:t>
+            </w:r>
+          </w:p>
+        </w:tc>
+        <w:tc>
+          <w:tcPr>
+            <w:tcW w:w="1997" w:type="dxa"/>
             <w:vAlign w:val="bottom"/>
           </w:tcPr>
           <w:p>
@@ -5327,7 +5335,7 @@
         <w:tc>
           <w:tcPr>
             <w:cnfStyle w:val="001000000000" w:firstRow="0" w:lastRow="0" w:firstColumn="1" w:lastColumn="0" w:oddVBand="0" w:evenVBand="0" w:oddHBand="0" w:evenHBand="0" w:firstRowFirstColumn="0" w:firstRowLastColumn="0" w:lastRowFirstColumn="0" w:lastRowLastColumn="0"/>
-            <w:tcW w:w="2020" w:type="dxa"/>
+            <w:tcW w:w="1705" w:type="dxa"/>
             <w:noWrap/>
             <w:hideMark/>
           </w:tcPr>
@@ -5352,33 +5360,33 @@
         </w:tc>
         <w:tc>
           <w:tcPr>
-            <w:tcW w:w="950" w:type="dxa"/>
-            <w:noWrap/>
-            <w:hideMark/>
-          </w:tcPr>
-          <w:p>
-            <w:pPr>
-              <w:jc w:val="center"/>
-              <w:cnfStyle w:val="000000000000" w:firstRow="0" w:lastRow="0" w:firstColumn="0" w:lastColumn="0" w:oddVBand="0" w:evenVBand="0" w:oddHBand="0" w:evenHBand="0" w:firstRowFirstColumn="0" w:firstRowLastColumn="0" w:lastRowFirstColumn="0" w:lastRowLastColumn="0"/>
-              <w:rPr>
-                <w:rFonts w:ascii="Times New Roman" w:eastAsia="Times New Roman" w:hAnsi="Times New Roman" w:cs="Times New Roman"/>
-                <w:sz w:val="24"/>
-                <w:szCs w:val="24"/>
-              </w:rPr>
-            </w:pPr>
-            <w:r>
-              <w:rPr>
-                <w:rFonts w:ascii="Times New Roman" w:eastAsia="Times New Roman" w:hAnsi="Times New Roman" w:cs="Times New Roman"/>
-                <w:sz w:val="24"/>
-                <w:szCs w:val="24"/>
-              </w:rPr>
-              <w:t>0.00</w:t>
-            </w:r>
-          </w:p>
-        </w:tc>
-        <w:tc>
-          <w:tcPr>
-            <w:tcW w:w="1870" w:type="dxa"/>
+            <w:tcW w:w="1265" w:type="dxa"/>
+            <w:noWrap/>
+            <w:hideMark/>
+          </w:tcPr>
+          <w:p>
+            <w:pPr>
+              <w:jc w:val="center"/>
+              <w:cnfStyle w:val="000000000000" w:firstRow="0" w:lastRow="0" w:firstColumn="0" w:lastColumn="0" w:oddVBand="0" w:evenVBand="0" w:oddHBand="0" w:evenHBand="0" w:firstRowFirstColumn="0" w:firstRowLastColumn="0" w:lastRowFirstColumn="0" w:lastRowLastColumn="0"/>
+              <w:rPr>
+                <w:rFonts w:ascii="Times New Roman" w:eastAsia="Times New Roman" w:hAnsi="Times New Roman" w:cs="Times New Roman"/>
+                <w:sz w:val="24"/>
+                <w:szCs w:val="24"/>
+              </w:rPr>
+            </w:pPr>
+            <w:r>
+              <w:rPr>
+                <w:rFonts w:ascii="Times New Roman" w:eastAsia="Times New Roman" w:hAnsi="Times New Roman" w:cs="Times New Roman"/>
+                <w:sz w:val="24"/>
+                <w:szCs w:val="24"/>
+              </w:rPr>
+              <w:t>0.00</w:t>
+            </w:r>
+          </w:p>
+        </w:tc>
+        <w:tc>
+          <w:tcPr>
+            <w:tcW w:w="1363" w:type="dxa"/>
             <w:noWrap/>
             <w:hideMark/>
           </w:tcPr>
@@ -5404,7 +5412,7 @@
         </w:tc>
         <w:tc>
           <w:tcPr>
-            <w:tcW w:w="859" w:type="dxa"/>
+            <w:tcW w:w="876" w:type="dxa"/>
             <w:vAlign w:val="bottom"/>
           </w:tcPr>
           <w:p>
@@ -5430,7 +5438,7 @@
         </w:tc>
         <w:tc>
           <w:tcPr>
-            <w:tcW w:w="1396" w:type="dxa"/>
+            <w:tcW w:w="1896" w:type="dxa"/>
             <w:vAlign w:val="bottom"/>
           </w:tcPr>
           <w:p>
@@ -5456,7 +5464,7 @@
         </w:tc>
         <w:tc>
           <w:tcPr>
-            <w:tcW w:w="1012" w:type="dxa"/>
+            <w:tcW w:w="1530" w:type="dxa"/>
             <w:vAlign w:val="bottom"/>
           </w:tcPr>
           <w:p>
@@ -5483,7 +5491,7 @@
         </w:tc>
         <w:tc>
           <w:tcPr>
-            <w:tcW w:w="1243" w:type="dxa"/>
+            <w:tcW w:w="1997" w:type="dxa"/>
             <w:vAlign w:val="bottom"/>
           </w:tcPr>
           <w:p>
@@ -5516,7 +5524,7 @@
         <w:tc>
           <w:tcPr>
             <w:cnfStyle w:val="001000000000" w:firstRow="0" w:lastRow="0" w:firstColumn="1" w:lastColumn="0" w:oddVBand="0" w:evenVBand="0" w:oddHBand="0" w:evenHBand="0" w:firstRowFirstColumn="0" w:firstRowLastColumn="0" w:lastRowFirstColumn="0" w:lastRowLastColumn="0"/>
-            <w:tcW w:w="2020" w:type="dxa"/>
+            <w:tcW w:w="1705" w:type="dxa"/>
             <w:noWrap/>
             <w:hideMark/>
           </w:tcPr>
@@ -5541,7 +5549,7 @@
         </w:tc>
         <w:tc>
           <w:tcPr>
-            <w:tcW w:w="950" w:type="dxa"/>
+            <w:tcW w:w="1265" w:type="dxa"/>
             <w:noWrap/>
             <w:hideMark/>
           </w:tcPr>
@@ -5567,7 +5575,7 @@
         </w:tc>
         <w:tc>
           <w:tcPr>
-            <w:tcW w:w="1870" w:type="dxa"/>
+            <w:tcW w:w="1363" w:type="dxa"/>
             <w:noWrap/>
             <w:hideMark/>
           </w:tcPr>
@@ -5593,86 +5601,86 @@
         </w:tc>
         <w:tc>
           <w:tcPr>
-            <w:tcW w:w="859" w:type="dxa"/>
-            <w:vAlign w:val="bottom"/>
-          </w:tcPr>
-          <w:p>
-            <w:pPr>
-              <w:jc w:val="center"/>
-              <w:cnfStyle w:val="000000000000" w:firstRow="0" w:lastRow="0" w:firstColumn="0" w:lastColumn="0" w:oddVBand="0" w:evenVBand="0" w:oddHBand="0" w:evenHBand="0" w:firstRowFirstColumn="0" w:firstRowLastColumn="0" w:lastRowFirstColumn="0" w:lastRowLastColumn="0"/>
-              <w:rPr>
-                <w:rFonts w:ascii="Times New Roman" w:eastAsia="Times New Roman" w:hAnsi="Times New Roman" w:cs="Times New Roman"/>
-                <w:sz w:val="24"/>
-                <w:szCs w:val="24"/>
-              </w:rPr>
-            </w:pPr>
-            <w:r>
-              <w:rPr>
-                <w:rFonts w:ascii="Times New Roman" w:hAnsi="Times New Roman" w:cs="Times New Roman"/>
-                <w:color w:val="000000"/>
-                <w:sz w:val="24"/>
-                <w:szCs w:val="24"/>
-              </w:rPr>
-              <w:t>0.00</w:t>
-            </w:r>
-          </w:p>
-        </w:tc>
-        <w:tc>
-          <w:tcPr>
-            <w:tcW w:w="1396" w:type="dxa"/>
-            <w:vAlign w:val="bottom"/>
-          </w:tcPr>
-          <w:p>
-            <w:pPr>
-              <w:jc w:val="center"/>
-              <w:cnfStyle w:val="000000000000" w:firstRow="0" w:lastRow="0" w:firstColumn="0" w:lastColumn="0" w:oddVBand="0" w:evenVBand="0" w:oddHBand="0" w:evenHBand="0" w:firstRowFirstColumn="0" w:firstRowLastColumn="0" w:lastRowFirstColumn="0" w:lastRowLastColumn="0"/>
-              <w:rPr>
-                <w:rFonts w:ascii="Times New Roman" w:eastAsia="Times New Roman" w:hAnsi="Times New Roman" w:cs="Times New Roman"/>
-                <w:sz w:val="24"/>
-                <w:szCs w:val="24"/>
-              </w:rPr>
-            </w:pPr>
-            <w:r>
-              <w:rPr>
-                <w:rFonts w:ascii="Times New Roman" w:hAnsi="Times New Roman" w:cs="Times New Roman"/>
-                <w:color w:val="000000"/>
-                <w:sz w:val="24"/>
-                <w:szCs w:val="24"/>
-              </w:rPr>
-              <w:t>0.00</w:t>
-            </w:r>
-          </w:p>
-        </w:tc>
-        <w:tc>
-          <w:tcPr>
-            <w:tcW w:w="1012" w:type="dxa"/>
-            <w:vAlign w:val="bottom"/>
-          </w:tcPr>
-          <w:p>
-            <w:pPr>
-              <w:jc w:val="center"/>
-              <w:cnfStyle w:val="000000000000" w:firstRow="0" w:lastRow="0" w:firstColumn="0" w:lastColumn="0" w:oddVBand="0" w:evenVBand="0" w:oddHBand="0" w:evenHBand="0" w:firstRowFirstColumn="0" w:firstRowLastColumn="0" w:lastRowFirstColumn="0" w:lastRowLastColumn="0"/>
-              <w:rPr>
-                <w:rFonts w:ascii="Times New Roman" w:hAnsi="Times New Roman" w:cs="Times New Roman"/>
-                <w:color w:val="000000"/>
-                <w:sz w:val="24"/>
-                <w:szCs w:val="24"/>
-              </w:rPr>
-            </w:pPr>
-            <w:r>
-              <w:rPr>
-                <w:rFonts w:ascii="Times New Roman" w:hAnsi="Times New Roman" w:cs="Times New Roman"/>
-                <w:color w:val="000000"/>
-                <w:sz w:val="24"/>
-                <w:szCs w:val="24"/>
-              </w:rPr>
-              <w:t>0.00</w:t>
-            </w:r>
-          </w:p>
-        </w:tc>
-        <w:tc>
-          <w:tcPr>
-            <w:tcW w:w="1243" w:type="dxa"/>
+            <w:tcW w:w="876" w:type="dxa"/>
+            <w:vAlign w:val="bottom"/>
+          </w:tcPr>
+          <w:p>
+            <w:pPr>
+              <w:jc w:val="center"/>
+              <w:cnfStyle w:val="000000000000" w:firstRow="0" w:lastRow="0" w:firstColumn="0" w:lastColumn="0" w:oddVBand="0" w:evenVBand="0" w:oddHBand="0" w:evenHBand="0" w:firstRowFirstColumn="0" w:firstRowLastColumn="0" w:lastRowFirstColumn="0" w:lastRowLastColumn="0"/>
+              <w:rPr>
+                <w:rFonts w:ascii="Times New Roman" w:eastAsia="Times New Roman" w:hAnsi="Times New Roman" w:cs="Times New Roman"/>
+                <w:sz w:val="24"/>
+                <w:szCs w:val="24"/>
+              </w:rPr>
+            </w:pPr>
+            <w:r>
+              <w:rPr>
+                <w:rFonts w:ascii="Times New Roman" w:hAnsi="Times New Roman" w:cs="Times New Roman"/>
+                <w:color w:val="000000"/>
+                <w:sz w:val="24"/>
+                <w:szCs w:val="24"/>
+              </w:rPr>
+              <w:t>0.00</w:t>
+            </w:r>
+          </w:p>
+        </w:tc>
+        <w:tc>
+          <w:tcPr>
+            <w:tcW w:w="1896" w:type="dxa"/>
+            <w:vAlign w:val="bottom"/>
+          </w:tcPr>
+          <w:p>
+            <w:pPr>
+              <w:jc w:val="center"/>
+              <w:cnfStyle w:val="000000000000" w:firstRow="0" w:lastRow="0" w:firstColumn="0" w:lastColumn="0" w:oddVBand="0" w:evenVBand="0" w:oddHBand="0" w:evenHBand="0" w:firstRowFirstColumn="0" w:firstRowLastColumn="0" w:lastRowFirstColumn="0" w:lastRowLastColumn="0"/>
+              <w:rPr>
+                <w:rFonts w:ascii="Times New Roman" w:eastAsia="Times New Roman" w:hAnsi="Times New Roman" w:cs="Times New Roman"/>
+                <w:sz w:val="24"/>
+                <w:szCs w:val="24"/>
+              </w:rPr>
+            </w:pPr>
+            <w:r>
+              <w:rPr>
+                <w:rFonts w:ascii="Times New Roman" w:hAnsi="Times New Roman" w:cs="Times New Roman"/>
+                <w:color w:val="000000"/>
+                <w:sz w:val="24"/>
+                <w:szCs w:val="24"/>
+              </w:rPr>
+              <w:t>0.00</w:t>
+            </w:r>
+          </w:p>
+        </w:tc>
+        <w:tc>
+          <w:tcPr>
+            <w:tcW w:w="1530" w:type="dxa"/>
+            <w:vAlign w:val="bottom"/>
+          </w:tcPr>
+          <w:p>
+            <w:pPr>
+              <w:jc w:val="center"/>
+              <w:cnfStyle w:val="000000000000" w:firstRow="0" w:lastRow="0" w:firstColumn="0" w:lastColumn="0" w:oddVBand="0" w:evenVBand="0" w:oddHBand="0" w:evenHBand="0" w:firstRowFirstColumn="0" w:firstRowLastColumn="0" w:lastRowFirstColumn="0" w:lastRowLastColumn="0"/>
+              <w:rPr>
+                <w:rFonts w:ascii="Times New Roman" w:hAnsi="Times New Roman" w:cs="Times New Roman"/>
+                <w:color w:val="000000"/>
+                <w:sz w:val="24"/>
+                <w:szCs w:val="24"/>
+              </w:rPr>
+            </w:pPr>
+            <w:r>
+              <w:rPr>
+                <w:rFonts w:ascii="Times New Roman" w:hAnsi="Times New Roman" w:cs="Times New Roman"/>
+                <w:color w:val="000000"/>
+                <w:sz w:val="24"/>
+                <w:szCs w:val="24"/>
+              </w:rPr>
+              <w:t>0.00</w:t>
+            </w:r>
+          </w:p>
+        </w:tc>
+        <w:tc>
+          <w:tcPr>
+            <w:tcW w:w="1997" w:type="dxa"/>
             <w:vAlign w:val="bottom"/>
           </w:tcPr>
           <w:p>
@@ -5705,7 +5713,7 @@
         <w:tc>
           <w:tcPr>
             <w:cnfStyle w:val="001000000000" w:firstRow="0" w:lastRow="0" w:firstColumn="1" w:lastColumn="0" w:oddVBand="0" w:evenVBand="0" w:oddHBand="0" w:evenHBand="0" w:firstRowFirstColumn="0" w:firstRowLastColumn="0" w:lastRowFirstColumn="0" w:lastRowLastColumn="0"/>
-            <w:tcW w:w="2020" w:type="dxa"/>
+            <w:tcW w:w="1705" w:type="dxa"/>
             <w:noWrap/>
             <w:hideMark/>
           </w:tcPr>
@@ -5730,33 +5738,33 @@
         </w:tc>
         <w:tc>
           <w:tcPr>
-            <w:tcW w:w="950" w:type="dxa"/>
-            <w:noWrap/>
-            <w:hideMark/>
-          </w:tcPr>
-          <w:p>
-            <w:pPr>
-              <w:jc w:val="center"/>
-              <w:cnfStyle w:val="000000000000" w:firstRow="0" w:lastRow="0" w:firstColumn="0" w:lastColumn="0" w:oddVBand="0" w:evenVBand="0" w:oddHBand="0" w:evenHBand="0" w:firstRowFirstColumn="0" w:firstRowLastColumn="0" w:lastRowFirstColumn="0" w:lastRowLastColumn="0"/>
-              <w:rPr>
-                <w:rFonts w:ascii="Times New Roman" w:eastAsia="Times New Roman" w:hAnsi="Times New Roman" w:cs="Times New Roman"/>
-                <w:sz w:val="24"/>
-                <w:szCs w:val="24"/>
-              </w:rPr>
-            </w:pPr>
-            <w:r>
-              <w:rPr>
-                <w:rFonts w:ascii="Times New Roman" w:eastAsia="Times New Roman" w:hAnsi="Times New Roman" w:cs="Times New Roman"/>
-                <w:sz w:val="24"/>
-                <w:szCs w:val="24"/>
-              </w:rPr>
-              <w:t>0.00</w:t>
-            </w:r>
-          </w:p>
-        </w:tc>
-        <w:tc>
-          <w:tcPr>
-            <w:tcW w:w="1870" w:type="dxa"/>
+            <w:tcW w:w="1265" w:type="dxa"/>
+            <w:noWrap/>
+            <w:hideMark/>
+          </w:tcPr>
+          <w:p>
+            <w:pPr>
+              <w:jc w:val="center"/>
+              <w:cnfStyle w:val="000000000000" w:firstRow="0" w:lastRow="0" w:firstColumn="0" w:lastColumn="0" w:oddVBand="0" w:evenVBand="0" w:oddHBand="0" w:evenHBand="0" w:firstRowFirstColumn="0" w:firstRowLastColumn="0" w:lastRowFirstColumn="0" w:lastRowLastColumn="0"/>
+              <w:rPr>
+                <w:rFonts w:ascii="Times New Roman" w:eastAsia="Times New Roman" w:hAnsi="Times New Roman" w:cs="Times New Roman"/>
+                <w:sz w:val="24"/>
+                <w:szCs w:val="24"/>
+              </w:rPr>
+            </w:pPr>
+            <w:r>
+              <w:rPr>
+                <w:rFonts w:ascii="Times New Roman" w:eastAsia="Times New Roman" w:hAnsi="Times New Roman" w:cs="Times New Roman"/>
+                <w:sz w:val="24"/>
+                <w:szCs w:val="24"/>
+              </w:rPr>
+              <w:t>0.00</w:t>
+            </w:r>
+          </w:p>
+        </w:tc>
+        <w:tc>
+          <w:tcPr>
+            <w:tcW w:w="1363" w:type="dxa"/>
             <w:noWrap/>
             <w:hideMark/>
           </w:tcPr>
@@ -5782,86 +5790,86 @@
         </w:tc>
         <w:tc>
           <w:tcPr>
-            <w:tcW w:w="859" w:type="dxa"/>
-            <w:vAlign w:val="bottom"/>
-          </w:tcPr>
-          <w:p>
-            <w:pPr>
-              <w:jc w:val="center"/>
-              <w:cnfStyle w:val="000000000000" w:firstRow="0" w:lastRow="0" w:firstColumn="0" w:lastColumn="0" w:oddVBand="0" w:evenVBand="0" w:oddHBand="0" w:evenHBand="0" w:firstRowFirstColumn="0" w:firstRowLastColumn="0" w:lastRowFirstColumn="0" w:lastRowLastColumn="0"/>
-              <w:rPr>
-                <w:rFonts w:ascii="Times New Roman" w:eastAsia="Times New Roman" w:hAnsi="Times New Roman" w:cs="Times New Roman"/>
-                <w:sz w:val="24"/>
-                <w:szCs w:val="24"/>
-              </w:rPr>
-            </w:pPr>
-            <w:r>
-              <w:rPr>
-                <w:rFonts w:ascii="Times New Roman" w:hAnsi="Times New Roman" w:cs="Times New Roman"/>
-                <w:color w:val="000000"/>
-                <w:sz w:val="24"/>
-                <w:szCs w:val="24"/>
-              </w:rPr>
-              <w:t>0.00</w:t>
-            </w:r>
-          </w:p>
-        </w:tc>
-        <w:tc>
-          <w:tcPr>
-            <w:tcW w:w="1396" w:type="dxa"/>
-            <w:vAlign w:val="bottom"/>
-          </w:tcPr>
-          <w:p>
-            <w:pPr>
-              <w:jc w:val="center"/>
-              <w:cnfStyle w:val="000000000000" w:firstRow="0" w:lastRow="0" w:firstColumn="0" w:lastColumn="0" w:oddVBand="0" w:evenVBand="0" w:oddHBand="0" w:evenHBand="0" w:firstRowFirstColumn="0" w:firstRowLastColumn="0" w:lastRowFirstColumn="0" w:lastRowLastColumn="0"/>
-              <w:rPr>
-                <w:rFonts w:ascii="Times New Roman" w:eastAsia="Times New Roman" w:hAnsi="Times New Roman" w:cs="Times New Roman"/>
-                <w:sz w:val="24"/>
-                <w:szCs w:val="24"/>
-              </w:rPr>
-            </w:pPr>
-            <w:r>
-              <w:rPr>
-                <w:rFonts w:ascii="Times New Roman" w:hAnsi="Times New Roman" w:cs="Times New Roman"/>
-                <w:color w:val="000000"/>
-                <w:sz w:val="24"/>
-                <w:szCs w:val="24"/>
-              </w:rPr>
-              <w:t>0.00</w:t>
-            </w:r>
-          </w:p>
-        </w:tc>
-        <w:tc>
-          <w:tcPr>
-            <w:tcW w:w="1012" w:type="dxa"/>
-            <w:vAlign w:val="bottom"/>
-          </w:tcPr>
-          <w:p>
-            <w:pPr>
-              <w:jc w:val="center"/>
-              <w:cnfStyle w:val="000000000000" w:firstRow="0" w:lastRow="0" w:firstColumn="0" w:lastColumn="0" w:oddVBand="0" w:evenVBand="0" w:oddHBand="0" w:evenHBand="0" w:firstRowFirstColumn="0" w:firstRowLastColumn="0" w:lastRowFirstColumn="0" w:lastRowLastColumn="0"/>
-              <w:rPr>
-                <w:rFonts w:ascii="Times New Roman" w:hAnsi="Times New Roman" w:cs="Times New Roman"/>
-                <w:color w:val="000000"/>
-                <w:sz w:val="24"/>
-                <w:szCs w:val="24"/>
-              </w:rPr>
-            </w:pPr>
-            <w:r>
-              <w:rPr>
-                <w:rFonts w:ascii="Times New Roman" w:hAnsi="Times New Roman" w:cs="Times New Roman"/>
-                <w:color w:val="000000"/>
-                <w:sz w:val="24"/>
-                <w:szCs w:val="24"/>
-              </w:rPr>
-              <w:t>0.00</w:t>
-            </w:r>
-          </w:p>
-        </w:tc>
-        <w:tc>
-          <w:tcPr>
-            <w:tcW w:w="1243" w:type="dxa"/>
+            <w:tcW w:w="876" w:type="dxa"/>
+            <w:vAlign w:val="bottom"/>
+          </w:tcPr>
+          <w:p>
+            <w:pPr>
+              <w:jc w:val="center"/>
+              <w:cnfStyle w:val="000000000000" w:firstRow="0" w:lastRow="0" w:firstColumn="0" w:lastColumn="0" w:oddVBand="0" w:evenVBand="0" w:oddHBand="0" w:evenHBand="0" w:firstRowFirstColumn="0" w:firstRowLastColumn="0" w:lastRowFirstColumn="0" w:lastRowLastColumn="0"/>
+              <w:rPr>
+                <w:rFonts w:ascii="Times New Roman" w:eastAsia="Times New Roman" w:hAnsi="Times New Roman" w:cs="Times New Roman"/>
+                <w:sz w:val="24"/>
+                <w:szCs w:val="24"/>
+              </w:rPr>
+            </w:pPr>
+            <w:r>
+              <w:rPr>
+                <w:rFonts w:ascii="Times New Roman" w:hAnsi="Times New Roman" w:cs="Times New Roman"/>
+                <w:color w:val="000000"/>
+                <w:sz w:val="24"/>
+                <w:szCs w:val="24"/>
+              </w:rPr>
+              <w:t>0.00</w:t>
+            </w:r>
+          </w:p>
+        </w:tc>
+        <w:tc>
+          <w:tcPr>
+            <w:tcW w:w="1896" w:type="dxa"/>
+            <w:vAlign w:val="bottom"/>
+          </w:tcPr>
+          <w:p>
+            <w:pPr>
+              <w:jc w:val="center"/>
+              <w:cnfStyle w:val="000000000000" w:firstRow="0" w:lastRow="0" w:firstColumn="0" w:lastColumn="0" w:oddVBand="0" w:evenVBand="0" w:oddHBand="0" w:evenHBand="0" w:firstRowFirstColumn="0" w:firstRowLastColumn="0" w:lastRowFirstColumn="0" w:lastRowLastColumn="0"/>
+              <w:rPr>
+                <w:rFonts w:ascii="Times New Roman" w:eastAsia="Times New Roman" w:hAnsi="Times New Roman" w:cs="Times New Roman"/>
+                <w:sz w:val="24"/>
+                <w:szCs w:val="24"/>
+              </w:rPr>
+            </w:pPr>
+            <w:r>
+              <w:rPr>
+                <w:rFonts w:ascii="Times New Roman" w:hAnsi="Times New Roman" w:cs="Times New Roman"/>
+                <w:color w:val="000000"/>
+                <w:sz w:val="24"/>
+                <w:szCs w:val="24"/>
+              </w:rPr>
+              <w:t>0.00</w:t>
+            </w:r>
+          </w:p>
+        </w:tc>
+        <w:tc>
+          <w:tcPr>
+            <w:tcW w:w="1530" w:type="dxa"/>
+            <w:vAlign w:val="bottom"/>
+          </w:tcPr>
+          <w:p>
+            <w:pPr>
+              <w:jc w:val="center"/>
+              <w:cnfStyle w:val="000000000000" w:firstRow="0" w:lastRow="0" w:firstColumn="0" w:lastColumn="0" w:oddVBand="0" w:evenVBand="0" w:oddHBand="0" w:evenHBand="0" w:firstRowFirstColumn="0" w:firstRowLastColumn="0" w:lastRowFirstColumn="0" w:lastRowLastColumn="0"/>
+              <w:rPr>
+                <w:rFonts w:ascii="Times New Roman" w:hAnsi="Times New Roman" w:cs="Times New Roman"/>
+                <w:color w:val="000000"/>
+                <w:sz w:val="24"/>
+                <w:szCs w:val="24"/>
+              </w:rPr>
+            </w:pPr>
+            <w:r>
+              <w:rPr>
+                <w:rFonts w:ascii="Times New Roman" w:hAnsi="Times New Roman" w:cs="Times New Roman"/>
+                <w:color w:val="000000"/>
+                <w:sz w:val="24"/>
+                <w:szCs w:val="24"/>
+              </w:rPr>
+              <w:t>0.00</w:t>
+            </w:r>
+          </w:p>
+        </w:tc>
+        <w:tc>
+          <w:tcPr>
+            <w:tcW w:w="1997" w:type="dxa"/>
             <w:vAlign w:val="bottom"/>
           </w:tcPr>
           <w:p>
@@ -5894,7 +5902,7 @@
         <w:tc>
           <w:tcPr>
             <w:cnfStyle w:val="001000000000" w:firstRow="0" w:lastRow="0" w:firstColumn="1" w:lastColumn="0" w:oddVBand="0" w:evenVBand="0" w:oddHBand="0" w:evenHBand="0" w:firstRowFirstColumn="0" w:firstRowLastColumn="0" w:lastRowFirstColumn="0" w:lastRowLastColumn="0"/>
-            <w:tcW w:w="2020" w:type="dxa"/>
+            <w:tcW w:w="1705" w:type="dxa"/>
             <w:noWrap/>
             <w:hideMark/>
           </w:tcPr>
@@ -5919,33 +5927,33 @@
         </w:tc>
         <w:tc>
           <w:tcPr>
-            <w:tcW w:w="950" w:type="dxa"/>
-            <w:noWrap/>
-            <w:hideMark/>
-          </w:tcPr>
-          <w:p>
-            <w:pPr>
-              <w:jc w:val="center"/>
-              <w:cnfStyle w:val="000000000000" w:firstRow="0" w:lastRow="0" w:firstColumn="0" w:lastColumn="0" w:oddVBand="0" w:evenVBand="0" w:oddHBand="0" w:evenHBand="0" w:firstRowFirstColumn="0" w:firstRowLastColumn="0" w:lastRowFirstColumn="0" w:lastRowLastColumn="0"/>
-              <w:rPr>
-                <w:rFonts w:ascii="Times New Roman" w:eastAsia="Times New Roman" w:hAnsi="Times New Roman" w:cs="Times New Roman"/>
-                <w:sz w:val="24"/>
-                <w:szCs w:val="24"/>
-              </w:rPr>
-            </w:pPr>
-            <w:r>
-              <w:rPr>
-                <w:rFonts w:ascii="Times New Roman" w:eastAsia="Times New Roman" w:hAnsi="Times New Roman" w:cs="Times New Roman"/>
-                <w:sz w:val="24"/>
-                <w:szCs w:val="24"/>
-              </w:rPr>
-              <w:t>0.00</w:t>
-            </w:r>
-          </w:p>
-        </w:tc>
-        <w:tc>
-          <w:tcPr>
-            <w:tcW w:w="1870" w:type="dxa"/>
+            <w:tcW w:w="1265" w:type="dxa"/>
+            <w:noWrap/>
+            <w:hideMark/>
+          </w:tcPr>
+          <w:p>
+            <w:pPr>
+              <w:jc w:val="center"/>
+              <w:cnfStyle w:val="000000000000" w:firstRow="0" w:lastRow="0" w:firstColumn="0" w:lastColumn="0" w:oddVBand="0" w:evenVBand="0" w:oddHBand="0" w:evenHBand="0" w:firstRowFirstColumn="0" w:firstRowLastColumn="0" w:lastRowFirstColumn="0" w:lastRowLastColumn="0"/>
+              <w:rPr>
+                <w:rFonts w:ascii="Times New Roman" w:eastAsia="Times New Roman" w:hAnsi="Times New Roman" w:cs="Times New Roman"/>
+                <w:sz w:val="24"/>
+                <w:szCs w:val="24"/>
+              </w:rPr>
+            </w:pPr>
+            <w:r>
+              <w:rPr>
+                <w:rFonts w:ascii="Times New Roman" w:eastAsia="Times New Roman" w:hAnsi="Times New Roman" w:cs="Times New Roman"/>
+                <w:sz w:val="24"/>
+                <w:szCs w:val="24"/>
+              </w:rPr>
+              <w:t>0.00</w:t>
+            </w:r>
+          </w:p>
+        </w:tc>
+        <w:tc>
+          <w:tcPr>
+            <w:tcW w:w="1363" w:type="dxa"/>
             <w:noWrap/>
             <w:hideMark/>
           </w:tcPr>
@@ -5971,7 +5979,7 @@
         </w:tc>
         <w:tc>
           <w:tcPr>
-            <w:tcW w:w="859" w:type="dxa"/>
+            <w:tcW w:w="876" w:type="dxa"/>
             <w:vAlign w:val="bottom"/>
           </w:tcPr>
           <w:p>
@@ -5997,33 +6005,33 @@
         </w:tc>
         <w:tc>
           <w:tcPr>
-            <w:tcW w:w="1396" w:type="dxa"/>
-            <w:vAlign w:val="bottom"/>
-          </w:tcPr>
-          <w:p>
-            <w:pPr>
-              <w:jc w:val="center"/>
-              <w:cnfStyle w:val="000000000000" w:firstRow="0" w:lastRow="0" w:firstColumn="0" w:lastColumn="0" w:oddVBand="0" w:evenVBand="0" w:oddHBand="0" w:evenHBand="0" w:firstRowFirstColumn="0" w:firstRowLastColumn="0" w:lastRowFirstColumn="0" w:lastRowLastColumn="0"/>
-              <w:rPr>
-                <w:rFonts w:ascii="Times New Roman" w:eastAsia="Times New Roman" w:hAnsi="Times New Roman" w:cs="Times New Roman"/>
-                <w:sz w:val="24"/>
-                <w:szCs w:val="24"/>
-              </w:rPr>
-            </w:pPr>
-            <w:r>
-              <w:rPr>
-                <w:rFonts w:ascii="Times New Roman" w:hAnsi="Times New Roman" w:cs="Times New Roman"/>
-                <w:color w:val="000000"/>
-                <w:sz w:val="24"/>
-                <w:szCs w:val="24"/>
-              </w:rPr>
-              <w:t>0.00</w:t>
-            </w:r>
-          </w:p>
-        </w:tc>
-        <w:tc>
-          <w:tcPr>
-            <w:tcW w:w="1012" w:type="dxa"/>
+            <w:tcW w:w="1896" w:type="dxa"/>
+            <w:vAlign w:val="bottom"/>
+          </w:tcPr>
+          <w:p>
+            <w:pPr>
+              <w:jc w:val="center"/>
+              <w:cnfStyle w:val="000000000000" w:firstRow="0" w:lastRow="0" w:firstColumn="0" w:lastColumn="0" w:oddVBand="0" w:evenVBand="0" w:oddHBand="0" w:evenHBand="0" w:firstRowFirstColumn="0" w:firstRowLastColumn="0" w:lastRowFirstColumn="0" w:lastRowLastColumn="0"/>
+              <w:rPr>
+                <w:rFonts w:ascii="Times New Roman" w:eastAsia="Times New Roman" w:hAnsi="Times New Roman" w:cs="Times New Roman"/>
+                <w:sz w:val="24"/>
+                <w:szCs w:val="24"/>
+              </w:rPr>
+            </w:pPr>
+            <w:r>
+              <w:rPr>
+                <w:rFonts w:ascii="Times New Roman" w:hAnsi="Times New Roman" w:cs="Times New Roman"/>
+                <w:color w:val="000000"/>
+                <w:sz w:val="24"/>
+                <w:szCs w:val="24"/>
+              </w:rPr>
+              <w:t>0.00</w:t>
+            </w:r>
+          </w:p>
+        </w:tc>
+        <w:tc>
+          <w:tcPr>
+            <w:tcW w:w="1530" w:type="dxa"/>
             <w:vAlign w:val="bottom"/>
           </w:tcPr>
           <w:p>
@@ -6050,7 +6058,7 @@
         </w:tc>
         <w:tc>
           <w:tcPr>
-            <w:tcW w:w="1243" w:type="dxa"/>
+            <w:tcW w:w="1997" w:type="dxa"/>
             <w:vAlign w:val="bottom"/>
           </w:tcPr>
           <w:p>
@@ -6083,7 +6091,7 @@
         <w:tc>
           <w:tcPr>
             <w:cnfStyle w:val="001000000000" w:firstRow="0" w:lastRow="0" w:firstColumn="1" w:lastColumn="0" w:oddVBand="0" w:evenVBand="0" w:oddHBand="0" w:evenHBand="0" w:firstRowFirstColumn="0" w:firstRowLastColumn="0" w:lastRowFirstColumn="0" w:lastRowLastColumn="0"/>
-            <w:tcW w:w="2020" w:type="dxa"/>
+            <w:tcW w:w="1705" w:type="dxa"/>
             <w:noWrap/>
             <w:hideMark/>
           </w:tcPr>
@@ -6108,7 +6116,7 @@
         </w:tc>
         <w:tc>
           <w:tcPr>
-            <w:tcW w:w="950" w:type="dxa"/>
+            <w:tcW w:w="1265" w:type="dxa"/>
             <w:noWrap/>
             <w:hideMark/>
           </w:tcPr>
@@ -6134,7 +6142,7 @@
         </w:tc>
         <w:tc>
           <w:tcPr>
-            <w:tcW w:w="1870" w:type="dxa"/>
+            <w:tcW w:w="1363" w:type="dxa"/>
             <w:noWrap/>
             <w:hideMark/>
           </w:tcPr>
@@ -6160,86 +6168,86 @@
         </w:tc>
         <w:tc>
           <w:tcPr>
-            <w:tcW w:w="859" w:type="dxa"/>
-            <w:vAlign w:val="bottom"/>
-          </w:tcPr>
-          <w:p>
-            <w:pPr>
-              <w:jc w:val="center"/>
-              <w:cnfStyle w:val="000000000000" w:firstRow="0" w:lastRow="0" w:firstColumn="0" w:lastColumn="0" w:oddVBand="0" w:evenVBand="0" w:oddHBand="0" w:evenHBand="0" w:firstRowFirstColumn="0" w:firstRowLastColumn="0" w:lastRowFirstColumn="0" w:lastRowLastColumn="0"/>
-              <w:rPr>
-                <w:rFonts w:ascii="Times New Roman" w:eastAsia="Times New Roman" w:hAnsi="Times New Roman" w:cs="Times New Roman"/>
-                <w:sz w:val="24"/>
-                <w:szCs w:val="24"/>
-              </w:rPr>
-            </w:pPr>
-            <w:r>
-              <w:rPr>
-                <w:rFonts w:ascii="Times New Roman" w:hAnsi="Times New Roman" w:cs="Times New Roman"/>
-                <w:color w:val="000000"/>
-                <w:sz w:val="24"/>
-                <w:szCs w:val="24"/>
-              </w:rPr>
-              <w:t>0.00</w:t>
-            </w:r>
-          </w:p>
-        </w:tc>
-        <w:tc>
-          <w:tcPr>
-            <w:tcW w:w="1396" w:type="dxa"/>
-            <w:vAlign w:val="bottom"/>
-          </w:tcPr>
-          <w:p>
-            <w:pPr>
-              <w:jc w:val="center"/>
-              <w:cnfStyle w:val="000000000000" w:firstRow="0" w:lastRow="0" w:firstColumn="0" w:lastColumn="0" w:oddVBand="0" w:evenVBand="0" w:oddHBand="0" w:evenHBand="0" w:firstRowFirstColumn="0" w:firstRowLastColumn="0" w:lastRowFirstColumn="0" w:lastRowLastColumn="0"/>
-              <w:rPr>
-                <w:rFonts w:ascii="Times New Roman" w:eastAsia="Times New Roman" w:hAnsi="Times New Roman" w:cs="Times New Roman"/>
-                <w:sz w:val="24"/>
-                <w:szCs w:val="24"/>
-              </w:rPr>
-            </w:pPr>
-            <w:r>
-              <w:rPr>
-                <w:rFonts w:ascii="Times New Roman" w:hAnsi="Times New Roman" w:cs="Times New Roman"/>
-                <w:color w:val="000000"/>
-                <w:sz w:val="24"/>
-                <w:szCs w:val="24"/>
-              </w:rPr>
-              <w:t>0.00</w:t>
-            </w:r>
-          </w:p>
-        </w:tc>
-        <w:tc>
-          <w:tcPr>
-            <w:tcW w:w="1012" w:type="dxa"/>
-            <w:vAlign w:val="bottom"/>
-          </w:tcPr>
-          <w:p>
-            <w:pPr>
-              <w:jc w:val="center"/>
-              <w:cnfStyle w:val="000000000000" w:firstRow="0" w:lastRow="0" w:firstColumn="0" w:lastColumn="0" w:oddVBand="0" w:evenVBand="0" w:oddHBand="0" w:evenHBand="0" w:firstRowFirstColumn="0" w:firstRowLastColumn="0" w:lastRowFirstColumn="0" w:lastRowLastColumn="0"/>
-              <w:rPr>
-                <w:rFonts w:ascii="Times New Roman" w:hAnsi="Times New Roman" w:cs="Times New Roman"/>
-                <w:color w:val="000000"/>
-                <w:sz w:val="24"/>
-                <w:szCs w:val="24"/>
-              </w:rPr>
-            </w:pPr>
-            <w:r>
-              <w:rPr>
-                <w:rFonts w:ascii="Times New Roman" w:hAnsi="Times New Roman" w:cs="Times New Roman"/>
-                <w:color w:val="000000"/>
-                <w:sz w:val="24"/>
-                <w:szCs w:val="24"/>
-              </w:rPr>
-              <w:t>0.00</w:t>
-            </w:r>
-          </w:p>
-        </w:tc>
-        <w:tc>
-          <w:tcPr>
-            <w:tcW w:w="1243" w:type="dxa"/>
+            <w:tcW w:w="876" w:type="dxa"/>
+            <w:vAlign w:val="bottom"/>
+          </w:tcPr>
+          <w:p>
+            <w:pPr>
+              <w:jc w:val="center"/>
+              <w:cnfStyle w:val="000000000000" w:firstRow="0" w:lastRow="0" w:firstColumn="0" w:lastColumn="0" w:oddVBand="0" w:evenVBand="0" w:oddHBand="0" w:evenHBand="0" w:firstRowFirstColumn="0" w:firstRowLastColumn="0" w:lastRowFirstColumn="0" w:lastRowLastColumn="0"/>
+              <w:rPr>
+                <w:rFonts w:ascii="Times New Roman" w:eastAsia="Times New Roman" w:hAnsi="Times New Roman" w:cs="Times New Roman"/>
+                <w:sz w:val="24"/>
+                <w:szCs w:val="24"/>
+              </w:rPr>
+            </w:pPr>
+            <w:r>
+              <w:rPr>
+                <w:rFonts w:ascii="Times New Roman" w:hAnsi="Times New Roman" w:cs="Times New Roman"/>
+                <w:color w:val="000000"/>
+                <w:sz w:val="24"/>
+                <w:szCs w:val="24"/>
+              </w:rPr>
+              <w:t>0.00</w:t>
+            </w:r>
+          </w:p>
+        </w:tc>
+        <w:tc>
+          <w:tcPr>
+            <w:tcW w:w="1896" w:type="dxa"/>
+            <w:vAlign w:val="bottom"/>
+          </w:tcPr>
+          <w:p>
+            <w:pPr>
+              <w:jc w:val="center"/>
+              <w:cnfStyle w:val="000000000000" w:firstRow="0" w:lastRow="0" w:firstColumn="0" w:lastColumn="0" w:oddVBand="0" w:evenVBand="0" w:oddHBand="0" w:evenHBand="0" w:firstRowFirstColumn="0" w:firstRowLastColumn="0" w:lastRowFirstColumn="0" w:lastRowLastColumn="0"/>
+              <w:rPr>
+                <w:rFonts w:ascii="Times New Roman" w:eastAsia="Times New Roman" w:hAnsi="Times New Roman" w:cs="Times New Roman"/>
+                <w:sz w:val="24"/>
+                <w:szCs w:val="24"/>
+              </w:rPr>
+            </w:pPr>
+            <w:r>
+              <w:rPr>
+                <w:rFonts w:ascii="Times New Roman" w:hAnsi="Times New Roman" w:cs="Times New Roman"/>
+                <w:color w:val="000000"/>
+                <w:sz w:val="24"/>
+                <w:szCs w:val="24"/>
+              </w:rPr>
+              <w:t>0.00</w:t>
+            </w:r>
+          </w:p>
+        </w:tc>
+        <w:tc>
+          <w:tcPr>
+            <w:tcW w:w="1530" w:type="dxa"/>
+            <w:vAlign w:val="bottom"/>
+          </w:tcPr>
+          <w:p>
+            <w:pPr>
+              <w:jc w:val="center"/>
+              <w:cnfStyle w:val="000000000000" w:firstRow="0" w:lastRow="0" w:firstColumn="0" w:lastColumn="0" w:oddVBand="0" w:evenVBand="0" w:oddHBand="0" w:evenHBand="0" w:firstRowFirstColumn="0" w:firstRowLastColumn="0" w:lastRowFirstColumn="0" w:lastRowLastColumn="0"/>
+              <w:rPr>
+                <w:rFonts w:ascii="Times New Roman" w:hAnsi="Times New Roman" w:cs="Times New Roman"/>
+                <w:color w:val="000000"/>
+                <w:sz w:val="24"/>
+                <w:szCs w:val="24"/>
+              </w:rPr>
+            </w:pPr>
+            <w:r>
+              <w:rPr>
+                <w:rFonts w:ascii="Times New Roman" w:hAnsi="Times New Roman" w:cs="Times New Roman"/>
+                <w:color w:val="000000"/>
+                <w:sz w:val="24"/>
+                <w:szCs w:val="24"/>
+              </w:rPr>
+              <w:t>0.00</w:t>
+            </w:r>
+          </w:p>
+        </w:tc>
+        <w:tc>
+          <w:tcPr>
+            <w:tcW w:w="1997" w:type="dxa"/>
             <w:vAlign w:val="bottom"/>
           </w:tcPr>
           <w:p>
@@ -6272,7 +6280,7 @@
         <w:tc>
           <w:tcPr>
             <w:cnfStyle w:val="001000000000" w:firstRow="0" w:lastRow="0" w:firstColumn="1" w:lastColumn="0" w:oddVBand="0" w:evenVBand="0" w:oddHBand="0" w:evenHBand="0" w:firstRowFirstColumn="0" w:firstRowLastColumn="0" w:lastRowFirstColumn="0" w:lastRowLastColumn="0"/>
-            <w:tcW w:w="2020" w:type="dxa"/>
+            <w:tcW w:w="1705" w:type="dxa"/>
             <w:noWrap/>
             <w:hideMark/>
           </w:tcPr>
@@ -6297,33 +6305,33 @@
         </w:tc>
         <w:tc>
           <w:tcPr>
-            <w:tcW w:w="950" w:type="dxa"/>
-            <w:noWrap/>
-            <w:hideMark/>
-          </w:tcPr>
-          <w:p>
-            <w:pPr>
-              <w:jc w:val="center"/>
-              <w:cnfStyle w:val="000000000000" w:firstRow="0" w:lastRow="0" w:firstColumn="0" w:lastColumn="0" w:oddVBand="0" w:evenVBand="0" w:oddHBand="0" w:evenHBand="0" w:firstRowFirstColumn="0" w:firstRowLastColumn="0" w:lastRowFirstColumn="0" w:lastRowLastColumn="0"/>
-              <w:rPr>
-                <w:rFonts w:ascii="Times New Roman" w:eastAsia="Times New Roman" w:hAnsi="Times New Roman" w:cs="Times New Roman"/>
-                <w:sz w:val="24"/>
-                <w:szCs w:val="24"/>
-              </w:rPr>
-            </w:pPr>
-            <w:r>
-              <w:rPr>
-                <w:rFonts w:ascii="Times New Roman" w:eastAsia="Times New Roman" w:hAnsi="Times New Roman" w:cs="Times New Roman"/>
-                <w:sz w:val="24"/>
-                <w:szCs w:val="24"/>
-              </w:rPr>
-              <w:t>0.00</w:t>
-            </w:r>
-          </w:p>
-        </w:tc>
-        <w:tc>
-          <w:tcPr>
-            <w:tcW w:w="1870" w:type="dxa"/>
+            <w:tcW w:w="1265" w:type="dxa"/>
+            <w:noWrap/>
+            <w:hideMark/>
+          </w:tcPr>
+          <w:p>
+            <w:pPr>
+              <w:jc w:val="center"/>
+              <w:cnfStyle w:val="000000000000" w:firstRow="0" w:lastRow="0" w:firstColumn="0" w:lastColumn="0" w:oddVBand="0" w:evenVBand="0" w:oddHBand="0" w:evenHBand="0" w:firstRowFirstColumn="0" w:firstRowLastColumn="0" w:lastRowFirstColumn="0" w:lastRowLastColumn="0"/>
+              <w:rPr>
+                <w:rFonts w:ascii="Times New Roman" w:eastAsia="Times New Roman" w:hAnsi="Times New Roman" w:cs="Times New Roman"/>
+                <w:sz w:val="24"/>
+                <w:szCs w:val="24"/>
+              </w:rPr>
+            </w:pPr>
+            <w:r>
+              <w:rPr>
+                <w:rFonts w:ascii="Times New Roman" w:eastAsia="Times New Roman" w:hAnsi="Times New Roman" w:cs="Times New Roman"/>
+                <w:sz w:val="24"/>
+                <w:szCs w:val="24"/>
+              </w:rPr>
+              <w:t>0.00</w:t>
+            </w:r>
+          </w:p>
+        </w:tc>
+        <w:tc>
+          <w:tcPr>
+            <w:tcW w:w="1363" w:type="dxa"/>
             <w:noWrap/>
             <w:hideMark/>
           </w:tcPr>
@@ -6349,7 +6357,7 @@
         </w:tc>
         <w:tc>
           <w:tcPr>
-            <w:tcW w:w="859" w:type="dxa"/>
+            <w:tcW w:w="876" w:type="dxa"/>
             <w:vAlign w:val="bottom"/>
           </w:tcPr>
           <w:p>
@@ -6375,33 +6383,33 @@
         </w:tc>
         <w:tc>
           <w:tcPr>
-            <w:tcW w:w="1396" w:type="dxa"/>
-            <w:vAlign w:val="bottom"/>
-          </w:tcPr>
-          <w:p>
-            <w:pPr>
-              <w:jc w:val="center"/>
-              <w:cnfStyle w:val="000000000000" w:firstRow="0" w:lastRow="0" w:firstColumn="0" w:lastColumn="0" w:oddVBand="0" w:evenVBand="0" w:oddHBand="0" w:evenHBand="0" w:firstRowFirstColumn="0" w:firstRowLastColumn="0" w:lastRowFirstColumn="0" w:lastRowLastColumn="0"/>
-              <w:rPr>
-                <w:rFonts w:ascii="Times New Roman" w:eastAsia="Times New Roman" w:hAnsi="Times New Roman" w:cs="Times New Roman"/>
-                <w:sz w:val="24"/>
-                <w:szCs w:val="24"/>
-              </w:rPr>
-            </w:pPr>
-            <w:r>
-              <w:rPr>
-                <w:rFonts w:ascii="Times New Roman" w:hAnsi="Times New Roman" w:cs="Times New Roman"/>
-                <w:color w:val="000000"/>
-                <w:sz w:val="24"/>
-                <w:szCs w:val="24"/>
-              </w:rPr>
-              <w:t>0.00</w:t>
-            </w:r>
-          </w:p>
-        </w:tc>
-        <w:tc>
-          <w:tcPr>
-            <w:tcW w:w="1012" w:type="dxa"/>
+            <w:tcW w:w="1896" w:type="dxa"/>
+            <w:vAlign w:val="bottom"/>
+          </w:tcPr>
+          <w:p>
+            <w:pPr>
+              <w:jc w:val="center"/>
+              <w:cnfStyle w:val="000000000000" w:firstRow="0" w:lastRow="0" w:firstColumn="0" w:lastColumn="0" w:oddVBand="0" w:evenVBand="0" w:oddHBand="0" w:evenHBand="0" w:firstRowFirstColumn="0" w:firstRowLastColumn="0" w:lastRowFirstColumn="0" w:lastRowLastColumn="0"/>
+              <w:rPr>
+                <w:rFonts w:ascii="Times New Roman" w:eastAsia="Times New Roman" w:hAnsi="Times New Roman" w:cs="Times New Roman"/>
+                <w:sz w:val="24"/>
+                <w:szCs w:val="24"/>
+              </w:rPr>
+            </w:pPr>
+            <w:r>
+              <w:rPr>
+                <w:rFonts w:ascii="Times New Roman" w:hAnsi="Times New Roman" w:cs="Times New Roman"/>
+                <w:color w:val="000000"/>
+                <w:sz w:val="24"/>
+                <w:szCs w:val="24"/>
+              </w:rPr>
+              <w:t>0.00</w:t>
+            </w:r>
+          </w:p>
+        </w:tc>
+        <w:tc>
+          <w:tcPr>
+            <w:tcW w:w="1530" w:type="dxa"/>
             <w:vAlign w:val="bottom"/>
           </w:tcPr>
           <w:p>
@@ -6428,7 +6436,7 @@
         </w:tc>
         <w:tc>
           <w:tcPr>
-            <w:tcW w:w="1243" w:type="dxa"/>
+            <w:tcW w:w="1997" w:type="dxa"/>
             <w:vAlign w:val="bottom"/>
           </w:tcPr>
           <w:p>
@@ -6461,85 +6469,84 @@
         <w:tc>
           <w:tcPr>
             <w:cnfStyle w:val="001000000000" w:firstRow="0" w:lastRow="0" w:firstColumn="1" w:lastColumn="0" w:oddVBand="0" w:evenVBand="0" w:oddHBand="0" w:evenHBand="0" w:firstRowFirstColumn="0" w:firstRowLastColumn="0" w:lastRowFirstColumn="0" w:lastRowLastColumn="0"/>
-            <w:tcW w:w="2020" w:type="dxa"/>
-            <w:noWrap/>
-            <w:hideMark/>
-          </w:tcPr>
-          <w:p>
-            <w:pPr>
-              <w:jc w:val="center"/>
-              <w:rPr>
-                <w:rFonts w:ascii="Times New Roman" w:eastAsia="Times New Roman" w:hAnsi="Times New Roman" w:cs="Times New Roman"/>
-                <w:sz w:val="24"/>
-                <w:szCs w:val="24"/>
-              </w:rPr>
-            </w:pPr>
-            <w:r>
-              <w:rPr>
-                <w:rFonts w:ascii="Times New Roman" w:eastAsia="Times New Roman" w:hAnsi="Times New Roman" w:cs="Times New Roman"/>
-                <w:sz w:val="24"/>
-                <w:szCs w:val="24"/>
-              </w:rPr>
-              <w:lastRenderedPageBreak/>
+            <w:tcW w:w="1705" w:type="dxa"/>
+            <w:noWrap/>
+            <w:hideMark/>
+          </w:tcPr>
+          <w:p>
+            <w:pPr>
+              <w:jc w:val="center"/>
+              <w:rPr>
+                <w:rFonts w:ascii="Times New Roman" w:eastAsia="Times New Roman" w:hAnsi="Times New Roman" w:cs="Times New Roman"/>
+                <w:sz w:val="24"/>
+                <w:szCs w:val="24"/>
+              </w:rPr>
+            </w:pPr>
+            <w:r>
+              <w:rPr>
+                <w:rFonts w:ascii="Times New Roman" w:eastAsia="Times New Roman" w:hAnsi="Times New Roman" w:cs="Times New Roman"/>
+                <w:sz w:val="24"/>
+                <w:szCs w:val="24"/>
+              </w:rPr>
               <w:t>16</w:t>
             </w:r>
           </w:p>
         </w:tc>
         <w:tc>
           <w:tcPr>
-            <w:tcW w:w="950" w:type="dxa"/>
-            <w:noWrap/>
-            <w:hideMark/>
-          </w:tcPr>
-          <w:p>
-            <w:pPr>
-              <w:jc w:val="center"/>
-              <w:cnfStyle w:val="000000000000" w:firstRow="0" w:lastRow="0" w:firstColumn="0" w:lastColumn="0" w:oddVBand="0" w:evenVBand="0" w:oddHBand="0" w:evenHBand="0" w:firstRowFirstColumn="0" w:firstRowLastColumn="0" w:lastRowFirstColumn="0" w:lastRowLastColumn="0"/>
-              <w:rPr>
-                <w:rFonts w:ascii="Times New Roman" w:eastAsia="Times New Roman" w:hAnsi="Times New Roman" w:cs="Times New Roman"/>
-                <w:sz w:val="24"/>
-                <w:szCs w:val="24"/>
-              </w:rPr>
-            </w:pPr>
-            <w:r>
-              <w:rPr>
-                <w:rFonts w:ascii="Times New Roman" w:eastAsia="Times New Roman" w:hAnsi="Times New Roman" w:cs="Times New Roman"/>
-                <w:sz w:val="24"/>
-                <w:szCs w:val="24"/>
-              </w:rPr>
-              <w:t>0.00</w:t>
-            </w:r>
-          </w:p>
-        </w:tc>
-        <w:tc>
-          <w:tcPr>
-            <w:tcW w:w="1870" w:type="dxa"/>
-            <w:noWrap/>
-            <w:hideMark/>
-          </w:tcPr>
-          <w:p>
-            <w:pPr>
-              <w:jc w:val="center"/>
-              <w:cnfStyle w:val="000000000000" w:firstRow="0" w:lastRow="0" w:firstColumn="0" w:lastColumn="0" w:oddVBand="0" w:evenVBand="0" w:oddHBand="0" w:evenHBand="0" w:firstRowFirstColumn="0" w:firstRowLastColumn="0" w:lastRowFirstColumn="0" w:lastRowLastColumn="0"/>
-              <w:rPr>
-                <w:rFonts w:ascii="Times New Roman" w:eastAsia="Times New Roman" w:hAnsi="Times New Roman" w:cs="Times New Roman"/>
-                <w:sz w:val="24"/>
-                <w:szCs w:val="24"/>
-              </w:rPr>
-            </w:pPr>
-            <w:r>
-              <w:rPr>
-                <w:rFonts w:ascii="Times New Roman" w:eastAsia="Times New Roman" w:hAnsi="Times New Roman" w:cs="Times New Roman"/>
-                <w:sz w:val="24"/>
-                <w:szCs w:val="24"/>
-              </w:rPr>
-              <w:t>0.00</w:t>
-            </w:r>
-          </w:p>
-        </w:tc>
-        <w:tc>
-          <w:tcPr>
-            <w:tcW w:w="859" w:type="dxa"/>
+            <w:tcW w:w="1265" w:type="dxa"/>
+            <w:noWrap/>
+            <w:hideMark/>
+          </w:tcPr>
+          <w:p>
+            <w:pPr>
+              <w:jc w:val="center"/>
+              <w:cnfStyle w:val="000000000000" w:firstRow="0" w:lastRow="0" w:firstColumn="0" w:lastColumn="0" w:oddVBand="0" w:evenVBand="0" w:oddHBand="0" w:evenHBand="0" w:firstRowFirstColumn="0" w:firstRowLastColumn="0" w:lastRowFirstColumn="0" w:lastRowLastColumn="0"/>
+              <w:rPr>
+                <w:rFonts w:ascii="Times New Roman" w:eastAsia="Times New Roman" w:hAnsi="Times New Roman" w:cs="Times New Roman"/>
+                <w:sz w:val="24"/>
+                <w:szCs w:val="24"/>
+              </w:rPr>
+            </w:pPr>
+            <w:r>
+              <w:rPr>
+                <w:rFonts w:ascii="Times New Roman" w:eastAsia="Times New Roman" w:hAnsi="Times New Roman" w:cs="Times New Roman"/>
+                <w:sz w:val="24"/>
+                <w:szCs w:val="24"/>
+              </w:rPr>
+              <w:t>0.00</w:t>
+            </w:r>
+          </w:p>
+        </w:tc>
+        <w:tc>
+          <w:tcPr>
+            <w:tcW w:w="1363" w:type="dxa"/>
+            <w:noWrap/>
+            <w:hideMark/>
+          </w:tcPr>
+          <w:p>
+            <w:pPr>
+              <w:jc w:val="center"/>
+              <w:cnfStyle w:val="000000000000" w:firstRow="0" w:lastRow="0" w:firstColumn="0" w:lastColumn="0" w:oddVBand="0" w:evenVBand="0" w:oddHBand="0" w:evenHBand="0" w:firstRowFirstColumn="0" w:firstRowLastColumn="0" w:lastRowFirstColumn="0" w:lastRowLastColumn="0"/>
+              <w:rPr>
+                <w:rFonts w:ascii="Times New Roman" w:eastAsia="Times New Roman" w:hAnsi="Times New Roman" w:cs="Times New Roman"/>
+                <w:sz w:val="24"/>
+                <w:szCs w:val="24"/>
+              </w:rPr>
+            </w:pPr>
+            <w:r>
+              <w:rPr>
+                <w:rFonts w:ascii="Times New Roman" w:eastAsia="Times New Roman" w:hAnsi="Times New Roman" w:cs="Times New Roman"/>
+                <w:sz w:val="24"/>
+                <w:szCs w:val="24"/>
+              </w:rPr>
+              <w:t>0.00</w:t>
+            </w:r>
+          </w:p>
+        </w:tc>
+        <w:tc>
+          <w:tcPr>
+            <w:tcW w:w="876" w:type="dxa"/>
             <w:vAlign w:val="bottom"/>
           </w:tcPr>
           <w:p>
@@ -6565,33 +6572,33 @@
         </w:tc>
         <w:tc>
           <w:tcPr>
-            <w:tcW w:w="1396" w:type="dxa"/>
-            <w:vAlign w:val="bottom"/>
-          </w:tcPr>
-          <w:p>
-            <w:pPr>
-              <w:jc w:val="center"/>
-              <w:cnfStyle w:val="000000000000" w:firstRow="0" w:lastRow="0" w:firstColumn="0" w:lastColumn="0" w:oddVBand="0" w:evenVBand="0" w:oddHBand="0" w:evenHBand="0" w:firstRowFirstColumn="0" w:firstRowLastColumn="0" w:lastRowFirstColumn="0" w:lastRowLastColumn="0"/>
-              <w:rPr>
-                <w:rFonts w:ascii="Times New Roman" w:eastAsia="Times New Roman" w:hAnsi="Times New Roman" w:cs="Times New Roman"/>
-                <w:sz w:val="24"/>
-                <w:szCs w:val="24"/>
-              </w:rPr>
-            </w:pPr>
-            <w:r>
-              <w:rPr>
-                <w:rFonts w:ascii="Times New Roman" w:hAnsi="Times New Roman" w:cs="Times New Roman"/>
-                <w:color w:val="000000"/>
-                <w:sz w:val="24"/>
-                <w:szCs w:val="24"/>
-              </w:rPr>
-              <w:t>0.00</w:t>
-            </w:r>
-          </w:p>
-        </w:tc>
-        <w:tc>
-          <w:tcPr>
-            <w:tcW w:w="1012" w:type="dxa"/>
+            <w:tcW w:w="1896" w:type="dxa"/>
+            <w:vAlign w:val="bottom"/>
+          </w:tcPr>
+          <w:p>
+            <w:pPr>
+              <w:jc w:val="center"/>
+              <w:cnfStyle w:val="000000000000" w:firstRow="0" w:lastRow="0" w:firstColumn="0" w:lastColumn="0" w:oddVBand="0" w:evenVBand="0" w:oddHBand="0" w:evenHBand="0" w:firstRowFirstColumn="0" w:firstRowLastColumn="0" w:lastRowFirstColumn="0" w:lastRowLastColumn="0"/>
+              <w:rPr>
+                <w:rFonts w:ascii="Times New Roman" w:eastAsia="Times New Roman" w:hAnsi="Times New Roman" w:cs="Times New Roman"/>
+                <w:sz w:val="24"/>
+                <w:szCs w:val="24"/>
+              </w:rPr>
+            </w:pPr>
+            <w:r>
+              <w:rPr>
+                <w:rFonts w:ascii="Times New Roman" w:hAnsi="Times New Roman" w:cs="Times New Roman"/>
+                <w:color w:val="000000"/>
+                <w:sz w:val="24"/>
+                <w:szCs w:val="24"/>
+              </w:rPr>
+              <w:t>0.00</w:t>
+            </w:r>
+          </w:p>
+        </w:tc>
+        <w:tc>
+          <w:tcPr>
+            <w:tcW w:w="1530" w:type="dxa"/>
             <w:vAlign w:val="bottom"/>
           </w:tcPr>
           <w:p>
@@ -6618,7 +6625,7 @@
         </w:tc>
         <w:tc>
           <w:tcPr>
-            <w:tcW w:w="1243" w:type="dxa"/>
+            <w:tcW w:w="1997" w:type="dxa"/>
             <w:vAlign w:val="bottom"/>
           </w:tcPr>
           <w:p>
@@ -6651,7 +6658,7 @@
         <w:tc>
           <w:tcPr>
             <w:cnfStyle w:val="001000000000" w:firstRow="0" w:lastRow="0" w:firstColumn="1" w:lastColumn="0" w:oddVBand="0" w:evenVBand="0" w:oddHBand="0" w:evenHBand="0" w:firstRowFirstColumn="0" w:firstRowLastColumn="0" w:lastRowFirstColumn="0" w:lastRowLastColumn="0"/>
-            <w:tcW w:w="2020" w:type="dxa"/>
+            <w:tcW w:w="1705" w:type="dxa"/>
             <w:noWrap/>
             <w:hideMark/>
           </w:tcPr>
@@ -6676,7 +6683,7 @@
         </w:tc>
         <w:tc>
           <w:tcPr>
-            <w:tcW w:w="950" w:type="dxa"/>
+            <w:tcW w:w="1265" w:type="dxa"/>
             <w:noWrap/>
             <w:hideMark/>
           </w:tcPr>
@@ -6704,7 +6711,7 @@
         </w:tc>
         <w:tc>
           <w:tcPr>
-            <w:tcW w:w="1870" w:type="dxa"/>
+            <w:tcW w:w="1363" w:type="dxa"/>
             <w:noWrap/>
             <w:hideMark/>
           </w:tcPr>
@@ -6732,7 +6739,7 @@
         </w:tc>
         <w:tc>
           <w:tcPr>
-            <w:tcW w:w="859" w:type="dxa"/>
+            <w:tcW w:w="876" w:type="dxa"/>
           </w:tcPr>
           <w:p>
             <w:pPr>
@@ -6758,7 +6765,7 @@
         </w:tc>
         <w:tc>
           <w:tcPr>
-            <w:tcW w:w="1396" w:type="dxa"/>
+            <w:tcW w:w="1896" w:type="dxa"/>
           </w:tcPr>
           <w:p>
             <w:pPr>
@@ -6784,7 +6791,7 @@
         </w:tc>
         <w:tc>
           <w:tcPr>
-            <w:tcW w:w="1012" w:type="dxa"/>
+            <w:tcW w:w="1530" w:type="dxa"/>
           </w:tcPr>
           <w:p>
             <w:pPr>
@@ -6810,7 +6817,7 @@
         </w:tc>
         <w:tc>
           <w:tcPr>
-            <w:tcW w:w="1243" w:type="dxa"/>
+            <w:tcW w:w="1997" w:type="dxa"/>
           </w:tcPr>
           <w:p>
             <w:pPr>
@@ -6842,7 +6849,7 @@
         <w:tc>
           <w:tcPr>
             <w:cnfStyle w:val="001000000000" w:firstRow="0" w:lastRow="0" w:firstColumn="1" w:lastColumn="0" w:oddVBand="0" w:evenVBand="0" w:oddHBand="0" w:evenHBand="0" w:firstRowFirstColumn="0" w:firstRowLastColumn="0" w:lastRowFirstColumn="0" w:lastRowLastColumn="0"/>
-            <w:tcW w:w="2020" w:type="dxa"/>
+            <w:tcW w:w="1705" w:type="dxa"/>
             <w:noWrap/>
             <w:hideMark/>
           </w:tcPr>
@@ -6867,7 +6874,7 @@
         </w:tc>
         <w:tc>
           <w:tcPr>
-            <w:tcW w:w="950" w:type="dxa"/>
+            <w:tcW w:w="1265" w:type="dxa"/>
             <w:noWrap/>
             <w:hideMark/>
           </w:tcPr>
@@ -6895,7 +6902,7 @@
         </w:tc>
         <w:tc>
           <w:tcPr>
-            <w:tcW w:w="1870" w:type="dxa"/>
+            <w:tcW w:w="1363" w:type="dxa"/>
             <w:noWrap/>
             <w:hideMark/>
           </w:tcPr>
@@ -6923,7 +6930,7 @@
         </w:tc>
         <w:tc>
           <w:tcPr>
-            <w:tcW w:w="859" w:type="dxa"/>
+            <w:tcW w:w="876" w:type="dxa"/>
           </w:tcPr>
           <w:p>
             <w:pPr>
@@ -6949,7 +6956,7 @@
         </w:tc>
         <w:tc>
           <w:tcPr>
-            <w:tcW w:w="1396" w:type="dxa"/>
+            <w:tcW w:w="1896" w:type="dxa"/>
           </w:tcPr>
           <w:p>
             <w:pPr>
@@ -6975,7 +6982,7 @@
         </w:tc>
         <w:tc>
           <w:tcPr>
-            <w:tcW w:w="1012" w:type="dxa"/>
+            <w:tcW w:w="1530" w:type="dxa"/>
           </w:tcPr>
           <w:p>
             <w:pPr>
@@ -7001,7 +7008,7 @@
         </w:tc>
         <w:tc>
           <w:tcPr>
-            <w:tcW w:w="1243" w:type="dxa"/>
+            <w:tcW w:w="1997" w:type="dxa"/>
           </w:tcPr>
           <w:p>
             <w:pPr>
@@ -7039,7 +7046,7 @@
     <w:p/>
     <w:sectPr>
       <w:pgSz w:w="12240" w:h="15840"/>
-      <w:pgMar w:top="1440" w:right="1440" w:bottom="1440" w:left="1440" w:header="720" w:footer="720" w:gutter="0"/>
+      <w:pgMar w:top="720" w:right="720" w:bottom="720" w:left="720" w:header="720" w:footer="720" w:gutter="0"/>
       <w:cols w:space="720"/>
       <w:docGrid w:linePitch="360"/>
     </w:sectPr>
